--- a/Opleverset/0 Stageverslag/stageverslag.docx
+++ b/Opleverset/0 Stageverslag/stageverslag.docx
@@ -161,7 +161,7 @@
           <w:noProof/>
         </w:rPr>
         <w:drawing>
-          <wp:inline distT="0" distB="0" distL="0" distR="0" wp14:anchorId="0D1DDACB" wp14:editId="7631CBB3">
+          <wp:inline distT="0" distB="0" distL="0" distR="0" wp14:anchorId="0D1DDACB" wp14:editId="574CB04B">
             <wp:extent cx="3064669" cy="5448300"/>
             <wp:effectExtent l="0" t="0" r="2540" b="0"/>
             <wp:docPr id="838518484" name="Picture 6"/>
@@ -4724,7 +4724,7 @@
           <w:lang w:val="nl-NL"/>
         </w:rPr>
         <w:drawing>
-          <wp:inline distT="0" distB="0" distL="0" distR="0" wp14:anchorId="0859F885" wp14:editId="72F9DA1F">
+          <wp:inline distT="0" distB="0" distL="0" distR="0" wp14:anchorId="0859F885" wp14:editId="62544E4C">
             <wp:extent cx="5050264" cy="5302481"/>
             <wp:effectExtent l="0" t="0" r="0" b="0"/>
             <wp:docPr id="1415881745" name="Picture 5"/>
@@ -7248,66 +7248,6 @@
     </w:p>
     <w:p>
       <w:pPr>
-        <w:pStyle w:val="NormalWeb"/>
-        <w:rPr>
-          <w:rFonts w:ascii="Arial" w:hAnsi="Arial" w:cs="Arial"/>
-          <w:lang w:val="nl-NL"/>
-        </w:rPr>
-      </w:pPr>
-      <w:r>
-        <w:rPr>
-          <w:rStyle w:val="Strong"/>
-          <w:rFonts w:ascii="Arial" w:hAnsi="Arial" w:cs="Arial"/>
-          <w:lang w:val="nl-NL"/>
-        </w:rPr>
-        <w:t>Totale tijd:</w:t>
-      </w:r>
-      <w:r>
-        <w:rPr>
-          <w:rFonts w:ascii="Arial" w:hAnsi="Arial" w:cs="Arial"/>
-          <w:lang w:val="nl-NL"/>
-        </w:rPr>
-        <w:t xml:space="preserve"> ~6 – 30 seconden afhankelijk van gebruiker</w:t>
-      </w:r>
-    </w:p>
-    <w:p>
-      <w:pPr>
-        <w:pStyle w:val="Heading3"/>
-        <w:rPr>
-          <w:rFonts w:ascii="Arial" w:eastAsia="Times New Roman" w:hAnsi="Arial" w:cs="Arial"/>
-          <w:lang w:val="nl-NL"/>
-        </w:rPr>
-      </w:pPr>
-    </w:p>
-    <w:p>
-      <w:pPr>
-        <w:pStyle w:val="Heading3"/>
-        <w:rPr>
-          <w:rFonts w:ascii="Arial" w:eastAsia="Times New Roman" w:hAnsi="Arial" w:cs="Arial"/>
-          <w:lang w:val="nl-NL"/>
-        </w:rPr>
-      </w:pPr>
-    </w:p>
-    <w:p>
-      <w:pPr>
-        <w:pStyle w:val="Heading3"/>
-        <w:rPr>
-          <w:rFonts w:ascii="Arial" w:eastAsia="Times New Roman" w:hAnsi="Arial" w:cs="Arial"/>
-          <w:lang w:val="nl-NL"/>
-        </w:rPr>
-      </w:pPr>
-    </w:p>
-    <w:p>
-      <w:pPr>
-        <w:pStyle w:val="Heading3"/>
-        <w:rPr>
-          <w:rFonts w:ascii="Arial" w:eastAsia="Times New Roman" w:hAnsi="Arial" w:cs="Arial"/>
-          <w:lang w:val="nl-NL"/>
-        </w:rPr>
-      </w:pPr>
-    </w:p>
-    <w:p>
-      <w:pPr>
         <w:rPr>
           <w:rFonts w:ascii="Arial" w:eastAsia="Times New Roman" w:hAnsi="Arial" w:cs="Arial"/>
           <w:b/>
@@ -7413,63 +7353,63 @@
           <w:rFonts w:ascii="Arial" w:eastAsia="Times New Roman" w:hAnsi="Arial" w:cs="Arial"/>
           <w:lang w:val="nl-NL"/>
         </w:rPr>
+        <w:t>ingelocked</w:t>
+      </w:r>
+      <w:proofErr w:type="spellEnd"/>
+      <w:r>
+        <w:rPr>
+          <w:rFonts w:ascii="Arial" w:eastAsia="Times New Roman" w:hAnsi="Arial" w:cs="Arial"/>
+          <w:lang w:val="nl-NL"/>
+        </w:rPr>
+        <w:t xml:space="preserve">. Dus daarom </w:t>
+      </w:r>
+      <w:proofErr w:type="gramStart"/>
+      <w:r>
+        <w:rPr>
+          <w:rFonts w:ascii="Arial" w:eastAsia="Times New Roman" w:hAnsi="Arial" w:cs="Arial"/>
+          <w:lang w:val="nl-NL"/>
+        </w:rPr>
+        <w:t>upload</w:t>
+      </w:r>
+      <w:proofErr w:type="gramEnd"/>
+      <w:r>
+        <w:rPr>
+          <w:rFonts w:ascii="Arial" w:eastAsia="Times New Roman" w:hAnsi="Arial" w:cs="Arial"/>
+          <w:lang w:val="nl-NL"/>
+        </w:rPr>
+        <w:t xml:space="preserve"> hij direct de </w:t>
+      </w:r>
+      <w:proofErr w:type="spellStart"/>
+      <w:r>
+        <w:rPr>
+          <w:rFonts w:ascii="Arial" w:eastAsia="Times New Roman" w:hAnsi="Arial" w:cs="Arial"/>
+          <w:lang w:val="nl-NL"/>
+        </w:rPr>
+        <w:t>clock</w:t>
+      </w:r>
+      <w:proofErr w:type="spellEnd"/>
+      <w:r>
+        <w:rPr>
+          <w:rFonts w:ascii="Arial" w:eastAsia="Times New Roman" w:hAnsi="Arial" w:cs="Arial"/>
+          <w:lang w:val="nl-NL"/>
+        </w:rPr>
+        <w:t xml:space="preserve"> out tijd, en veranderd naar een succes scherm.</w:t>
+      </w:r>
+    </w:p>
+    <w:p>
+      <w:pPr>
+        <w:rPr>
+          <w:rFonts w:eastAsia="Times New Roman"/>
+          <w:lang w:val="nl-NL"/>
+        </w:rPr>
+      </w:pPr>
+      <w:r>
+        <w:rPr>
+          <w:rFonts w:eastAsia="Times New Roman"/>
+          <w:noProof/>
+          <w:lang w:val="nl-NL"/>
+        </w:rPr>
         <w:lastRenderedPageBreak/>
-        <w:t>ingelocked</w:t>
-      </w:r>
-      <w:proofErr w:type="spellEnd"/>
-      <w:r>
-        <w:rPr>
-          <w:rFonts w:ascii="Arial" w:eastAsia="Times New Roman" w:hAnsi="Arial" w:cs="Arial"/>
-          <w:lang w:val="nl-NL"/>
-        </w:rPr>
-        <w:t xml:space="preserve">. Dus daarom </w:t>
-      </w:r>
-      <w:proofErr w:type="gramStart"/>
-      <w:r>
-        <w:rPr>
-          <w:rFonts w:ascii="Arial" w:eastAsia="Times New Roman" w:hAnsi="Arial" w:cs="Arial"/>
-          <w:lang w:val="nl-NL"/>
-        </w:rPr>
-        <w:t>upload</w:t>
-      </w:r>
-      <w:proofErr w:type="gramEnd"/>
-      <w:r>
-        <w:rPr>
-          <w:rFonts w:ascii="Arial" w:eastAsia="Times New Roman" w:hAnsi="Arial" w:cs="Arial"/>
-          <w:lang w:val="nl-NL"/>
-        </w:rPr>
-        <w:t xml:space="preserve"> hij direct de </w:t>
-      </w:r>
-      <w:proofErr w:type="spellStart"/>
-      <w:r>
-        <w:rPr>
-          <w:rFonts w:ascii="Arial" w:eastAsia="Times New Roman" w:hAnsi="Arial" w:cs="Arial"/>
-          <w:lang w:val="nl-NL"/>
-        </w:rPr>
-        <w:t>clock</w:t>
-      </w:r>
-      <w:proofErr w:type="spellEnd"/>
-      <w:r>
-        <w:rPr>
-          <w:rFonts w:ascii="Arial" w:eastAsia="Times New Roman" w:hAnsi="Arial" w:cs="Arial"/>
-          <w:lang w:val="nl-NL"/>
-        </w:rPr>
-        <w:t xml:space="preserve"> out tijd, en veranderd naar een succes scherm.</w:t>
-      </w:r>
-    </w:p>
-    <w:p>
-      <w:pPr>
-        <w:rPr>
-          <w:rFonts w:eastAsia="Times New Roman"/>
-          <w:lang w:val="nl-NL"/>
-        </w:rPr>
-      </w:pPr>
-      <w:r>
-        <w:rPr>
-          <w:rFonts w:eastAsia="Times New Roman"/>
-          <w:noProof/>
-          <w:lang w:val="nl-NL"/>
-        </w:rPr>
         <w:drawing>
           <wp:inline distT="0" distB="0" distL="0" distR="0" wp14:anchorId="5DACFC7F" wp14:editId="248D7ED3">
             <wp:extent cx="5923280" cy="2688590"/>
@@ -7538,9 +7478,10 @@
     </w:p>
     <w:p>
       <w:pPr>
+        <w:pStyle w:val="ListParagraph"/>
         <w:numPr>
           <w:ilvl w:val="0"/>
-          <w:numId w:val="4"/>
+          <w:numId w:val="74"/>
         </w:numPr>
         <w:spacing w:before="100" w:beforeAutospacing="1" w:after="100" w:afterAutospacing="1" w:line="240" w:lineRule="auto"/>
         <w:rPr>
@@ -7554,7 +7495,43 @@
           <w:rFonts w:ascii="Arial" w:eastAsia="Times New Roman" w:hAnsi="Arial" w:cs="Arial"/>
           <w:lang w:val="nl-NL"/>
         </w:rPr>
-        <w:t>RFID Detection &amp; Lookup:</w:t>
+        <w:t xml:space="preserve">RFID </w:t>
+      </w:r>
+      <w:proofErr w:type="spellStart"/>
+      <w:r>
+        <w:rPr>
+          <w:rStyle w:val="Strong"/>
+          <w:rFonts w:ascii="Arial" w:eastAsia="Times New Roman" w:hAnsi="Arial" w:cs="Arial"/>
+          <w:lang w:val="nl-NL"/>
+        </w:rPr>
+        <w:t>Detection</w:t>
+      </w:r>
+      <w:proofErr w:type="spellEnd"/>
+      <w:r>
+        <w:rPr>
+          <w:rStyle w:val="Strong"/>
+          <w:rFonts w:ascii="Arial" w:eastAsia="Times New Roman" w:hAnsi="Arial" w:cs="Arial"/>
+          <w:lang w:val="nl-NL"/>
+        </w:rPr>
+        <w:t xml:space="preserve"> &amp; </w:t>
+      </w:r>
+      <w:proofErr w:type="spellStart"/>
+      <w:r>
+        <w:rPr>
+          <w:rStyle w:val="Strong"/>
+          <w:rFonts w:ascii="Arial" w:eastAsia="Times New Roman" w:hAnsi="Arial" w:cs="Arial"/>
+          <w:lang w:val="nl-NL"/>
+        </w:rPr>
+        <w:t>Lookup</w:t>
+      </w:r>
+      <w:proofErr w:type="spellEnd"/>
+      <w:r>
+        <w:rPr>
+          <w:rStyle w:val="Strong"/>
+          <w:rFonts w:ascii="Arial" w:eastAsia="Times New Roman" w:hAnsi="Arial" w:cs="Arial"/>
+          <w:lang w:val="nl-NL"/>
+        </w:rPr>
+        <w:t>:</w:t>
       </w:r>
       <w:r>
         <w:rPr>
@@ -7568,7 +7545,7 @@
       <w:pPr>
         <w:numPr>
           <w:ilvl w:val="0"/>
-          <w:numId w:val="4"/>
+          <w:numId w:val="74"/>
         </w:numPr>
         <w:spacing w:before="100" w:beforeAutospacing="1" w:after="100" w:afterAutospacing="1" w:line="240" w:lineRule="auto"/>
         <w:rPr>
@@ -7596,7 +7573,7 @@
       <w:pPr>
         <w:numPr>
           <w:ilvl w:val="0"/>
-          <w:numId w:val="4"/>
+          <w:numId w:val="74"/>
         </w:numPr>
         <w:spacing w:before="100" w:beforeAutospacing="1" w:after="100" w:afterAutospacing="1" w:line="240" w:lineRule="auto"/>
         <w:rPr>
@@ -7649,7 +7626,7 @@
       <w:pPr>
         <w:numPr>
           <w:ilvl w:val="0"/>
-          <w:numId w:val="4"/>
+          <w:numId w:val="74"/>
         </w:numPr>
         <w:spacing w:before="100" w:beforeAutospacing="1" w:after="100" w:afterAutospacing="1" w:line="240" w:lineRule="auto"/>
         <w:rPr>
@@ -7712,51 +7689,435 @@
     </w:p>
     <w:p>
       <w:pPr>
-        <w:pStyle w:val="NormalWeb"/>
-        <w:rPr>
-          <w:rFonts w:ascii="Arial" w:hAnsi="Arial" w:cs="Arial"/>
-          <w:lang w:val="nl-NL"/>
-        </w:rPr>
-      </w:pPr>
-      <w:r>
-        <w:rPr>
-          <w:rStyle w:val="Strong"/>
-          <w:rFonts w:ascii="Arial" w:hAnsi="Arial" w:cs="Arial"/>
-          <w:lang w:val="nl-NL"/>
-        </w:rPr>
-        <w:t>Totale tijd:</w:t>
-      </w:r>
-      <w:r>
-        <w:rPr>
-          <w:rFonts w:ascii="Arial" w:hAnsi="Arial" w:cs="Arial"/>
-          <w:lang w:val="nl-NL"/>
-        </w:rPr>
-        <w:t xml:space="preserve"> ~1-2 seconden</w:t>
-      </w:r>
-    </w:p>
-    <w:p>
-      <w:pPr>
-        <w:rPr>
-          <w:rFonts w:ascii="Arial" w:eastAsia="Times New Roman" w:hAnsi="Arial" w:cs="Arial"/>
-          <w:lang w:val="nl-NL"/>
-        </w:rPr>
-      </w:pPr>
-    </w:p>
-    <w:p>
-      <w:pPr>
-        <w:rPr>
-          <w:rFonts w:ascii="Arial" w:eastAsia="Times New Roman" w:hAnsi="Arial" w:cs="Arial"/>
-          <w:lang w:val="nl-NL"/>
-        </w:rPr>
-      </w:pPr>
-    </w:p>
-    <w:p>
-      <w:pPr>
-        <w:rPr>
-          <w:rFonts w:ascii="Arial" w:eastAsia="Times New Roman" w:hAnsi="Arial" w:cs="Arial"/>
-          <w:lang w:val="nl-NL"/>
-        </w:rPr>
-      </w:pPr>
+        <w:pStyle w:val="Heading3"/>
+        <w:rPr>
+          <w:rFonts w:ascii="Arial" w:eastAsia="Times New Roman" w:hAnsi="Arial" w:cs="Arial"/>
+          <w:lang w:val="nl-NL"/>
+        </w:rPr>
+      </w:pPr>
+    </w:p>
+    <w:p>
+      <w:pPr>
+        <w:pStyle w:val="Heading3"/>
+        <w:rPr>
+          <w:rFonts w:ascii="Arial" w:eastAsia="Times New Roman" w:hAnsi="Arial" w:cs="Arial"/>
+          <w:lang w:val="nl-NL"/>
+        </w:rPr>
+      </w:pPr>
+    </w:p>
+    <w:p>
+      <w:pPr>
+        <w:pStyle w:val="Heading3"/>
+        <w:rPr>
+          <w:rFonts w:ascii="Arial" w:eastAsia="Times New Roman" w:hAnsi="Arial" w:cs="Arial"/>
+          <w:lang w:val="nl-NL"/>
+        </w:rPr>
+      </w:pPr>
+    </w:p>
+    <w:p>
+      <w:pPr>
+        <w:pStyle w:val="Heading3"/>
+        <w:rPr>
+          <w:rFonts w:ascii="Arial" w:eastAsia="Times New Roman" w:hAnsi="Arial" w:cs="Arial"/>
+          <w:lang w:val="nl-NL"/>
+        </w:rPr>
+      </w:pPr>
+    </w:p>
+    <w:p>
+      <w:pPr>
+        <w:pStyle w:val="Heading3"/>
+        <w:rPr>
+          <w:rFonts w:ascii="Arial" w:eastAsia="Times New Roman" w:hAnsi="Arial" w:cs="Arial"/>
+          <w:lang w:val="nl-NL"/>
+        </w:rPr>
+      </w:pPr>
+    </w:p>
+    <w:p>
+      <w:pPr>
+        <w:pStyle w:val="Heading3"/>
+        <w:rPr>
+          <w:rFonts w:ascii="Arial" w:eastAsia="Times New Roman" w:hAnsi="Arial" w:cs="Arial"/>
+          <w:lang w:val="nl-NL"/>
+        </w:rPr>
+      </w:pPr>
+    </w:p>
+    <w:p>
+      <w:pPr>
+        <w:pStyle w:val="Heading3"/>
+        <w:rPr>
+          <w:rFonts w:ascii="Arial" w:eastAsia="Times New Roman" w:hAnsi="Arial" w:cs="Arial"/>
+          <w:lang w:val="nl-NL"/>
+        </w:rPr>
+      </w:pPr>
+    </w:p>
+    <w:p>
+      <w:pPr>
+        <w:pStyle w:val="Heading3"/>
+        <w:rPr>
+          <w:rFonts w:ascii="Arial" w:eastAsia="Times New Roman" w:hAnsi="Arial" w:cs="Arial"/>
+          <w:lang w:val="nl-NL"/>
+        </w:rPr>
+      </w:pPr>
+    </w:p>
+    <w:p>
+      <w:pPr>
+        <w:pStyle w:val="Heading3"/>
+        <w:rPr>
+          <w:rFonts w:ascii="Arial" w:eastAsia="Times New Roman" w:hAnsi="Arial" w:cs="Arial"/>
+          <w:lang w:val="nl-NL"/>
+        </w:rPr>
+      </w:pPr>
+    </w:p>
+    <w:p>
+      <w:pPr>
+        <w:pStyle w:val="Heading3"/>
+        <w:rPr>
+          <w:rFonts w:ascii="Arial" w:eastAsia="Times New Roman" w:hAnsi="Arial" w:cs="Arial"/>
+          <w:lang w:val="nl-NL"/>
+        </w:rPr>
+      </w:pPr>
+    </w:p>
+    <w:p>
+      <w:pPr>
+        <w:pStyle w:val="Heading3"/>
+        <w:rPr>
+          <w:rFonts w:ascii="Arial" w:eastAsia="Times New Roman" w:hAnsi="Arial" w:cs="Arial"/>
+          <w:lang w:val="nl-NL"/>
+        </w:rPr>
+      </w:pPr>
+      <w:r>
+        <w:rPr>
+          <w:rFonts w:ascii="Arial" w:eastAsia="Times New Roman" w:hAnsi="Arial" w:cs="Arial"/>
+          <w:lang w:val="nl-NL"/>
+        </w:rPr>
+        <w:lastRenderedPageBreak/>
+        <w:t>3</w:t>
+      </w:r>
+      <w:r>
+        <w:rPr>
+          <w:rFonts w:ascii="Arial" w:eastAsia="Times New Roman" w:hAnsi="Arial" w:cs="Arial"/>
+          <w:lang w:val="nl-NL"/>
+        </w:rPr>
+        <w:t>.</w:t>
+      </w:r>
+      <w:r>
+        <w:rPr>
+          <w:rFonts w:ascii="Arial" w:eastAsia="Times New Roman" w:hAnsi="Arial" w:cs="Arial"/>
+          <w:lang w:val="nl-NL"/>
+        </w:rPr>
+        <w:t>5</w:t>
+      </w:r>
+      <w:r>
+        <w:rPr>
+          <w:rFonts w:ascii="Arial" w:eastAsia="Times New Roman" w:hAnsi="Arial" w:cs="Arial"/>
+          <w:lang w:val="nl-NL"/>
+        </w:rPr>
+        <w:t xml:space="preserve"> </w:t>
+      </w:r>
+      <w:proofErr w:type="spellStart"/>
+      <w:r>
+        <w:rPr>
+          <w:rFonts w:ascii="Arial" w:eastAsia="Times New Roman" w:hAnsi="Arial" w:cs="Arial"/>
+          <w:lang w:val="nl-NL"/>
+        </w:rPr>
+        <w:t>Wiring</w:t>
+      </w:r>
+      <w:proofErr w:type="spellEnd"/>
+      <w:r>
+        <w:rPr>
+          <w:rFonts w:ascii="Arial" w:eastAsia="Times New Roman" w:hAnsi="Arial" w:cs="Arial"/>
+          <w:lang w:val="nl-NL"/>
+        </w:rPr>
+        <w:t xml:space="preserve"> diagram</w:t>
+      </w:r>
+    </w:p>
+    <w:p>
+      <w:pPr>
+        <w:rPr>
+          <w:rFonts w:ascii="Arial" w:eastAsia="Times New Roman" w:hAnsi="Arial" w:cs="Arial"/>
+          <w:lang w:val="nl-NL"/>
+        </w:rPr>
+      </w:pPr>
+      <w:r>
+        <w:rPr>
+          <w:rFonts w:ascii="Arial" w:eastAsia="Times New Roman" w:hAnsi="Arial" w:cs="Arial"/>
+          <w:lang w:val="nl-NL"/>
+        </w:rPr>
+        <w:t xml:space="preserve">Alle losse onderdelen moesten samen aan elkaar gekoppeld worden. Tijdens het testen van losse onderdelen waren er best wat moeilijkheden. De stm32 ondersteund heel veel </w:t>
+      </w:r>
+      <w:proofErr w:type="spellStart"/>
+      <w:r>
+        <w:rPr>
+          <w:rFonts w:ascii="Arial" w:eastAsia="Times New Roman" w:hAnsi="Arial" w:cs="Arial"/>
+          <w:lang w:val="nl-NL"/>
+        </w:rPr>
+        <w:t>spi</w:t>
+      </w:r>
+      <w:proofErr w:type="spellEnd"/>
+      <w:r>
+        <w:rPr>
+          <w:rFonts w:ascii="Arial" w:eastAsia="Times New Roman" w:hAnsi="Arial" w:cs="Arial"/>
+          <w:lang w:val="nl-NL"/>
+        </w:rPr>
+        <w:t xml:space="preserve"> verbindingen. Elk van deze had een verschillende configuratie menu, met talloze parameters. Wanneer een van deze parameters verkeerd </w:t>
+      </w:r>
+      <w:proofErr w:type="spellStart"/>
+      <w:r>
+        <w:rPr>
+          <w:rFonts w:ascii="Arial" w:eastAsia="Times New Roman" w:hAnsi="Arial" w:cs="Arial"/>
+          <w:lang w:val="nl-NL"/>
+        </w:rPr>
+        <w:t>getweaked</w:t>
+      </w:r>
+      <w:proofErr w:type="spellEnd"/>
+      <w:r>
+        <w:rPr>
+          <w:rFonts w:ascii="Arial" w:eastAsia="Times New Roman" w:hAnsi="Arial" w:cs="Arial"/>
+          <w:lang w:val="nl-NL"/>
+        </w:rPr>
+        <w:t xml:space="preserve"> werd, werden </w:t>
+      </w:r>
+      <w:proofErr w:type="gramStart"/>
+      <w:r>
+        <w:rPr>
+          <w:rFonts w:ascii="Arial" w:eastAsia="Times New Roman" w:hAnsi="Arial" w:cs="Arial"/>
+          <w:lang w:val="nl-NL"/>
+        </w:rPr>
+        <w:t>systeem functies</w:t>
+      </w:r>
+      <w:proofErr w:type="gramEnd"/>
+      <w:r>
+        <w:rPr>
+          <w:rFonts w:ascii="Arial" w:eastAsia="Times New Roman" w:hAnsi="Arial" w:cs="Arial"/>
+          <w:lang w:val="nl-NL"/>
+        </w:rPr>
+        <w:t xml:space="preserve"> uitgeschakeld. De </w:t>
+      </w:r>
+      <w:proofErr w:type="spellStart"/>
+      <w:r>
+        <w:rPr>
+          <w:rFonts w:ascii="Arial" w:eastAsia="Times New Roman" w:hAnsi="Arial" w:cs="Arial"/>
+          <w:lang w:val="nl-NL"/>
+        </w:rPr>
+        <w:t>pins</w:t>
+      </w:r>
+      <w:proofErr w:type="spellEnd"/>
+      <w:r>
+        <w:rPr>
+          <w:rFonts w:ascii="Arial" w:eastAsia="Times New Roman" w:hAnsi="Arial" w:cs="Arial"/>
+          <w:lang w:val="nl-NL"/>
+        </w:rPr>
+        <w:t xml:space="preserve"> van de stm32 zijn blanco en worden dus handmatig </w:t>
+      </w:r>
+      <w:proofErr w:type="spellStart"/>
+      <w:r>
+        <w:rPr>
+          <w:rFonts w:ascii="Arial" w:eastAsia="Times New Roman" w:hAnsi="Arial" w:cs="Arial"/>
+          <w:lang w:val="nl-NL"/>
+        </w:rPr>
+        <w:t>geassigned</w:t>
+      </w:r>
+      <w:proofErr w:type="spellEnd"/>
+      <w:r>
+        <w:rPr>
+          <w:rFonts w:ascii="Arial" w:eastAsia="Times New Roman" w:hAnsi="Arial" w:cs="Arial"/>
+          <w:lang w:val="nl-NL"/>
+        </w:rPr>
+        <w:t xml:space="preserve">. Door het </w:t>
+      </w:r>
+      <w:proofErr w:type="spellStart"/>
+      <w:r>
+        <w:rPr>
+          <w:rFonts w:ascii="Arial" w:eastAsia="Times New Roman" w:hAnsi="Arial" w:cs="Arial"/>
+          <w:lang w:val="nl-NL"/>
+        </w:rPr>
+        <w:t>process</w:t>
+      </w:r>
+      <w:proofErr w:type="spellEnd"/>
+      <w:r>
+        <w:rPr>
+          <w:rFonts w:ascii="Arial" w:eastAsia="Times New Roman" w:hAnsi="Arial" w:cs="Arial"/>
+          <w:lang w:val="nl-NL"/>
+        </w:rPr>
+        <w:t xml:space="preserve"> van handmatig </w:t>
+      </w:r>
+      <w:proofErr w:type="spellStart"/>
+      <w:r>
+        <w:rPr>
+          <w:rFonts w:ascii="Arial" w:eastAsia="Times New Roman" w:hAnsi="Arial" w:cs="Arial"/>
+          <w:lang w:val="nl-NL"/>
+        </w:rPr>
+        <w:t>pins</w:t>
+      </w:r>
+      <w:proofErr w:type="spellEnd"/>
+      <w:r>
+        <w:rPr>
+          <w:rFonts w:ascii="Arial" w:eastAsia="Times New Roman" w:hAnsi="Arial" w:cs="Arial"/>
+          <w:lang w:val="nl-NL"/>
+        </w:rPr>
+        <w:t xml:space="preserve"> </w:t>
+      </w:r>
+      <w:proofErr w:type="spellStart"/>
+      <w:r>
+        <w:rPr>
+          <w:rFonts w:ascii="Arial" w:eastAsia="Times New Roman" w:hAnsi="Arial" w:cs="Arial"/>
+          <w:lang w:val="nl-NL"/>
+        </w:rPr>
+        <w:t>toewijsen</w:t>
+      </w:r>
+      <w:proofErr w:type="spellEnd"/>
+      <w:r>
+        <w:rPr>
+          <w:rFonts w:ascii="Arial" w:eastAsia="Times New Roman" w:hAnsi="Arial" w:cs="Arial"/>
+          <w:lang w:val="nl-NL"/>
+        </w:rPr>
+        <w:t xml:space="preserve"> komt het dus voor dat er </w:t>
+      </w:r>
+      <w:proofErr w:type="spellStart"/>
+      <w:r>
+        <w:rPr>
+          <w:rFonts w:ascii="Arial" w:eastAsia="Times New Roman" w:hAnsi="Arial" w:cs="Arial"/>
+          <w:lang w:val="nl-NL"/>
+        </w:rPr>
+        <w:t>conflicted</w:t>
+      </w:r>
+      <w:proofErr w:type="spellEnd"/>
+      <w:r>
+        <w:rPr>
+          <w:rFonts w:ascii="Arial" w:eastAsia="Times New Roman" w:hAnsi="Arial" w:cs="Arial"/>
+          <w:lang w:val="nl-NL"/>
+        </w:rPr>
+        <w:t xml:space="preserve"> </w:t>
+      </w:r>
+      <w:proofErr w:type="spellStart"/>
+      <w:r>
+        <w:rPr>
+          <w:rFonts w:ascii="Arial" w:eastAsia="Times New Roman" w:hAnsi="Arial" w:cs="Arial"/>
+          <w:lang w:val="nl-NL"/>
+        </w:rPr>
+        <w:t>onstaan</w:t>
+      </w:r>
+      <w:proofErr w:type="spellEnd"/>
+      <w:r>
+        <w:rPr>
+          <w:rFonts w:ascii="Arial" w:eastAsia="Times New Roman" w:hAnsi="Arial" w:cs="Arial"/>
+          <w:lang w:val="nl-NL"/>
+        </w:rPr>
+        <w:t xml:space="preserve"> met andere </w:t>
+      </w:r>
+      <w:proofErr w:type="spellStart"/>
+      <w:r>
+        <w:rPr>
+          <w:rFonts w:ascii="Arial" w:eastAsia="Times New Roman" w:hAnsi="Arial" w:cs="Arial"/>
+          <w:lang w:val="nl-NL"/>
+        </w:rPr>
+        <w:t>pins</w:t>
+      </w:r>
+      <w:proofErr w:type="spellEnd"/>
+      <w:r>
+        <w:rPr>
+          <w:rFonts w:ascii="Arial" w:eastAsia="Times New Roman" w:hAnsi="Arial" w:cs="Arial"/>
+          <w:lang w:val="nl-NL"/>
+        </w:rPr>
+        <w:t xml:space="preserve">. </w:t>
+      </w:r>
+      <w:proofErr w:type="spellStart"/>
+      <w:r>
+        <w:rPr>
+          <w:rFonts w:ascii="Arial" w:eastAsia="Times New Roman" w:hAnsi="Arial" w:cs="Arial"/>
+          <w:lang w:val="nl-NL"/>
+        </w:rPr>
+        <w:t>Pins</w:t>
+      </w:r>
+      <w:proofErr w:type="spellEnd"/>
+      <w:r>
+        <w:rPr>
+          <w:rFonts w:ascii="Arial" w:eastAsia="Times New Roman" w:hAnsi="Arial" w:cs="Arial"/>
+          <w:lang w:val="nl-NL"/>
+        </w:rPr>
+        <w:t xml:space="preserve"> zouden dus bijvoorbeeld een conflict hebben met ingebouwde </w:t>
+      </w:r>
+      <w:proofErr w:type="spellStart"/>
+      <w:r>
+        <w:rPr>
+          <w:rFonts w:ascii="Arial" w:eastAsia="Times New Roman" w:hAnsi="Arial" w:cs="Arial"/>
+          <w:lang w:val="nl-NL"/>
+        </w:rPr>
+        <w:t>hardcoded</w:t>
+      </w:r>
+      <w:proofErr w:type="spellEnd"/>
+      <w:r>
+        <w:rPr>
+          <w:rFonts w:ascii="Arial" w:eastAsia="Times New Roman" w:hAnsi="Arial" w:cs="Arial"/>
+          <w:lang w:val="nl-NL"/>
+        </w:rPr>
+        <w:t xml:space="preserve"> functies, wat </w:t>
+      </w:r>
+      <w:proofErr w:type="gramStart"/>
+      <w:r>
+        <w:rPr>
+          <w:rFonts w:ascii="Arial" w:eastAsia="Times New Roman" w:hAnsi="Arial" w:cs="Arial"/>
+          <w:lang w:val="nl-NL"/>
+        </w:rPr>
+        <w:t>er voor</w:t>
+      </w:r>
+      <w:proofErr w:type="gramEnd"/>
+      <w:r>
+        <w:rPr>
+          <w:rFonts w:ascii="Arial" w:eastAsia="Times New Roman" w:hAnsi="Arial" w:cs="Arial"/>
+          <w:lang w:val="nl-NL"/>
+        </w:rPr>
+        <w:t xml:space="preserve"> zorgt dat SPI niet functioneert. Het werkende diagram hier onder beschreven.</w:t>
+      </w:r>
+    </w:p>
+    <w:p>
+      <w:pPr>
+        <w:rPr>
+          <w:rFonts w:ascii="Arial" w:eastAsia="Times New Roman" w:hAnsi="Arial" w:cs="Arial"/>
+          <w:lang w:val="nl-NL"/>
+        </w:rPr>
+      </w:pPr>
+      <w:r>
+        <w:rPr>
+          <w:rFonts w:ascii="Arial" w:eastAsia="Times New Roman" w:hAnsi="Arial" w:cs="Arial"/>
+          <w:lang w:val="nl-NL"/>
+        </w:rPr>
+        <w:drawing>
+          <wp:inline distT="0" distB="0" distL="0" distR="0" wp14:anchorId="76B35840" wp14:editId="35F1571F">
+            <wp:extent cx="4753155" cy="3577053"/>
+            <wp:effectExtent l="0" t="0" r="9525" b="4445"/>
+            <wp:docPr id="771040152" name="Picture 1"/>
+            <wp:cNvGraphicFramePr>
+              <a:graphicFrameLocks xmlns:a="http://schemas.openxmlformats.org/drawingml/2006/main" noChangeAspect="1"/>
+            </wp:cNvGraphicFramePr>
+            <a:graphic xmlns:a="http://schemas.openxmlformats.org/drawingml/2006/main">
+              <a:graphicData uri="http://schemas.openxmlformats.org/drawingml/2006/picture">
+                <pic:pic xmlns:pic="http://schemas.openxmlformats.org/drawingml/2006/picture">
+                  <pic:nvPicPr>
+                    <pic:cNvPr id="771040152" name=""/>
+                    <pic:cNvPicPr/>
+                  </pic:nvPicPr>
+                  <pic:blipFill>
+                    <a:blip r:embed="rId16"/>
+                    <a:stretch>
+                      <a:fillRect/>
+                    </a:stretch>
+                  </pic:blipFill>
+                  <pic:spPr>
+                    <a:xfrm>
+                      <a:off x="0" y="0"/>
+                      <a:ext cx="4762155" cy="3583826"/>
+                    </a:xfrm>
+                    <a:prstGeom prst="rect">
+                      <a:avLst/>
+                    </a:prstGeom>
+                  </pic:spPr>
+                </pic:pic>
+              </a:graphicData>
+            </a:graphic>
+          </wp:inline>
+        </w:drawing>
+      </w:r>
     </w:p>
     <w:p>
       <w:pPr>
@@ -8000,72 +8361,96 @@
       <w:pPr>
         <w:rPr>
           <w:rFonts w:eastAsia="Times New Roman"/>
-        </w:rPr>
-      </w:pPr>
-      <w:proofErr w:type="spellStart"/>
-      <w:r>
-        <w:rPr>
-          <w:rFonts w:eastAsia="Times New Roman"/>
-        </w:rPr>
-        <w:t>Nieuwe</w:t>
-      </w:r>
-      <w:proofErr w:type="spellEnd"/>
-      <w:r>
-        <w:rPr>
-          <w:rFonts w:eastAsia="Times New Roman"/>
+          <w:lang w:val="nl-NL"/>
+        </w:rPr>
+      </w:pPr>
+      <w:r>
+        <w:rPr>
+          <w:rFonts w:eastAsia="Times New Roman"/>
+          <w:lang w:val="nl-NL"/>
+        </w:rPr>
+        <w:t>Nieuwe gebruiker aanmaken</w:t>
+      </w:r>
+    </w:p>
+    <w:p>
+      <w:pPr>
+        <w:pStyle w:val="Heading4"/>
+        <w:rPr>
+          <w:rFonts w:ascii="Arial" w:eastAsia="Times New Roman" w:hAnsi="Arial" w:cs="Arial"/>
+          <w:lang w:val="nl-NL"/>
+        </w:rPr>
+      </w:pPr>
+      <w:r>
+        <w:rPr>
+          <w:rFonts w:ascii="Arial" w:eastAsia="Times New Roman" w:hAnsi="Arial" w:cs="Arial"/>
+          <w:lang w:val="nl-NL"/>
+        </w:rPr>
+        <w:t xml:space="preserve">1 </w:t>
+      </w:r>
+      <w:proofErr w:type="spellStart"/>
+      <w:r>
+        <w:rPr>
+          <w:rFonts w:ascii="Arial" w:eastAsia="Times New Roman" w:hAnsi="Arial" w:cs="Arial"/>
+          <w:lang w:val="nl-NL"/>
+        </w:rPr>
+        <w:t>Physical</w:t>
+      </w:r>
+      <w:proofErr w:type="spellEnd"/>
+      <w:r>
+        <w:rPr>
+          <w:rFonts w:ascii="Arial" w:eastAsia="Times New Roman" w:hAnsi="Arial" w:cs="Arial"/>
+          <w:lang w:val="nl-NL"/>
         </w:rPr>
         <w:t xml:space="preserve"> </w:t>
       </w:r>
       <w:proofErr w:type="spellStart"/>
       <w:r>
         <w:rPr>
-          <w:rFonts w:eastAsia="Times New Roman"/>
-        </w:rPr>
-        <w:t>gebruiker</w:t>
-      </w:r>
-      <w:proofErr w:type="spellEnd"/>
-      <w:r>
-        <w:rPr>
-          <w:rFonts w:eastAsia="Times New Roman"/>
+          <w:rFonts w:ascii="Arial" w:eastAsia="Times New Roman" w:hAnsi="Arial" w:cs="Arial"/>
+          <w:lang w:val="nl-NL"/>
+        </w:rPr>
+        <w:t>encasing</w:t>
+      </w:r>
+      <w:proofErr w:type="spellEnd"/>
+      <w:r>
+        <w:rPr>
+          <w:rFonts w:ascii="Arial" w:eastAsia="Times New Roman" w:hAnsi="Arial" w:cs="Arial"/>
+          <w:lang w:val="nl-NL"/>
         </w:rPr>
         <w:t xml:space="preserve"> </w:t>
       </w:r>
       <w:proofErr w:type="spellStart"/>
       <w:r>
         <w:rPr>
-          <w:rFonts w:eastAsia="Times New Roman"/>
-        </w:rPr>
-        <w:t>aanmaken</w:t>
-      </w:r>
-      <w:proofErr w:type="spellEnd"/>
-    </w:p>
-    <w:p>
-      <w:pPr>
-        <w:pStyle w:val="Heading4"/>
-        <w:rPr>
-          <w:rFonts w:ascii="Arial" w:eastAsia="Times New Roman" w:hAnsi="Arial" w:cs="Arial"/>
-        </w:rPr>
-      </w:pPr>
-      <w:r>
-        <w:rPr>
-          <w:rFonts w:ascii="Arial" w:eastAsia="Times New Roman" w:hAnsi="Arial" w:cs="Arial"/>
-        </w:rPr>
-        <w:t xml:space="preserve">1 </w:t>
-      </w:r>
-      <w:r>
-        <w:rPr>
-          <w:rFonts w:ascii="Arial" w:eastAsia="Times New Roman" w:hAnsi="Arial" w:cs="Arial"/>
-        </w:rPr>
-        <w:t xml:space="preserve">Physical encasing for the product: </w:t>
-      </w:r>
-      <w:proofErr w:type="spellStart"/>
-      <w:r>
-        <w:rPr>
-          <w:rFonts w:ascii="Arial" w:eastAsia="Times New Roman" w:hAnsi="Arial" w:cs="Arial"/>
-        </w:rPr>
-        <w:t>Voldaan</w:t>
-      </w:r>
-      <w:proofErr w:type="spellEnd"/>
+          <w:rFonts w:ascii="Arial" w:eastAsia="Times New Roman" w:hAnsi="Arial" w:cs="Arial"/>
+          <w:lang w:val="nl-NL"/>
+        </w:rPr>
+        <w:t>for</w:t>
+      </w:r>
+      <w:proofErr w:type="spellEnd"/>
+      <w:r>
+        <w:rPr>
+          <w:rFonts w:ascii="Arial" w:eastAsia="Times New Roman" w:hAnsi="Arial" w:cs="Arial"/>
+          <w:lang w:val="nl-NL"/>
+        </w:rPr>
+        <w:t xml:space="preserve"> </w:t>
+      </w:r>
+      <w:proofErr w:type="spellStart"/>
+      <w:r>
+        <w:rPr>
+          <w:rFonts w:ascii="Arial" w:eastAsia="Times New Roman" w:hAnsi="Arial" w:cs="Arial"/>
+          <w:lang w:val="nl-NL"/>
+        </w:rPr>
+        <w:t>the</w:t>
+      </w:r>
+      <w:proofErr w:type="spellEnd"/>
+      <w:r>
+        <w:rPr>
+          <w:rFonts w:ascii="Arial" w:eastAsia="Times New Roman" w:hAnsi="Arial" w:cs="Arial"/>
+          <w:lang w:val="nl-NL"/>
+        </w:rPr>
+        <w:t xml:space="preserve"> product: Voldaan</w:t>
+      </w:r>
     </w:p>
     <w:p>
       <w:pPr>
@@ -8524,6 +8909,7 @@
       <w:r>
         <w:rPr>
           <w:rFonts w:eastAsia="Times New Roman"/>
+          <w:noProof/>
           <w:lang w:val="nl-NL"/>
         </w:rPr>
         <w:drawing>
@@ -8542,7 +8928,7 @@
                     <pic:cNvPicPr/>
                   </pic:nvPicPr>
                   <pic:blipFill>
-                    <a:blip r:embed="rId16"/>
+                    <a:blip r:embed="rId17"/>
                     <a:stretch>
                       <a:fillRect/>
                     </a:stretch>
@@ -8645,6 +9031,7 @@
       <w:r>
         <w:rPr>
           <w:rFonts w:eastAsia="Times New Roman"/>
+          <w:noProof/>
           <w:lang w:val="nl-NL"/>
         </w:rPr>
         <w:drawing>
@@ -8663,7 +9050,7 @@
                     <pic:cNvPicPr/>
                   </pic:nvPicPr>
                   <pic:blipFill>
-                    <a:blip r:embed="rId17"/>
+                    <a:blip r:embed="rId18"/>
                     <a:stretch>
                       <a:fillRect/>
                     </a:stretch>
@@ -8907,7 +9294,7 @@
                     <pic:cNvPicPr/>
                   </pic:nvPicPr>
                   <pic:blipFill>
-                    <a:blip r:embed="rId18"/>
+                    <a:blip r:embed="rId19"/>
                     <a:stretch>
                       <a:fillRect/>
                     </a:stretch>
@@ -9097,7 +9484,7 @@
                     <pic:cNvPicPr/>
                   </pic:nvPicPr>
                   <pic:blipFill>
-                    <a:blip r:embed="rId19"/>
+                    <a:blip r:embed="rId20"/>
                     <a:stretch>
                       <a:fillRect/>
                     </a:stretch>
@@ -9198,7 +9585,7 @@
                     <pic:cNvPicPr/>
                   </pic:nvPicPr>
                   <pic:blipFill>
-                    <a:blip r:embed="rId20">
+                    <a:blip r:embed="rId21">
                       <a:extLst>
                         <a:ext uri="{28A0092B-C50C-407E-A947-70E740481C1C}">
                           <a14:useLocalDpi xmlns:a14="http://schemas.microsoft.com/office/drawing/2010/main" val="0"/>
@@ -9565,7 +9952,7 @@
                     <pic:cNvPicPr/>
                   </pic:nvPicPr>
                   <pic:blipFill>
-                    <a:blip r:embed="rId21"/>
+                    <a:blip r:embed="rId22"/>
                     <a:stretch>
                       <a:fillRect/>
                     </a:stretch>
@@ -9990,6 +10377,7 @@
       <w:r>
         <w:rPr>
           <w:rFonts w:eastAsia="Times New Roman"/>
+          <w:noProof/>
           <w:lang w:val="nl-NL"/>
         </w:rPr>
         <w:drawing>
@@ -10008,7 +10396,7 @@
                     <pic:cNvPicPr/>
                   </pic:nvPicPr>
                   <pic:blipFill>
-                    <a:blip r:embed="rId22"/>
+                    <a:blip r:embed="rId23"/>
                     <a:stretch>
                       <a:fillRect/>
                     </a:stretch>
@@ -10037,6 +10425,7 @@
       <w:r>
         <w:rPr>
           <w:rFonts w:eastAsia="Times New Roman"/>
+          <w:noProof/>
           <w:lang w:val="nl-NL"/>
         </w:rPr>
         <w:drawing>
@@ -10055,7 +10444,7 @@
                     <pic:cNvPicPr/>
                   </pic:nvPicPr>
                   <pic:blipFill>
-                    <a:blip r:embed="rId23"/>
+                    <a:blip r:embed="rId24"/>
                     <a:stretch>
                       <a:fillRect/>
                     </a:stretch>
@@ -10075,12 +10464,6 @@
           </wp:inline>
         </w:drawing>
       </w:r>
-      <w:r>
-        <w:rPr>
-          <w:noProof/>
-        </w:rPr>
-        <w:t>l</w:t>
-      </w:r>
     </w:p>
     <w:p>
       <w:pPr>
@@ -10147,13 +10530,31 @@
         <w:pStyle w:val="Heading4"/>
         <w:rPr>
           <w:rFonts w:ascii="Arial" w:eastAsia="Times New Roman" w:hAnsi="Arial" w:cs="Arial"/>
-        </w:rPr>
-      </w:pPr>
-      <w:r>
-        <w:rPr>
-          <w:rFonts w:ascii="Arial" w:eastAsia="Times New Roman" w:hAnsi="Arial" w:cs="Arial"/>
-        </w:rPr>
-        <w:t>13 Admin dashboard</w:t>
+          <w:lang w:val="nl-NL"/>
+        </w:rPr>
+      </w:pPr>
+      <w:r>
+        <w:rPr>
+          <w:rFonts w:ascii="Arial" w:eastAsia="Times New Roman" w:hAnsi="Arial" w:cs="Arial"/>
+          <w:lang w:val="nl-NL"/>
+        </w:rPr>
+        <w:t xml:space="preserve">13 </w:t>
+      </w:r>
+      <w:proofErr w:type="spellStart"/>
+      <w:r>
+        <w:rPr>
+          <w:rFonts w:ascii="Arial" w:eastAsia="Times New Roman" w:hAnsi="Arial" w:cs="Arial"/>
+          <w:lang w:val="nl-NL"/>
+        </w:rPr>
+        <w:t>Admin</w:t>
+      </w:r>
+      <w:proofErr w:type="spellEnd"/>
+      <w:r>
+        <w:rPr>
+          <w:rFonts w:ascii="Arial" w:eastAsia="Times New Roman" w:hAnsi="Arial" w:cs="Arial"/>
+          <w:lang w:val="nl-NL"/>
+        </w:rPr>
+        <w:t xml:space="preserve"> dashboard</w:t>
       </w:r>
     </w:p>
     <w:p>
@@ -10255,7 +10656,6 @@
         <w:rPr>
           <w:rFonts w:eastAsia="Times New Roman"/>
         </w:rPr>
-        <w:lastRenderedPageBreak/>
         <w:t>Web dashboard for attendance management</w:t>
       </w:r>
     </w:p>
@@ -10274,6 +10674,7 @@
         <w:rPr>
           <w:rFonts w:eastAsia="Times New Roman"/>
         </w:rPr>
+        <w:lastRenderedPageBreak/>
         <w:t>Export attendance records with signatures to PDF</w:t>
       </w:r>
     </w:p>
@@ -10496,6 +10897,7 @@
       <w:r>
         <w:rPr>
           <w:rFonts w:eastAsia="Times New Roman"/>
+          <w:noProof/>
           <w:lang w:val="nl-NL"/>
         </w:rPr>
         <w:drawing>
@@ -10514,7 +10916,7 @@
                     <pic:cNvPicPr/>
                   </pic:nvPicPr>
                   <pic:blipFill>
-                    <a:blip r:embed="rId24"/>
+                    <a:blip r:embed="rId25"/>
                     <a:stretch>
                       <a:fillRect/>
                     </a:stretch>
@@ -10865,6 +11267,7 @@
       <w:r>
         <w:rPr>
           <w:rFonts w:ascii="Arial" w:eastAsia="Times New Roman" w:hAnsi="Arial" w:cs="Arial"/>
+          <w:noProof/>
           <w:lang w:val="nl-NL"/>
         </w:rPr>
         <w:drawing>
@@ -10883,7 +11286,7 @@
                     <pic:cNvPicPr/>
                   </pic:nvPicPr>
                   <pic:blipFill>
-                    <a:blip r:embed="rId25"/>
+                    <a:blip r:embed="rId26"/>
                     <a:stretch>
                       <a:fillRect/>
                     </a:stretch>
@@ -10953,6 +11356,7 @@
       <w:r>
         <w:rPr>
           <w:rFonts w:eastAsia="Times New Roman"/>
+          <w:noProof/>
           <w:lang w:val="nl-NL"/>
         </w:rPr>
         <w:drawing>
@@ -10971,7 +11375,7 @@
                     <pic:cNvPicPr/>
                   </pic:nvPicPr>
                   <pic:blipFill>
-                    <a:blip r:embed="rId26"/>
+                    <a:blip r:embed="rId27"/>
                     <a:stretch>
                       <a:fillRect/>
                     </a:stretch>
@@ -11147,6 +11551,7 @@
       <w:r>
         <w:rPr>
           <w:rFonts w:eastAsia="Times New Roman"/>
+          <w:noProof/>
         </w:rPr>
         <w:drawing>
           <wp:inline distT="0" distB="0" distL="0" distR="0" wp14:anchorId="39C07CEC" wp14:editId="0DAB6534">
@@ -11164,7 +11569,7 @@
                     <pic:cNvPicPr/>
                   </pic:nvPicPr>
                   <pic:blipFill>
-                    <a:blip r:embed="rId27"/>
+                    <a:blip r:embed="rId28"/>
                     <a:stretch>
                       <a:fillRect/>
                     </a:stretch>
@@ -11247,6 +11652,7 @@
       <w:r>
         <w:rPr>
           <w:rFonts w:eastAsia="Times New Roman"/>
+          <w:noProof/>
           <w:lang w:val="nl-NL"/>
         </w:rPr>
         <w:lastRenderedPageBreak/>
@@ -11266,7 +11672,7 @@
                     <pic:cNvPicPr/>
                   </pic:nvPicPr>
                   <pic:blipFill>
-                    <a:blip r:embed="rId28"/>
+                    <a:blip r:embed="rId29"/>
                     <a:stretch>
                       <a:fillRect/>
                     </a:stretch>
@@ -11293,6 +11699,7 @@
           <w:rFonts w:eastAsia="Times New Roman"/>
           <w:b/>
           <w:bCs/>
+          <w:lang w:val="nl-NL"/>
         </w:rPr>
       </w:pPr>
       <w:r>
@@ -11300,16 +11707,9 @@
           <w:rFonts w:eastAsia="Times New Roman"/>
           <w:b/>
           <w:bCs/>
-        </w:rPr>
-        <w:t>Users</w:t>
-      </w:r>
-      <w:r>
-        <w:rPr>
-          <w:rFonts w:eastAsia="Times New Roman"/>
-          <w:b/>
-          <w:bCs/>
-        </w:rPr>
-        <w:t xml:space="preserve"> Tab</w:t>
+          <w:lang w:val="nl-NL"/>
+        </w:rPr>
+        <w:t>Users Tab</w:t>
       </w:r>
     </w:p>
     <w:p>
@@ -11538,6 +11938,7 @@
       <w:r>
         <w:rPr>
           <w:rFonts w:eastAsia="Times New Roman"/>
+          <w:noProof/>
           <w:lang w:val="nl-NL"/>
         </w:rPr>
         <w:drawing>
@@ -11556,7 +11957,7 @@
                     <pic:cNvPicPr/>
                   </pic:nvPicPr>
                   <pic:blipFill>
-                    <a:blip r:embed="rId29"/>
+                    <a:blip r:embed="rId30"/>
                     <a:stretch>
                       <a:fillRect/>
                     </a:stretch>
@@ -13060,7 +13461,35 @@
           <w:rFonts w:eastAsia="Times New Roman"/>
           <w:lang w:val="nl-NL"/>
         </w:rPr>
-        <w:t xml:space="preserve"> systeem zodat men kon inloggen op hun persoonlijke werkplek. Voor het toevoegen was een shell script. Deze script was heel gevoelig voor typefouten en misplaatste </w:t>
+        <w:t xml:space="preserve"> systeem zodat </w:t>
+      </w:r>
+      <w:r>
+        <w:rPr>
+          <w:rFonts w:eastAsia="Times New Roman"/>
+          <w:lang w:val="nl-NL"/>
+        </w:rPr>
+        <w:t>die deelnemer</w:t>
+      </w:r>
+      <w:r>
+        <w:rPr>
+          <w:rFonts w:eastAsia="Times New Roman"/>
+          <w:lang w:val="nl-NL"/>
+        </w:rPr>
+        <w:t xml:space="preserve"> kon inloggen op hun persoonlijke werkplek. Voor het toevoegen </w:t>
+      </w:r>
+      <w:r>
+        <w:rPr>
+          <w:rFonts w:eastAsia="Times New Roman"/>
+          <w:lang w:val="nl-NL"/>
+        </w:rPr>
+        <w:t>was er</w:t>
+      </w:r>
+      <w:r>
+        <w:rPr>
+          <w:rFonts w:eastAsia="Times New Roman"/>
+          <w:lang w:val="nl-NL"/>
+        </w:rPr>
+        <w:t xml:space="preserve"> een shell script. Deze script was heel gevoelig voor typefouten en misplaatste </w:t>
       </w:r>
       <w:proofErr w:type="spellStart"/>
       <w:r>
@@ -13171,7 +13600,51 @@
           <w:rFonts w:eastAsia="Times New Roman"/>
           <w:lang w:val="nl-NL"/>
         </w:rPr>
-        <w:t xml:space="preserve"> kan gebruikers toevoegen. Dit kan ook </w:t>
+        <w:t xml:space="preserve"> </w:t>
+      </w:r>
+      <w:r>
+        <w:rPr>
+          <w:rFonts w:eastAsia="Times New Roman"/>
+          <w:lang w:val="nl-NL"/>
+        </w:rPr>
+        <w:t xml:space="preserve">moet de </w:t>
+      </w:r>
+      <w:proofErr w:type="spellStart"/>
+      <w:r>
+        <w:rPr>
+          <w:rFonts w:eastAsia="Times New Roman"/>
+          <w:lang w:val="nl-NL"/>
+        </w:rPr>
+        <w:t>mogenlijkheid</w:t>
+      </w:r>
+      <w:proofErr w:type="spellEnd"/>
+      <w:r>
+        <w:rPr>
+          <w:rFonts w:eastAsia="Times New Roman"/>
+          <w:lang w:val="nl-NL"/>
+        </w:rPr>
+        <w:t xml:space="preserve"> hebben om </w:t>
+      </w:r>
+      <w:r>
+        <w:rPr>
+          <w:rFonts w:eastAsia="Times New Roman"/>
+          <w:lang w:val="nl-NL"/>
+        </w:rPr>
+        <w:t>gebruikers toe</w:t>
+      </w:r>
+      <w:r>
+        <w:rPr>
+          <w:rFonts w:eastAsia="Times New Roman"/>
+          <w:lang w:val="nl-NL"/>
+        </w:rPr>
+        <w:t xml:space="preserve"> te </w:t>
+      </w:r>
+      <w:r>
+        <w:rPr>
+          <w:rFonts w:eastAsia="Times New Roman"/>
+          <w:lang w:val="nl-NL"/>
+        </w:rPr>
+        <w:t xml:space="preserve">voegen. Dit kan ook </w:t>
       </w:r>
       <w:proofErr w:type="spellStart"/>
       <w:r>
@@ -13844,11 +14317,48 @@
           <w:lang w:val="nl-NL"/>
         </w:rPr>
       </w:pPr>
-      <w:r>
-        <w:rPr>
-          <w:rFonts w:ascii="Arial" w:eastAsia="Times New Roman" w:hAnsi="Arial" w:cs="Arial"/>
-          <w:lang w:val="nl-NL"/>
-        </w:rPr>
+    </w:p>
+    <w:p>
+      <w:pPr>
+        <w:spacing w:after="0"/>
+        <w:rPr>
+          <w:rFonts w:ascii="Arial" w:eastAsia="Times New Roman" w:hAnsi="Arial" w:cs="Arial"/>
+          <w:lang w:val="nl-NL"/>
+        </w:rPr>
+      </w:pPr>
+    </w:p>
+    <w:p>
+      <w:pPr>
+        <w:spacing w:after="0"/>
+        <w:rPr>
+          <w:rFonts w:ascii="Arial" w:eastAsia="Times New Roman" w:hAnsi="Arial" w:cs="Arial"/>
+          <w:lang w:val="nl-NL"/>
+        </w:rPr>
+      </w:pPr>
+    </w:p>
+    <w:p>
+      <w:pPr>
+        <w:spacing w:after="0"/>
+        <w:rPr>
+          <w:rFonts w:ascii="Arial" w:eastAsia="Times New Roman" w:hAnsi="Arial" w:cs="Arial"/>
+          <w:lang w:val="nl-NL"/>
+        </w:rPr>
+      </w:pPr>
+    </w:p>
+    <w:p>
+      <w:pPr>
+        <w:spacing w:after="0"/>
+        <w:rPr>
+          <w:rFonts w:ascii="Arial" w:eastAsia="Times New Roman" w:hAnsi="Arial" w:cs="Arial"/>
+          <w:lang w:val="nl-NL"/>
+        </w:rPr>
+      </w:pPr>
+      <w:r>
+        <w:rPr>
+          <w:rFonts w:ascii="Arial" w:eastAsia="Times New Roman" w:hAnsi="Arial" w:cs="Arial"/>
+          <w:lang w:val="nl-NL"/>
+        </w:rPr>
+        <w:lastRenderedPageBreak/>
         <w:pict w14:anchorId="3819EE4C">
           <v:rect id="_x0000_i1030" style="width:0;height:1.5pt" o:hralign="center" o:hrstd="t" o:hr="t" fillcolor="#a0a0a0" stroked="f"/>
         </w:pict>
@@ -13886,238 +14396,389 @@
           <w:rFonts w:ascii="Arial" w:eastAsia="Times New Roman" w:hAnsi="Arial" w:cs="Arial"/>
           <w:lang w:val="nl-NL"/>
         </w:rPr>
+        <w:t>Documentatie en Overdracht</w:t>
+      </w:r>
+      <w:bookmarkEnd w:id="13"/>
+    </w:p>
+    <w:p>
+      <w:pPr>
+        <w:rPr>
+          <w:rFonts w:eastAsia="Times New Roman"/>
+          <w:lang w:val="nl-NL"/>
+        </w:rPr>
+      </w:pPr>
+      <w:r>
+        <w:rPr>
+          <w:rFonts w:eastAsia="Times New Roman"/>
+          <w:lang w:val="nl-NL"/>
+        </w:rPr>
+        <w:t xml:space="preserve">Voor het project is er op de </w:t>
+      </w:r>
+      <w:proofErr w:type="spellStart"/>
+      <w:r>
+        <w:rPr>
+          <w:rFonts w:eastAsia="Times New Roman"/>
+          <w:lang w:val="nl-NL"/>
+        </w:rPr>
+        <w:t>Github</w:t>
+      </w:r>
+      <w:proofErr w:type="spellEnd"/>
+      <w:r>
+        <w:rPr>
+          <w:rFonts w:eastAsia="Times New Roman"/>
+          <w:lang w:val="nl-NL"/>
+        </w:rPr>
+        <w:t xml:space="preserve"> een uitgebreide documentatie geschreven. Dit is gedaan in </w:t>
+      </w:r>
+      <w:proofErr w:type="spellStart"/>
+      <w:r>
+        <w:rPr>
+          <w:rFonts w:eastAsia="Times New Roman"/>
+          <w:lang w:val="nl-NL"/>
+        </w:rPr>
+        <w:t>markdown</w:t>
+      </w:r>
+      <w:proofErr w:type="spellEnd"/>
+      <w:r>
+        <w:rPr>
+          <w:rFonts w:eastAsia="Times New Roman"/>
+          <w:lang w:val="nl-NL"/>
+        </w:rPr>
+        <w:t xml:space="preserve">. Er is een centrale </w:t>
+      </w:r>
+      <w:proofErr w:type="spellStart"/>
+      <w:r>
+        <w:rPr>
+          <w:rFonts w:eastAsia="Times New Roman"/>
+          <w:lang w:val="nl-NL"/>
+        </w:rPr>
+        <w:t>readme</w:t>
+      </w:r>
+      <w:proofErr w:type="spellEnd"/>
+      <w:r>
+        <w:rPr>
+          <w:rFonts w:eastAsia="Times New Roman"/>
+          <w:lang w:val="nl-NL"/>
+        </w:rPr>
+        <w:t xml:space="preserve">, en daarbij horen verschillende </w:t>
+      </w:r>
+      <w:proofErr w:type="spellStart"/>
+      <w:r>
+        <w:rPr>
+          <w:rFonts w:eastAsia="Times New Roman"/>
+          <w:lang w:val="nl-NL"/>
+        </w:rPr>
+        <w:t>subfiles</w:t>
+      </w:r>
+      <w:proofErr w:type="spellEnd"/>
+      <w:r>
+        <w:rPr>
+          <w:rFonts w:eastAsia="Times New Roman"/>
+          <w:lang w:val="nl-NL"/>
+        </w:rPr>
+        <w:t xml:space="preserve"> die elk voor een specifiek onderwerp uitleg geven. Het project </w:t>
+      </w:r>
+      <w:proofErr w:type="gramStart"/>
+      <w:r>
+        <w:rPr>
+          <w:rFonts w:eastAsia="Times New Roman"/>
+          <w:lang w:val="nl-NL"/>
+        </w:rPr>
+        <w:t>word</w:t>
+      </w:r>
+      <w:proofErr w:type="gramEnd"/>
+      <w:r>
+        <w:rPr>
+          <w:rFonts w:eastAsia="Times New Roman"/>
+          <w:lang w:val="nl-NL"/>
+        </w:rPr>
+        <w:t xml:space="preserve"> overgedragen aan de IT’ers van dit bedrijf. Waaronder de </w:t>
+      </w:r>
+      <w:proofErr w:type="spellStart"/>
+      <w:r>
+        <w:rPr>
+          <w:rFonts w:eastAsia="Times New Roman"/>
+          <w:lang w:val="nl-NL"/>
+        </w:rPr>
+        <w:t>stagair</w:t>
+      </w:r>
+      <w:proofErr w:type="spellEnd"/>
+      <w:r>
+        <w:rPr>
+          <w:rFonts w:eastAsia="Times New Roman"/>
+          <w:lang w:val="nl-NL"/>
+        </w:rPr>
+        <w:t xml:space="preserve"> zelf. Het is een complex project met veel tools en kleine tussenstappen om het werkend te krijgen. </w:t>
+      </w:r>
+    </w:p>
+    <w:p>
+      <w:pPr>
+        <w:rPr>
+          <w:rFonts w:eastAsia="Times New Roman"/>
+          <w:lang w:val="nl-NL"/>
+        </w:rPr>
+      </w:pPr>
+      <w:r>
+        <w:rPr>
+          <w:rFonts w:eastAsia="Times New Roman"/>
+          <w:lang w:val="nl-NL"/>
+        </w:rPr>
+        <w:t xml:space="preserve">Voornamelijk in de context van de toekomstige iteraties van het project is deze documentatie erg belangrijk, de </w:t>
+      </w:r>
+      <w:proofErr w:type="spellStart"/>
+      <w:r>
+        <w:rPr>
+          <w:rFonts w:eastAsia="Times New Roman"/>
+          <w:lang w:val="nl-NL"/>
+        </w:rPr>
+        <w:t>stagair</w:t>
+      </w:r>
+      <w:proofErr w:type="spellEnd"/>
+      <w:r>
+        <w:rPr>
+          <w:rFonts w:eastAsia="Times New Roman"/>
+          <w:lang w:val="nl-NL"/>
+        </w:rPr>
+        <w:t xml:space="preserve"> gaat voornamelijk verder aan het apparaat zelf. De overige 2 </w:t>
+      </w:r>
+      <w:proofErr w:type="spellStart"/>
+      <w:r>
+        <w:rPr>
+          <w:rFonts w:eastAsia="Times New Roman"/>
+          <w:lang w:val="nl-NL"/>
+        </w:rPr>
+        <w:t>it’ers</w:t>
+      </w:r>
+      <w:proofErr w:type="spellEnd"/>
+      <w:r>
+        <w:rPr>
+          <w:rFonts w:eastAsia="Times New Roman"/>
+          <w:lang w:val="nl-NL"/>
+        </w:rPr>
+        <w:t xml:space="preserve"> zullen zich toewijden aan de verdere implementatie van het </w:t>
+      </w:r>
+      <w:proofErr w:type="spellStart"/>
+      <w:r>
+        <w:rPr>
+          <w:rFonts w:eastAsia="Times New Roman"/>
+          <w:lang w:val="nl-NL"/>
+        </w:rPr>
+        <w:t>Admin</w:t>
+      </w:r>
+      <w:proofErr w:type="spellEnd"/>
+      <w:r>
+        <w:rPr>
+          <w:rFonts w:eastAsia="Times New Roman"/>
+          <w:lang w:val="nl-NL"/>
+        </w:rPr>
+        <w:t xml:space="preserve"> Dashboard binnen de gehele omgeving van </w:t>
+      </w:r>
+      <w:proofErr w:type="spellStart"/>
+      <w:r>
+        <w:rPr>
+          <w:rFonts w:eastAsia="Times New Roman"/>
+          <w:lang w:val="nl-NL"/>
+        </w:rPr>
+        <w:t>BitsEnBytes</w:t>
+      </w:r>
+      <w:proofErr w:type="spellEnd"/>
+      <w:r>
+        <w:rPr>
+          <w:rFonts w:eastAsia="Times New Roman"/>
+          <w:lang w:val="nl-NL"/>
+        </w:rPr>
+        <w:t xml:space="preserve"> met de bestaande dashboards.</w:t>
+      </w:r>
+    </w:p>
+    <w:p>
+      <w:pPr>
+        <w:rPr>
+          <w:rFonts w:eastAsia="Times New Roman"/>
+          <w:lang w:val="nl-NL"/>
+        </w:rPr>
+      </w:pPr>
+      <w:r>
+        <w:rPr>
+          <w:rFonts w:eastAsia="Times New Roman"/>
+          <w:lang w:val="nl-NL"/>
+        </w:rPr>
+        <w:t xml:space="preserve">Onderdelen zoals het toevoegen van de </w:t>
+      </w:r>
+      <w:proofErr w:type="spellStart"/>
+      <w:r>
+        <w:rPr>
+          <w:rFonts w:eastAsia="Times New Roman"/>
+          <w:lang w:val="nl-NL"/>
+        </w:rPr>
+        <w:t>windows</w:t>
+      </w:r>
+      <w:proofErr w:type="spellEnd"/>
+      <w:r>
+        <w:rPr>
+          <w:rFonts w:eastAsia="Times New Roman"/>
+          <w:lang w:val="nl-NL"/>
+        </w:rPr>
+        <w:t xml:space="preserve"> </w:t>
+      </w:r>
+      <w:proofErr w:type="spellStart"/>
+      <w:r>
+        <w:rPr>
+          <w:rFonts w:eastAsia="Times New Roman"/>
+          <w:lang w:val="nl-NL"/>
+        </w:rPr>
+        <w:t>active</w:t>
+      </w:r>
+      <w:proofErr w:type="spellEnd"/>
+      <w:r>
+        <w:rPr>
+          <w:rFonts w:eastAsia="Times New Roman"/>
+          <w:lang w:val="nl-NL"/>
+        </w:rPr>
+        <w:t xml:space="preserve"> directory, de security op de hardware zelf en ten slot het pcb-ontwerp zal in teamverband gedaan worden. Hierbij telt de expertise van elke medewerker mee.</w:t>
+      </w:r>
+    </w:p>
+    <w:p>
+      <w:pPr>
+        <w:pStyle w:val="Heading3"/>
+        <w:rPr>
+          <w:rFonts w:ascii="Arial" w:eastAsia="Times New Roman" w:hAnsi="Arial" w:cs="Arial"/>
+          <w:lang w:val="nl-NL"/>
+        </w:rPr>
+      </w:pPr>
+      <w:bookmarkStart w:id="14" w:name="_Toc220690174"/>
+      <w:r>
+        <w:rPr>
+          <w:rFonts w:ascii="Arial" w:eastAsia="Times New Roman" w:hAnsi="Arial" w:cs="Arial"/>
+          <w:lang w:val="nl-NL"/>
+        </w:rPr>
+        <w:t>Versiebeheersing en Projectmanagement</w:t>
+      </w:r>
+      <w:bookmarkEnd w:id="14"/>
+    </w:p>
+    <w:p>
+      <w:pPr>
+        <w:pStyle w:val="NormalWeb"/>
+        <w:rPr>
+          <w:rFonts w:ascii="Arial" w:hAnsi="Arial" w:cs="Arial"/>
+          <w:lang w:val="nl-NL"/>
+        </w:rPr>
+      </w:pPr>
+      <w:r>
+        <w:rPr>
+          <w:rFonts w:ascii="Arial" w:hAnsi="Arial" w:cs="Arial"/>
+          <w:lang w:val="nl-NL"/>
+        </w:rPr>
+        <w:t xml:space="preserve">De projectbehering gebeurde volgens gestructureerde methodieken met duidelijke communicatie tussen alle stakeholders. Wekelijks werden standup-meetings gehouden met de stagebegeleider Remon en relevante stakeholders (zorgpersoneel, administratie). Deze meetings hadden een vast format: voortgang sinds vorige week, actuele blockers, plannen voor komende week. Dit zorgde voor transparantie </w:t>
+      </w:r>
+      <w:r>
+        <w:rPr>
+          <w:rFonts w:ascii="Arial" w:hAnsi="Arial" w:cs="Arial"/>
+          <w:lang w:val="nl-NL"/>
+        </w:rPr>
+        <w:t>en zeer snelle acties op obstakels.</w:t>
+      </w:r>
+    </w:p>
+    <w:p>
+      <w:pPr>
+        <w:pStyle w:val="NormalWeb"/>
+        <w:rPr>
+          <w:rFonts w:ascii="Arial" w:hAnsi="Arial" w:cs="Arial"/>
+          <w:lang w:val="nl-NL"/>
+        </w:rPr>
+      </w:pPr>
+      <w:r>
+        <w:rPr>
+          <w:rFonts w:ascii="Arial" w:hAnsi="Arial" w:cs="Arial"/>
+          <w:lang w:val="nl-NL"/>
+        </w:rPr>
+        <w:t xml:space="preserve">Een burndown-diagram werd opgesteld met user stories en schattingen, hoewel in de praktijk de directe dagelijkse communicatie met </w:t>
+      </w:r>
+      <w:proofErr w:type="spellStart"/>
+      <w:r>
+        <w:rPr>
+          <w:rFonts w:ascii="Arial" w:hAnsi="Arial" w:cs="Arial"/>
+          <w:lang w:val="nl-NL"/>
+        </w:rPr>
+        <w:t>Remon</w:t>
+      </w:r>
+      <w:proofErr w:type="spellEnd"/>
+      <w:r>
+        <w:rPr>
+          <w:rFonts w:ascii="Arial" w:hAnsi="Arial" w:cs="Arial"/>
+          <w:lang w:val="nl-NL"/>
+        </w:rPr>
+        <w:t xml:space="preserve"> </w:t>
+      </w:r>
+      <w:r>
+        <w:rPr>
+          <w:rFonts w:ascii="Arial" w:hAnsi="Arial" w:cs="Arial"/>
+          <w:lang w:val="nl-NL"/>
+        </w:rPr>
+        <w:t xml:space="preserve">meer werd toegepast dan het volgen van deze planning. Het dagelijkse contact zorgde voor snelle omschakelingen binnen het project wanneer </w:t>
+      </w:r>
+      <w:proofErr w:type="gramStart"/>
+      <w:r>
+        <w:rPr>
+          <w:rFonts w:ascii="Arial" w:hAnsi="Arial" w:cs="Arial"/>
+          <w:lang w:val="nl-NL"/>
+        </w:rPr>
+        <w:t>dit  nodig</w:t>
+      </w:r>
+      <w:proofErr w:type="gramEnd"/>
+      <w:r>
+        <w:rPr>
+          <w:rFonts w:ascii="Arial" w:hAnsi="Arial" w:cs="Arial"/>
+          <w:lang w:val="nl-NL"/>
+        </w:rPr>
+        <w:t xml:space="preserve"> was.</w:t>
+      </w:r>
+    </w:p>
+    <w:p>
+      <w:pPr>
+        <w:pStyle w:val="NormalWeb"/>
+        <w:rPr>
+          <w:rFonts w:ascii="Arial" w:hAnsi="Arial" w:cs="Arial"/>
+          <w:lang w:val="nl-NL"/>
+        </w:rPr>
+      </w:pPr>
+      <w:r>
+        <w:rPr>
+          <w:rFonts w:ascii="Arial" w:hAnsi="Arial" w:cs="Arial"/>
+          <w:lang w:val="nl-NL"/>
+        </w:rPr>
+        <w:t>Versiebeheersing gebeurde via Git met duidelijke commit messages die het "waarom" van wijzigingen documenteren. Release-nummers volgen semantische versioning (v1.0, v1.1, etc.), wat maakt duidelijk welke versies in welke omgeving draaien.</w:t>
+      </w:r>
+    </w:p>
+    <w:p>
+      <w:pPr>
+        <w:pStyle w:val="NormalWeb"/>
+        <w:rPr>
+          <w:rFonts w:ascii="Arial" w:hAnsi="Arial" w:cs="Arial"/>
+          <w:lang w:val="nl-NL"/>
+        </w:rPr>
+      </w:pPr>
+      <w:r>
+        <w:rPr>
+          <w:rFonts w:ascii="Arial" w:hAnsi="Arial" w:cs="Arial"/>
+          <w:lang w:val="nl-NL"/>
+        </w:rPr>
+        <w:t>De communicatie met stakeholders was proactief. Wanneer de eerste display-approach vastliep, werd dit onmiddellijk met het team besproken, waardoor snel tot een beter alternatief kon worden besloten. Feedback van eindgebruikers (notamment Jantine uit administratie) werd ingezameld en direct in ontwerp-iteraties verwerkt.</w:t>
+      </w:r>
+    </w:p>
+    <w:p>
+      <w:pPr>
+        <w:pStyle w:val="NormalWeb"/>
+        <w:rPr>
+          <w:rFonts w:ascii="Arial" w:hAnsi="Arial" w:cs="Arial"/>
+          <w:lang w:val="nl-NL"/>
+        </w:rPr>
+      </w:pPr>
+      <w:r>
+        <w:rPr>
+          <w:rFonts w:ascii="Arial" w:hAnsi="Arial" w:cs="Arial"/>
+          <w:lang w:val="nl-NL"/>
+        </w:rPr>
         <w:lastRenderedPageBreak/>
-        <w:t>Documentatie en Overdracht</w:t>
-      </w:r>
-      <w:bookmarkEnd w:id="13"/>
-    </w:p>
-    <w:p>
-      <w:pPr>
-        <w:pStyle w:val="NormalWeb"/>
-        <w:rPr>
-          <w:rFonts w:ascii="Arial" w:hAnsi="Arial" w:cs="Arial"/>
-          <w:lang w:val="nl-NL"/>
-        </w:rPr>
-      </w:pPr>
-      <w:r>
-        <w:rPr>
-          <w:rFonts w:ascii="Arial" w:hAnsi="Arial" w:cs="Arial"/>
-          <w:lang w:val="nl-NL"/>
-        </w:rPr>
-        <w:t>Uitgebreide documentatie voor overdracht aan het bedrijf is opgesteld en beschikbaar in de projectrepository. Dit omvat meerdere markdown-bestanden die complete instructies bevatten.</w:t>
-      </w:r>
-    </w:p>
-    <w:p>
-      <w:pPr>
-        <w:pStyle w:val="NormalWeb"/>
-        <w:rPr>
-          <w:rFonts w:ascii="Arial" w:hAnsi="Arial" w:cs="Arial"/>
-          <w:lang w:val="nl-NL"/>
-        </w:rPr>
-      </w:pPr>
-      <w:r>
-        <w:rPr>
-          <w:rFonts w:ascii="Arial" w:hAnsi="Arial" w:cs="Arial"/>
-          <w:lang w:val="nl-NL"/>
-        </w:rPr>
-        <w:t>De BACKEND_SETUP.md beschrijft hoe de Flask-API en MySQL-database worden geïnstalleerd en geconfigureerd. Inclusief zijn alle vereiste afhankelijkheden, omgevingsvariabelen en testinstructies. De HARDWARE_SETUP.md bevat step-by-step instructies voor het flashen van firmware naar het STM32MP157F, inclusief benodigde tools (STM32CubeIDE, CubeProgrammer) en troubleshooting-tips.</w:t>
-      </w:r>
-    </w:p>
-    <w:p>
-      <w:pPr>
-        <w:pStyle w:val="NormalWeb"/>
-        <w:rPr>
-          <w:rFonts w:ascii="Arial" w:hAnsi="Arial" w:cs="Arial"/>
-          <w:lang w:val="nl-NL"/>
-        </w:rPr>
-      </w:pPr>
-      <w:r>
-        <w:rPr>
-          <w:rFonts w:ascii="Arial" w:hAnsi="Arial" w:cs="Arial"/>
-          <w:lang w:val="nl-NL"/>
-        </w:rPr>
-        <w:t>De GUI_SETUP.md behandelt compilatie van de ImGui-applicatie en deployment naar het embedded Linux-systeem. De ARCHITECTURE.md biedt een holistisch overzicht van alle systeemcomponenten, dataflows en integratiepunten. Sequence diagrammen visualiseren de complete clock-in flow van RFID-scan tot database-opslag.</w:t>
-      </w:r>
-    </w:p>
-    <w:p>
-      <w:pPr>
-        <w:pStyle w:val="NormalWeb"/>
-        <w:rPr>
-          <w:rFonts w:ascii="Arial" w:hAnsi="Arial" w:cs="Arial"/>
-          <w:lang w:val="nl-NL"/>
-        </w:rPr>
-      </w:pPr>
-      <w:r>
-        <w:rPr>
-          <w:rFonts w:ascii="Arial" w:hAnsi="Arial" w:cs="Arial"/>
-          <w:lang w:val="nl-NL"/>
-        </w:rPr>
-        <w:t>De API-documentatie is compleet met alle endpoints, request/response-formaten en error codes. Database-schema's zijn volledig gedocumenteerd inclusief indexes en relaties. Docker-compose bestanden bevatten alle benodigde configuratie voor reproduceerbare deployment.</w:t>
-      </w:r>
-    </w:p>
-    <w:p>
-      <w:pPr>
-        <w:pStyle w:val="NormalWeb"/>
-        <w:rPr>
-          <w:rFonts w:ascii="Arial" w:hAnsi="Arial" w:cs="Arial"/>
-          <w:lang w:val="nl-NL"/>
-        </w:rPr>
-      </w:pPr>
-      <w:r>
-        <w:rPr>
-          <w:rFonts w:ascii="Arial" w:hAnsi="Arial" w:cs="Arial"/>
-          <w:lang w:val="nl-NL"/>
-        </w:rPr>
-        <w:t>Een gebruikershandleiding beschrijft hoe eindgebruikers het apparaat gebruiken: RFID-kaart scannen, handtekening plaatsen, visuele feedback interpreteren. Een adminhandleiding behandelt gebruik van het dashboard: aanwezigheidsgegevens inzien, filteren, exporteren naar PDF en gebruikersbeheer.</w:t>
-      </w:r>
-    </w:p>
-    <w:p>
-      <w:pPr>
-        <w:pStyle w:val="NormalWeb"/>
-        <w:rPr>
-          <w:rFonts w:ascii="Arial" w:hAnsi="Arial" w:cs="Arial"/>
-          <w:lang w:val="nl-NL"/>
-        </w:rPr>
-      </w:pPr>
-      <w:r>
-        <w:rPr>
-          <w:rFonts w:ascii="Arial" w:hAnsi="Arial" w:cs="Arial"/>
-          <w:lang w:val="nl-NL"/>
-        </w:rPr>
-        <w:t>Alle broncode bevat uitgebreide comments en docstrings. Complexe algoritmes (transactie-handling, retry-logica) zijn gedetailleerd gedocumenteerd. Dit faciliteert onderhoud en uitbreiding door toekomstige developers.</w:t>
-      </w:r>
-    </w:p>
-    <w:p>
-      <w:pPr>
-        <w:rPr>
-          <w:rFonts w:ascii="Arial" w:eastAsia="Times New Roman" w:hAnsi="Arial" w:cs="Arial"/>
-          <w:lang w:val="nl-NL"/>
-        </w:rPr>
-      </w:pPr>
-      <w:r>
-        <w:rPr>
-          <w:rFonts w:ascii="Arial" w:eastAsia="Times New Roman" w:hAnsi="Arial" w:cs="Arial"/>
-          <w:lang w:val="nl-NL"/>
-        </w:rPr>
-        <w:pict w14:anchorId="55D7A7D5">
-          <v:rect id="_x0000_i1031" style="width:0;height:1.5pt" o:hralign="center" o:hrstd="t" o:hr="t" fillcolor="#a0a0a0" stroked="f"/>
-        </w:pict>
-      </w:r>
-    </w:p>
-    <w:p>
-      <w:pPr>
-        <w:pStyle w:val="Heading2"/>
-        <w:rPr>
-          <w:rFonts w:ascii="Arial" w:eastAsia="Times New Roman" w:hAnsi="Arial" w:cs="Arial"/>
-          <w:lang w:val="nl-NL"/>
-        </w:rPr>
-      </w:pPr>
-      <w:bookmarkStart w:id="14" w:name="_Toc220690173"/>
-      <w:r>
-        <w:rPr>
-          <w:rFonts w:ascii="Arial" w:eastAsia="Times New Roman" w:hAnsi="Arial" w:cs="Arial"/>
-          <w:lang w:val="nl-NL"/>
-        </w:rPr>
-        <w:t>MANAGE &amp; CONTROL - Leerdoel 9</w:t>
-      </w:r>
-      <w:bookmarkEnd w:id="14"/>
-    </w:p>
-    <w:p>
-      <w:pPr>
-        <w:pStyle w:val="Heading3"/>
-        <w:rPr>
-          <w:rFonts w:ascii="Arial" w:eastAsia="Times New Roman" w:hAnsi="Arial" w:cs="Arial"/>
-          <w:lang w:val="nl-NL"/>
-        </w:rPr>
-      </w:pPr>
-      <w:bookmarkStart w:id="15" w:name="_Toc220690174"/>
-      <w:r>
-        <w:rPr>
-          <w:rFonts w:ascii="Arial" w:eastAsia="Times New Roman" w:hAnsi="Arial" w:cs="Arial"/>
-          <w:lang w:val="nl-NL"/>
-        </w:rPr>
-        <w:t>Versiebeheersing en Projectmanagement</w:t>
-      </w:r>
-      <w:bookmarkEnd w:id="15"/>
-    </w:p>
-    <w:p>
-      <w:pPr>
-        <w:pStyle w:val="NormalWeb"/>
-        <w:rPr>
-          <w:rFonts w:ascii="Arial" w:hAnsi="Arial" w:cs="Arial"/>
-          <w:lang w:val="nl-NL"/>
-        </w:rPr>
-      </w:pPr>
-      <w:r>
-        <w:rPr>
-          <w:rFonts w:ascii="Arial" w:hAnsi="Arial" w:cs="Arial"/>
-          <w:lang w:val="nl-NL"/>
-        </w:rPr>
-        <w:t>De projectbehering gebeurde volgens gestructureerde methodieken met duidelijke communicatie tussen alle stakeholders. Wekelijks werden standup-meetings gehouden met de stagebegeleider Remon en relevante stakeholders (zorgpersoneel, administratie). Deze meetings hadden een vast format: voortgang sinds vorige week, actuele blockers, plannen voor komende week. Dit zorgde voor transparantie en snelle escalatie van obstakels.</w:t>
-      </w:r>
-    </w:p>
-    <w:p>
-      <w:pPr>
-        <w:pStyle w:val="NormalWeb"/>
-        <w:rPr>
-          <w:rFonts w:ascii="Arial" w:hAnsi="Arial" w:cs="Arial"/>
-          <w:lang w:val="nl-NL"/>
-        </w:rPr>
-      </w:pPr>
-      <w:r>
-        <w:rPr>
-          <w:rFonts w:ascii="Arial" w:hAnsi="Arial" w:cs="Arial"/>
-          <w:lang w:val="nl-NL"/>
-        </w:rPr>
-        <w:lastRenderedPageBreak/>
-        <w:t>Een burndown-diagram werd opgesteld met user stories en schattingen, hoewel in de praktijk de directe dagelijkse communicatie met Remon even bruikbaar was als het formele diagram. De flexibiliteit om snel bij te stellen wanneer requirements wijzigden (zoals de switch van SPI naar MIPI DSI display) werd goed ondersteund door regelmatige synchronisatie.</w:t>
-      </w:r>
-    </w:p>
-    <w:p>
-      <w:pPr>
-        <w:pStyle w:val="NormalWeb"/>
-        <w:rPr>
-          <w:rFonts w:ascii="Arial" w:hAnsi="Arial" w:cs="Arial"/>
-          <w:lang w:val="nl-NL"/>
-        </w:rPr>
-      </w:pPr>
-      <w:r>
-        <w:rPr>
-          <w:rFonts w:ascii="Arial" w:hAnsi="Arial" w:cs="Arial"/>
-          <w:lang w:val="nl-NL"/>
-        </w:rPr>
-        <w:t>Versiebeheersing gebeurde via Git met duidelijke commit messages die het "waarom" van wijzigingen documenteren. Branches werden gebruikt voor feature-development en experimentatie. De main branch bevat alleen stabiele, geteste code. Release-nummers volgen semantische versioning (v1.0, v1.1, etc.), wat maakt duidelijk welke versies in welke omgeving draaien.</w:t>
-      </w:r>
-    </w:p>
-    <w:p>
-      <w:pPr>
-        <w:pStyle w:val="NormalWeb"/>
-        <w:rPr>
-          <w:rFonts w:ascii="Arial" w:hAnsi="Arial" w:cs="Arial"/>
-          <w:lang w:val="nl-NL"/>
-        </w:rPr>
-      </w:pPr>
-      <w:r>
-        <w:rPr>
-          <w:rFonts w:ascii="Arial" w:hAnsi="Arial" w:cs="Arial"/>
-          <w:lang w:val="nl-NL"/>
-        </w:rPr>
-        <w:t>De communicatie met stakeholders was proactief. Wanneer de eerste display-approach vastliep, werd dit onmiddellijk met het team besproken, waardoor snel tot een beter alternatief kon worden besloten. Feedback van eindgebruikers (notamment Jantine uit administratie) werd ingezameld en direct in ontwerp-iteraties verwerkt.</w:t>
-      </w:r>
-    </w:p>
-    <w:p>
-      <w:pPr>
-        <w:pStyle w:val="NormalWeb"/>
-        <w:rPr>
-          <w:rFonts w:ascii="Arial" w:hAnsi="Arial" w:cs="Arial"/>
-          <w:lang w:val="nl-NL"/>
-        </w:rPr>
-      </w:pPr>
-      <w:r>
-        <w:rPr>
-          <w:rFonts w:ascii="Arial" w:hAnsi="Arial" w:cs="Arial"/>
-          <w:lang w:val="nl-NL"/>
-        </w:rPr>
         <w:t>Documentatie werd bijgehouden in Markdown-format in dezelfde repository als code, wat verzekert dat docs en code gesynchroniseerd blijven. Oudere versies van componenten (bijvoorbeeld eerdere GUI-varianten) werden behouden in de repository als referentie.</w:t>
       </w:r>
     </w:p>
@@ -14146,7 +14807,7 @@
           <w:lang w:val="nl-NL"/>
         </w:rPr>
       </w:pPr>
-      <w:bookmarkStart w:id="16" w:name="_Toc220690175"/>
+      <w:bookmarkStart w:id="15" w:name="_Toc220690175"/>
       <w:r>
         <w:rPr>
           <w:rFonts w:ascii="Arial" w:eastAsia="Times New Roman" w:hAnsi="Arial" w:cs="Arial"/>
@@ -14154,28 +14815,28 @@
         </w:rPr>
         <w:t>PROFESSIONAL SKILLS - Leerdoel 10</w:t>
       </w:r>
+      <w:bookmarkEnd w:id="15"/>
+    </w:p>
+    <w:p>
+      <w:pPr>
+        <w:pStyle w:val="Heading3"/>
+        <w:rPr>
+          <w:rFonts w:ascii="Arial" w:eastAsia="Times New Roman" w:hAnsi="Arial" w:cs="Arial"/>
+          <w:lang w:val="nl-NL"/>
+        </w:rPr>
+      </w:pPr>
+      <w:bookmarkStart w:id="16" w:name="_Toc220690176"/>
+      <w:r>
+        <w:rPr>
+          <w:rFonts w:ascii="Arial" w:eastAsia="Times New Roman" w:hAnsi="Arial" w:cs="Arial"/>
+          <w:lang w:val="nl-NL"/>
+        </w:rPr>
+        <w:t>Zelfstandige Uitvoering in Bedrijfsomgeving</w:t>
+      </w:r>
       <w:bookmarkEnd w:id="16"/>
     </w:p>
     <w:p>
       <w:pPr>
-        <w:pStyle w:val="Heading3"/>
-        <w:rPr>
-          <w:rFonts w:ascii="Arial" w:eastAsia="Times New Roman" w:hAnsi="Arial" w:cs="Arial"/>
-          <w:lang w:val="nl-NL"/>
-        </w:rPr>
-      </w:pPr>
-      <w:bookmarkStart w:id="17" w:name="_Toc220690176"/>
-      <w:r>
-        <w:rPr>
-          <w:rFonts w:ascii="Arial" w:eastAsia="Times New Roman" w:hAnsi="Arial" w:cs="Arial"/>
-          <w:lang w:val="nl-NL"/>
-        </w:rPr>
-        <w:t>Zelfstandige Uitvoering in Bedrijfsomgeving</w:t>
-      </w:r>
-      <w:bookmarkEnd w:id="17"/>
-    </w:p>
-    <w:p>
-      <w:pPr>
         <w:pStyle w:val="NormalWeb"/>
         <w:rPr>
           <w:rFonts w:ascii="Arial" w:hAnsi="Arial" w:cs="Arial"/>
@@ -14203,7 +14864,30 @@
           <w:rFonts w:ascii="Arial" w:hAnsi="Arial" w:cs="Arial"/>
           <w:lang w:val="nl-NL"/>
         </w:rPr>
-        <w:t>De student werkt sinds bijna anderhalf jaar bij Bits &amp; Bytes, waarbij reeds vertrouwdheid met de organisatie, cultuur en technische infrastructuur aanwezig was. Dit bood voordeel in termen van contextbegrip. De stage bouwde voort op deze ervaring: het probleem van inefficiënte aanwezigheidsregistratie was al langdurig waargenomen, wat organisch tot de stagopdracht leidde.</w:t>
+        <w:t xml:space="preserve">De student werkt sinds bijna anderhalf jaar bij Bits &amp; Bytes, waarbij reeds vertrouwdheid met de organisatie, cultuur en technische infrastructuur aanwezig was. Dit bood voordeel in termen van contextbegrip. De stage bouwde voort op deze ervaring: het probleem van inefficiënte aanwezigheidsregistratie was al langdurig waargenomen, </w:t>
+      </w:r>
+      <w:proofErr w:type="gramStart"/>
+      <w:r>
+        <w:rPr>
+          <w:rFonts w:ascii="Arial" w:hAnsi="Arial" w:cs="Arial"/>
+          <w:lang w:val="nl-NL"/>
+        </w:rPr>
+        <w:t xml:space="preserve">wat </w:t>
+      </w:r>
+      <w:r>
+        <w:rPr>
+          <w:rFonts w:ascii="Arial" w:hAnsi="Arial" w:cs="Arial"/>
+          <w:lang w:val="nl-NL"/>
+        </w:rPr>
+        <w:t xml:space="preserve"> de</w:t>
+      </w:r>
+      <w:proofErr w:type="gramEnd"/>
+      <w:r>
+        <w:rPr>
+          <w:rFonts w:ascii="Arial" w:hAnsi="Arial" w:cs="Arial"/>
+          <w:lang w:val="nl-NL"/>
+        </w:rPr>
+        <w:t xml:space="preserve"> stagopdracht leidde.</w:t>
       </w:r>
     </w:p>
     <w:p>
@@ -14219,7 +14903,35 @@
           <w:rFonts w:ascii="Arial" w:hAnsi="Arial" w:cs="Arial"/>
           <w:lang w:val="nl-NL"/>
         </w:rPr>
-        <w:t>Zelfstandigheid manifesteerde zich in meerdere dimensies. Technisch: de student diende complexe challenges zelfstandig op te lossen, zoals RFID-driver-implementatie en touchscreen-integratie. Dit vereiste onderzoek, experimenteren en leermogelijkheden identificeren. Organisatorisch: de student bepaalde zelf de projectfasen, prioriteiten en timelines, in overleg met begeleiding.</w:t>
+        <w:t xml:space="preserve">Zelfstandigheid manifesteerde zich in meerdere dimensies. Technisch: de student diende complexe challenges zelfstandig op te lossen, zoals </w:t>
+      </w:r>
+      <w:r>
+        <w:rPr>
+          <w:rFonts w:ascii="Arial" w:hAnsi="Arial" w:cs="Arial"/>
+          <w:lang w:val="nl-NL"/>
+        </w:rPr>
+        <w:t>shared memory</w:t>
+      </w:r>
+      <w:r>
+        <w:rPr>
+          <w:rFonts w:ascii="Arial" w:hAnsi="Arial" w:cs="Arial"/>
+          <w:lang w:val="nl-NL"/>
+        </w:rPr>
+        <w:t xml:space="preserve"> en touchscreen-integratie. Dit vereiste </w:t>
+      </w:r>
+      <w:r>
+        <w:rPr>
+          <w:rFonts w:ascii="Arial" w:hAnsi="Arial" w:cs="Arial"/>
+          <w:lang w:val="nl-NL"/>
+        </w:rPr>
+        <w:t xml:space="preserve">heel veel </w:t>
+      </w:r>
+      <w:r>
+        <w:rPr>
+          <w:rFonts w:ascii="Arial" w:hAnsi="Arial" w:cs="Arial"/>
+          <w:lang w:val="nl-NL"/>
+        </w:rPr>
+        <w:t>onderzoek. Organisatorisch: de student bepaalde zelf de projectfasen, prioriteiten en timelines, in overleg met begeleiding.</w:t>
       </w:r>
     </w:p>
     <w:p>
@@ -14235,15 +14947,21 @@
           <w:rFonts w:ascii="Arial" w:hAnsi="Arial" w:cs="Arial"/>
           <w:lang w:val="nl-NL"/>
         </w:rPr>
-        <w:t xml:space="preserve">Zelfstandigheid betekende ook het accepteren van mislukking en aanpassing. De initiale SPI-display-approach vereiste weken van inspanning alvorens erkend werd dat </w:t>
-      </w:r>
-      <w:r>
-        <w:rPr>
-          <w:rFonts w:ascii="Arial" w:hAnsi="Arial" w:cs="Arial"/>
-          <w:lang w:val="nl-NL"/>
-        </w:rPr>
-        <w:lastRenderedPageBreak/>
-        <w:t>alternatieve routes sneller en beter waren. In plaats van vastzitten aan het originele plan kon snel worden gepivot, wat sterke probleemoplossingsvaardigheden toont.</w:t>
+        <w:t xml:space="preserve">Zelfstandigheid betekende ook </w:t>
+      </w:r>
+      <w:r>
+        <w:rPr>
+          <w:rFonts w:ascii="Arial" w:hAnsi="Arial" w:cs="Arial"/>
+          <w:lang w:val="nl-NL"/>
+        </w:rPr>
+        <w:t xml:space="preserve">de verantwoordelijkheid voor het project, en </w:t>
+      </w:r>
+      <w:r>
+        <w:rPr>
+          <w:rFonts w:ascii="Arial" w:hAnsi="Arial" w:cs="Arial"/>
+          <w:lang w:val="nl-NL"/>
+        </w:rPr>
+        <w:t>het accepteren van mislukking en aanpassing. De initiale SPI-display-approach vereiste weken van inspanning alvorens erkend werd dat alternatieve routes sneller en beter waren. In plaats van vastzitten aan het originele plan kon snel worden gepivot, wat sterke probleemoplossingsvaardigheden toont.</w:t>
       </w:r>
     </w:p>
     <w:p>
@@ -14287,7 +15005,7 @@
           <w:lang w:val="nl-NL"/>
         </w:rPr>
       </w:pPr>
-      <w:bookmarkStart w:id="18" w:name="_Toc220690177"/>
+      <w:bookmarkStart w:id="17" w:name="_Toc220690177"/>
       <w:r>
         <w:rPr>
           <w:rFonts w:ascii="Arial" w:eastAsia="Times New Roman" w:hAnsi="Arial" w:cs="Arial"/>
@@ -14295,28 +15013,28 @@
         </w:rPr>
         <w:t>PROFESSIONAL SKILLS - Leerdoel 11</w:t>
       </w:r>
+      <w:bookmarkEnd w:id="17"/>
+    </w:p>
+    <w:p>
+      <w:pPr>
+        <w:pStyle w:val="Heading3"/>
+        <w:rPr>
+          <w:rFonts w:ascii="Arial" w:eastAsia="Times New Roman" w:hAnsi="Arial" w:cs="Arial"/>
+          <w:lang w:val="nl-NL"/>
+        </w:rPr>
+      </w:pPr>
+      <w:bookmarkStart w:id="18" w:name="_Toc220690178"/>
+      <w:r>
+        <w:rPr>
+          <w:rFonts w:ascii="Arial" w:eastAsia="Times New Roman" w:hAnsi="Arial" w:cs="Arial"/>
+          <w:lang w:val="nl-NL"/>
+        </w:rPr>
+        <w:t>Teamwork en Communicatie</w:t>
+      </w:r>
       <w:bookmarkEnd w:id="18"/>
     </w:p>
     <w:p>
       <w:pPr>
-        <w:pStyle w:val="Heading3"/>
-        <w:rPr>
-          <w:rFonts w:ascii="Arial" w:eastAsia="Times New Roman" w:hAnsi="Arial" w:cs="Arial"/>
-          <w:lang w:val="nl-NL"/>
-        </w:rPr>
-      </w:pPr>
-      <w:bookmarkStart w:id="19" w:name="_Toc220690178"/>
-      <w:r>
-        <w:rPr>
-          <w:rFonts w:ascii="Arial" w:eastAsia="Times New Roman" w:hAnsi="Arial" w:cs="Arial"/>
-          <w:lang w:val="nl-NL"/>
-        </w:rPr>
-        <w:t>Teamwork en Communicatie</w:t>
-      </w:r>
-      <w:bookmarkEnd w:id="19"/>
-    </w:p>
-    <w:p>
-      <w:pPr>
         <w:pStyle w:val="NormalWeb"/>
         <w:rPr>
           <w:rFonts w:ascii="Arial" w:hAnsi="Arial" w:cs="Arial"/>
@@ -14344,6 +15062,7 @@
           <w:rFonts w:ascii="Arial" w:hAnsi="Arial" w:cs="Arial"/>
           <w:lang w:val="nl-NL"/>
         </w:rPr>
+        <w:lastRenderedPageBreak/>
         <w:t>De communicatie met Remon vond plaats via wekelijkse face-to-face meetings, waarbij technische challenges, code-quality en architectuurale keuzes werden besproken. Remon gaf expert-advies over systeemontwerp, bijvoorbeeld aanbevelingen rond display-selectie toen de SPI-approach vastliep. Dit toonde willingness om feedback te accepteren en expertise van anderen in te schakelen.</w:t>
       </w:r>
     </w:p>
@@ -14436,7 +15155,7 @@
           <w:lang w:val="nl-NL"/>
         </w:rPr>
       </w:pPr>
-      <w:bookmarkStart w:id="20" w:name="_Toc220690179"/>
+      <w:bookmarkStart w:id="19" w:name="_Toc220690179"/>
       <w:r>
         <w:rPr>
           <w:rFonts w:ascii="Arial" w:eastAsia="Times New Roman" w:hAnsi="Arial" w:cs="Arial"/>
@@ -14444,6 +15163,24 @@
         </w:rPr>
         <w:t>PROFESSIONAL SKILLS - Leerdoel 12</w:t>
       </w:r>
+      <w:bookmarkEnd w:id="19"/>
+    </w:p>
+    <w:p>
+      <w:pPr>
+        <w:pStyle w:val="Heading3"/>
+        <w:rPr>
+          <w:rFonts w:ascii="Arial" w:eastAsia="Times New Roman" w:hAnsi="Arial" w:cs="Arial"/>
+          <w:lang w:val="nl-NL"/>
+        </w:rPr>
+      </w:pPr>
+      <w:bookmarkStart w:id="20" w:name="_Toc220690180"/>
+      <w:r>
+        <w:rPr>
+          <w:rFonts w:ascii="Arial" w:eastAsia="Times New Roman" w:hAnsi="Arial" w:cs="Arial"/>
+          <w:lang w:val="nl-NL"/>
+        </w:rPr>
+        <w:t>Reflectie en Zelfbepaling</w:t>
+      </w:r>
       <w:bookmarkEnd w:id="20"/>
     </w:p>
     <w:p>
@@ -14454,35 +15191,16 @@
           <w:lang w:val="nl-NL"/>
         </w:rPr>
       </w:pPr>
-      <w:bookmarkStart w:id="21" w:name="_Toc220690180"/>
-      <w:r>
-        <w:rPr>
-          <w:rFonts w:ascii="Arial" w:eastAsia="Times New Roman" w:hAnsi="Arial" w:cs="Arial"/>
-          <w:lang w:val="nl-NL"/>
-        </w:rPr>
-        <w:lastRenderedPageBreak/>
-        <w:t>Reflectie en Zelfbepaling</w:t>
+      <w:bookmarkStart w:id="21" w:name="_Toc220690181"/>
+      <w:r>
+        <w:rPr>
+          <w:rStyle w:val="Emphasis"/>
+          <w:rFonts w:ascii="Arial" w:eastAsia="Times New Roman" w:hAnsi="Arial" w:cs="Arial"/>
+          <w:lang w:val="nl-NL"/>
+        </w:rPr>
+        <w:t>Deze sectie wordt geïntegreerd in een latere versie van het verslag</w:t>
       </w:r>
       <w:bookmarkEnd w:id="21"/>
-    </w:p>
-    <w:p>
-      <w:pPr>
-        <w:pStyle w:val="Heading3"/>
-        <w:rPr>
-          <w:rFonts w:ascii="Arial" w:eastAsia="Times New Roman" w:hAnsi="Arial" w:cs="Arial"/>
-          <w:lang w:val="nl-NL"/>
-        </w:rPr>
-      </w:pPr>
-      <w:bookmarkStart w:id="22" w:name="_Toc220690181"/>
-      <w:r>
-        <w:rPr>
-          <w:rStyle w:val="Emphasis"/>
-          <w:rFonts w:ascii="Arial" w:eastAsia="Times New Roman" w:hAnsi="Arial" w:cs="Arial"/>
-          <w:lang w:val="nl-NL"/>
-        </w:rPr>
-        <w:t>Deze sectie wordt geïntegreerd in een latere versie van het verslag</w:t>
-      </w:r>
-      <w:bookmarkEnd w:id="22"/>
     </w:p>
     <w:p>
       <w:pPr>
@@ -14509,7 +15227,7 @@
           <w:lang w:val="nl-NL"/>
         </w:rPr>
       </w:pPr>
-      <w:bookmarkStart w:id="23" w:name="_Toc220690182"/>
+      <w:bookmarkStart w:id="22" w:name="_Toc220690182"/>
       <w:r>
         <w:rPr>
           <w:rFonts w:ascii="Arial" w:eastAsia="Times New Roman" w:hAnsi="Arial" w:cs="Arial"/>
@@ -14517,28 +15235,28 @@
         </w:rPr>
         <w:t>Bijlagen</w:t>
       </w:r>
+      <w:bookmarkEnd w:id="22"/>
+    </w:p>
+    <w:p>
+      <w:pPr>
+        <w:pStyle w:val="Heading3"/>
+        <w:rPr>
+          <w:rFonts w:ascii="Arial" w:eastAsia="Times New Roman" w:hAnsi="Arial" w:cs="Arial"/>
+          <w:lang w:val="nl-NL"/>
+        </w:rPr>
+      </w:pPr>
+      <w:bookmarkStart w:id="23" w:name="_Toc220690183"/>
+      <w:r>
+        <w:rPr>
+          <w:rFonts w:ascii="Arial" w:eastAsia="Times New Roman" w:hAnsi="Arial" w:cs="Arial"/>
+          <w:lang w:val="nl-NL"/>
+        </w:rPr>
+        <w:t>Bijlage A: Architectuur Diagrammen</w:t>
+      </w:r>
       <w:bookmarkEnd w:id="23"/>
     </w:p>
     <w:p>
       <w:pPr>
-        <w:pStyle w:val="Heading3"/>
-        <w:rPr>
-          <w:rFonts w:ascii="Arial" w:eastAsia="Times New Roman" w:hAnsi="Arial" w:cs="Arial"/>
-          <w:lang w:val="nl-NL"/>
-        </w:rPr>
-      </w:pPr>
-      <w:bookmarkStart w:id="24" w:name="_Toc220690183"/>
-      <w:r>
-        <w:rPr>
-          <w:rFonts w:ascii="Arial" w:eastAsia="Times New Roman" w:hAnsi="Arial" w:cs="Arial"/>
-          <w:lang w:val="nl-NL"/>
-        </w:rPr>
-        <w:t>Bijlage A: Architectuur Diagrammen</w:t>
-      </w:r>
-      <w:bookmarkEnd w:id="24"/>
-    </w:p>
-    <w:p>
-      <w:pPr>
         <w:pStyle w:val="NormalWeb"/>
         <w:rPr>
           <w:rFonts w:ascii="Arial" w:hAnsi="Arial" w:cs="Arial"/>
@@ -14552,7 +15270,7 @@
         </w:rPr>
         <w:t xml:space="preserve">De volledige systeemarchitectuur is visueel weergegeven in </w:t>
       </w:r>
-      <w:hyperlink r:id="rId30" w:history="1">
+      <w:hyperlink r:id="rId31" w:history="1">
         <w:proofErr w:type="spellStart"/>
         <w:r>
           <w:rPr>
@@ -14588,7 +15306,7 @@
           <w:lang w:val="nl-NL"/>
         </w:rPr>
       </w:pPr>
-      <w:bookmarkStart w:id="25" w:name="_Toc220690184"/>
+      <w:bookmarkStart w:id="24" w:name="_Toc220690184"/>
       <w:r>
         <w:rPr>
           <w:rFonts w:ascii="Arial" w:eastAsia="Times New Roman" w:hAnsi="Arial" w:cs="Arial"/>
@@ -14596,7 +15314,7 @@
         </w:rPr>
         <w:t>Bijlage B: Hardware Testresultaten</w:t>
       </w:r>
-      <w:bookmarkEnd w:id="25"/>
+      <w:bookmarkEnd w:id="24"/>
     </w:p>
     <w:p>
       <w:pPr>
@@ -14611,9 +15329,10 @@
           <w:rFonts w:ascii="Arial" w:hAnsi="Arial" w:cs="Arial"/>
           <w:lang w:val="nl-NL"/>
         </w:rPr>
+        <w:lastRenderedPageBreak/>
         <w:t xml:space="preserve">Volledige hardware-testresultaten voor RFID-penetratie door verschillende materialsoorten zijn gedocumenteerd in </w:t>
       </w:r>
-      <w:hyperlink r:id="rId31" w:history="1">
+      <w:hyperlink r:id="rId32" w:history="1">
         <w:r>
           <w:rPr>
             <w:rStyle w:val="Hyperlink"/>
@@ -14639,7 +15358,7 @@
           <w:lang w:val="nl-NL"/>
         </w:rPr>
       </w:pPr>
-      <w:bookmarkStart w:id="26" w:name="_Toc220690185"/>
+      <w:bookmarkStart w:id="25" w:name="_Toc220690185"/>
       <w:r>
         <w:rPr>
           <w:rFonts w:ascii="Arial" w:eastAsia="Times New Roman" w:hAnsi="Arial" w:cs="Arial"/>
@@ -14647,7 +15366,7 @@
         </w:rPr>
         <w:t>Bijlage C: API Referentie</w:t>
       </w:r>
-      <w:bookmarkEnd w:id="26"/>
+      <w:bookmarkEnd w:id="25"/>
     </w:p>
     <w:p>
       <w:pPr>
@@ -14664,7 +15383,7 @@
         </w:rPr>
         <w:t xml:space="preserve">Complete API-documentatie met alle endpoints, request/response-formaten en error codes is beschikbaar in </w:t>
       </w:r>
-      <w:hyperlink r:id="rId32" w:history="1">
+      <w:hyperlink r:id="rId33" w:history="1">
         <w:r>
           <w:rPr>
             <w:rStyle w:val="Hyperlink"/>
@@ -14690,7 +15409,7 @@
           <w:lang w:val="nl-NL"/>
         </w:rPr>
       </w:pPr>
-      <w:bookmarkStart w:id="27" w:name="_Toc220690186"/>
+      <w:bookmarkStart w:id="26" w:name="_Toc220690186"/>
       <w:r>
         <w:rPr>
           <w:rFonts w:ascii="Arial" w:eastAsia="Times New Roman" w:hAnsi="Arial" w:cs="Arial"/>
@@ -14698,7 +15417,7 @@
         </w:rPr>
         <w:t>Bijlage D: Database Schema</w:t>
       </w:r>
-      <w:bookmarkEnd w:id="27"/>
+      <w:bookmarkEnd w:id="26"/>
     </w:p>
     <w:p>
       <w:pPr>
@@ -14715,7 +15434,7 @@
         </w:rPr>
         <w:t xml:space="preserve">Volledige databaseschema's met table-definities, indexes en relaties zijn gedocumenteerd in </w:t>
       </w:r>
-      <w:hyperlink r:id="rId33" w:history="1">
+      <w:hyperlink r:id="rId34" w:history="1">
         <w:proofErr w:type="spellStart"/>
         <w:r>
           <w:rPr>
@@ -14751,7 +15470,7 @@
           <w:lang w:val="nl-NL"/>
         </w:rPr>
       </w:pPr>
-      <w:bookmarkStart w:id="28" w:name="_Toc220690187"/>
+      <w:bookmarkStart w:id="27" w:name="_Toc220690187"/>
       <w:r>
         <w:rPr>
           <w:rFonts w:ascii="Arial" w:eastAsia="Times New Roman" w:hAnsi="Arial" w:cs="Arial"/>
@@ -14759,7 +15478,7 @@
         </w:rPr>
         <w:t>Bijlage E: Deployment Instructies</w:t>
       </w:r>
-      <w:bookmarkEnd w:id="28"/>
+      <w:bookmarkEnd w:id="27"/>
     </w:p>
     <w:p>
       <w:pPr>
@@ -14776,7 +15495,7 @@
         </w:rPr>
         <w:t xml:space="preserve">Stap-voor-stap instructies voor deployment van het complete systeem zijn beschikbaar in </w:t>
       </w:r>
-      <w:hyperlink r:id="rId34" w:history="1">
+      <w:hyperlink r:id="rId35" w:history="1">
         <w:proofErr w:type="spellStart"/>
         <w:r>
           <w:rPr>
@@ -14803,7 +15522,7 @@
         </w:rPr>
         <w:t xml:space="preserve">, </w:t>
       </w:r>
-      <w:hyperlink r:id="rId35" w:history="1">
+      <w:hyperlink r:id="rId36" w:history="1">
         <w:r>
           <w:rPr>
             <w:rStyle w:val="Hyperlink"/>
@@ -14820,7 +15539,7 @@
         </w:rPr>
         <w:t xml:space="preserve"> en </w:t>
       </w:r>
-      <w:hyperlink r:id="rId36" w:history="1">
+      <w:hyperlink r:id="rId37" w:history="1">
         <w:proofErr w:type="spellStart"/>
         <w:r>
           <w:rPr>
@@ -14873,7 +15592,7 @@
           <w:lang w:val="nl-NL"/>
         </w:rPr>
       </w:pPr>
-      <w:bookmarkStart w:id="29" w:name="_Toc220690188"/>
+      <w:bookmarkStart w:id="28" w:name="_Toc220690188"/>
       <w:r>
         <w:rPr>
           <w:rFonts w:ascii="Arial" w:eastAsia="Times New Roman" w:hAnsi="Arial" w:cs="Arial"/>
@@ -14881,7 +15600,7 @@
         </w:rPr>
         <w:t>Conclusie</w:t>
       </w:r>
-      <w:bookmarkEnd w:id="29"/>
+      <w:bookmarkEnd w:id="28"/>
     </w:p>
     <w:p>
       <w:pPr>
@@ -14911,7 +15630,6 @@
         <w:rPr>
           <w:rFonts w:ascii="Arial" w:hAnsi="Arial" w:cs="Arial"/>
         </w:rPr>
-        <w:lastRenderedPageBreak/>
         <w:t xml:space="preserve">Het </w:t>
       </w:r>
       <w:proofErr w:type="spellStart"/>
@@ -15136,6 +15854,7 @@
           <w:rFonts w:ascii="Arial" w:hAnsi="Arial" w:cs="Arial"/>
           <w:lang w:val="nl-NL"/>
         </w:rPr>
+        <w:lastRenderedPageBreak/>
         <w:t>Verslag ingediend:</w:t>
       </w:r>
       <w:r>
@@ -15147,7 +15866,7 @@
       </w:r>
     </w:p>
     <w:sectPr>
-      <w:footerReference w:type="default" r:id="rId37"/>
+      <w:footerReference w:type="default" r:id="rId38"/>
       <w:pgSz w:w="12240" w:h="15840"/>
       <w:pgMar w:top="1440" w:right="1440" w:bottom="1440" w:left="1440" w:header="720" w:footer="720" w:gutter="0"/>
       <w:cols w:space="720"/>
@@ -18426,6 +19145,96 @@
     </w:lvl>
   </w:abstractNum>
   <w:abstractNum w:abstractNumId="24" w15:restartNumberingAfterBreak="0">
+    <w:nsid w:val="21015F2C"/>
+    <w:multiLevelType w:val="hybridMultilevel"/>
+    <w:tmpl w:val="2EDAEFD2"/>
+    <w:lvl w:ilvl="0" w:tplc="D2E42EEA">
+      <w:start w:val="1"/>
+      <w:numFmt w:val="decimal"/>
+      <w:lvlText w:val="%1."/>
+      <w:lvlJc w:val="left"/>
+      <w:pPr>
+        <w:ind w:left="1080" w:hanging="360"/>
+      </w:pPr>
+      <w:rPr>
+        <w:rFonts w:hint="default"/>
+        <w:b/>
+      </w:rPr>
+    </w:lvl>
+    <w:lvl w:ilvl="1" w:tplc="08090019">
+      <w:start w:val="1"/>
+      <w:numFmt w:val="lowerLetter"/>
+      <w:lvlText w:val="%2."/>
+      <w:lvlJc w:val="left"/>
+      <w:pPr>
+        <w:ind w:left="1800" w:hanging="360"/>
+      </w:pPr>
+    </w:lvl>
+    <w:lvl w:ilvl="2" w:tplc="0809001B" w:tentative="1">
+      <w:start w:val="1"/>
+      <w:numFmt w:val="lowerRoman"/>
+      <w:lvlText w:val="%3."/>
+      <w:lvlJc w:val="right"/>
+      <w:pPr>
+        <w:ind w:left="2520" w:hanging="180"/>
+      </w:pPr>
+    </w:lvl>
+    <w:lvl w:ilvl="3" w:tplc="0809000F" w:tentative="1">
+      <w:start w:val="1"/>
+      <w:numFmt w:val="decimal"/>
+      <w:lvlText w:val="%4."/>
+      <w:lvlJc w:val="left"/>
+      <w:pPr>
+        <w:ind w:left="3240" w:hanging="360"/>
+      </w:pPr>
+    </w:lvl>
+    <w:lvl w:ilvl="4" w:tplc="08090019" w:tentative="1">
+      <w:start w:val="1"/>
+      <w:numFmt w:val="lowerLetter"/>
+      <w:lvlText w:val="%5."/>
+      <w:lvlJc w:val="left"/>
+      <w:pPr>
+        <w:ind w:left="3960" w:hanging="360"/>
+      </w:pPr>
+    </w:lvl>
+    <w:lvl w:ilvl="5" w:tplc="0809001B" w:tentative="1">
+      <w:start w:val="1"/>
+      <w:numFmt w:val="lowerRoman"/>
+      <w:lvlText w:val="%6."/>
+      <w:lvlJc w:val="right"/>
+      <w:pPr>
+        <w:ind w:left="4680" w:hanging="180"/>
+      </w:pPr>
+    </w:lvl>
+    <w:lvl w:ilvl="6" w:tplc="0809000F" w:tentative="1">
+      <w:start w:val="1"/>
+      <w:numFmt w:val="decimal"/>
+      <w:lvlText w:val="%7."/>
+      <w:lvlJc w:val="left"/>
+      <w:pPr>
+        <w:ind w:left="5400" w:hanging="360"/>
+      </w:pPr>
+    </w:lvl>
+    <w:lvl w:ilvl="7" w:tplc="08090019" w:tentative="1">
+      <w:start w:val="1"/>
+      <w:numFmt w:val="lowerLetter"/>
+      <w:lvlText w:val="%8."/>
+      <w:lvlJc w:val="left"/>
+      <w:pPr>
+        <w:ind w:left="6120" w:hanging="360"/>
+      </w:pPr>
+    </w:lvl>
+    <w:lvl w:ilvl="8" w:tplc="0809001B" w:tentative="1">
+      <w:start w:val="1"/>
+      <w:numFmt w:val="lowerRoman"/>
+      <w:lvlText w:val="%9."/>
+      <w:lvlJc w:val="right"/>
+      <w:pPr>
+        <w:ind w:left="6840" w:hanging="180"/>
+      </w:pPr>
+    </w:lvl>
+  </w:abstractNum>
+  <w:abstractNum w:abstractNumId="25" w15:restartNumberingAfterBreak="0">
     <w:nsid w:val="25240829"/>
     <w:multiLevelType w:val="multilevel"/>
     <w:tmpl w:val="78BC3210"/>
@@ -18574,7 +19383,7 @@
       </w:rPr>
     </w:lvl>
   </w:abstractNum>
-  <w:abstractNum w:abstractNumId="25" w15:restartNumberingAfterBreak="0">
+  <w:abstractNum w:abstractNumId="26" w15:restartNumberingAfterBreak="0">
     <w:nsid w:val="279F43BB"/>
     <w:multiLevelType w:val="hybridMultilevel"/>
     <w:tmpl w:val="2D6A9DB4"/>
@@ -18687,7 +19496,7 @@
       </w:rPr>
     </w:lvl>
   </w:abstractNum>
-  <w:abstractNum w:abstractNumId="26" w15:restartNumberingAfterBreak="0">
+  <w:abstractNum w:abstractNumId="27" w15:restartNumberingAfterBreak="0">
     <w:nsid w:val="2B365FCD"/>
     <w:multiLevelType w:val="multilevel"/>
     <w:tmpl w:val="1CC8738E"/>
@@ -18836,7 +19645,7 @@
       </w:rPr>
     </w:lvl>
   </w:abstractNum>
-  <w:abstractNum w:abstractNumId="27" w15:restartNumberingAfterBreak="0">
+  <w:abstractNum w:abstractNumId="28" w15:restartNumberingAfterBreak="0">
     <w:nsid w:val="2B7725F0"/>
     <w:multiLevelType w:val="hybridMultilevel"/>
     <w:tmpl w:val="CB86520A"/>
@@ -18925,7 +19734,7 @@
       </w:pPr>
     </w:lvl>
   </w:abstractNum>
-  <w:abstractNum w:abstractNumId="28" w15:restartNumberingAfterBreak="0">
+  <w:abstractNum w:abstractNumId="29" w15:restartNumberingAfterBreak="0">
     <w:nsid w:val="30014C21"/>
     <w:multiLevelType w:val="multilevel"/>
     <w:tmpl w:val="A1968CE4"/>
@@ -19038,7 +19847,7 @@
       </w:pPr>
     </w:lvl>
   </w:abstractNum>
-  <w:abstractNum w:abstractNumId="29" w15:restartNumberingAfterBreak="0">
+  <w:abstractNum w:abstractNumId="30" w15:restartNumberingAfterBreak="0">
     <w:nsid w:val="307D67AC"/>
     <w:multiLevelType w:val="multilevel"/>
     <w:tmpl w:val="DDA804F4"/>
@@ -19187,7 +19996,7 @@
       </w:rPr>
     </w:lvl>
   </w:abstractNum>
-  <w:abstractNum w:abstractNumId="30" w15:restartNumberingAfterBreak="0">
+  <w:abstractNum w:abstractNumId="31" w15:restartNumberingAfterBreak="0">
     <w:nsid w:val="30DB7534"/>
     <w:multiLevelType w:val="multilevel"/>
     <w:tmpl w:val="5A12EE76"/>
@@ -19336,7 +20145,7 @@
       </w:rPr>
     </w:lvl>
   </w:abstractNum>
-  <w:abstractNum w:abstractNumId="31" w15:restartNumberingAfterBreak="0">
+  <w:abstractNum w:abstractNumId="32" w15:restartNumberingAfterBreak="0">
     <w:nsid w:val="34F71E2D"/>
     <w:multiLevelType w:val="multilevel"/>
     <w:tmpl w:val="A618958A"/>
@@ -19485,7 +20294,7 @@
       </w:rPr>
     </w:lvl>
   </w:abstractNum>
-  <w:abstractNum w:abstractNumId="32" w15:restartNumberingAfterBreak="0">
+  <w:abstractNum w:abstractNumId="33" w15:restartNumberingAfterBreak="0">
     <w:nsid w:val="3AEA6D39"/>
     <w:multiLevelType w:val="hybridMultilevel"/>
     <w:tmpl w:val="D5780CD0"/>
@@ -19598,7 +20407,7 @@
       </w:rPr>
     </w:lvl>
   </w:abstractNum>
-  <w:abstractNum w:abstractNumId="33" w15:restartNumberingAfterBreak="0">
+  <w:abstractNum w:abstractNumId="34" w15:restartNumberingAfterBreak="0">
     <w:nsid w:val="3C776CA6"/>
     <w:multiLevelType w:val="hybridMultilevel"/>
     <w:tmpl w:val="E50ED0DC"/>
@@ -19711,7 +20520,7 @@
       </w:rPr>
     </w:lvl>
   </w:abstractNum>
-  <w:abstractNum w:abstractNumId="34" w15:restartNumberingAfterBreak="0">
+  <w:abstractNum w:abstractNumId="35" w15:restartNumberingAfterBreak="0">
     <w:nsid w:val="3D2D372A"/>
     <w:multiLevelType w:val="multilevel"/>
     <w:tmpl w:val="F62C9944"/>
@@ -19860,7 +20669,7 @@
       </w:rPr>
     </w:lvl>
   </w:abstractNum>
-  <w:abstractNum w:abstractNumId="35" w15:restartNumberingAfterBreak="0">
+  <w:abstractNum w:abstractNumId="36" w15:restartNumberingAfterBreak="0">
     <w:nsid w:val="3E6F58D3"/>
     <w:multiLevelType w:val="multilevel"/>
     <w:tmpl w:val="E4C043EA"/>
@@ -19973,7 +20782,7 @@
       </w:pPr>
     </w:lvl>
   </w:abstractNum>
-  <w:abstractNum w:abstractNumId="36" w15:restartNumberingAfterBreak="0">
+  <w:abstractNum w:abstractNumId="37" w15:restartNumberingAfterBreak="0">
     <w:nsid w:val="3F7B0A2A"/>
     <w:multiLevelType w:val="multilevel"/>
     <w:tmpl w:val="3000CD14"/>
@@ -20122,7 +20931,7 @@
       </w:rPr>
     </w:lvl>
   </w:abstractNum>
-  <w:abstractNum w:abstractNumId="37" w15:restartNumberingAfterBreak="0">
+  <w:abstractNum w:abstractNumId="38" w15:restartNumberingAfterBreak="0">
     <w:nsid w:val="413A2125"/>
     <w:multiLevelType w:val="hybridMultilevel"/>
     <w:tmpl w:val="1E2832BE"/>
@@ -20211,7 +21020,7 @@
       </w:pPr>
     </w:lvl>
   </w:abstractNum>
-  <w:abstractNum w:abstractNumId="38" w15:restartNumberingAfterBreak="0">
+  <w:abstractNum w:abstractNumId="39" w15:restartNumberingAfterBreak="0">
     <w:nsid w:val="417972A2"/>
     <w:multiLevelType w:val="hybridMultilevel"/>
     <w:tmpl w:val="F95CE24E"/>
@@ -20324,7 +21133,7 @@
       </w:rPr>
     </w:lvl>
   </w:abstractNum>
-  <w:abstractNum w:abstractNumId="39" w15:restartNumberingAfterBreak="0">
+  <w:abstractNum w:abstractNumId="40" w15:restartNumberingAfterBreak="0">
     <w:nsid w:val="45080C8E"/>
     <w:multiLevelType w:val="multilevel"/>
     <w:tmpl w:val="B88681A6"/>
@@ -20473,7 +21282,7 @@
       </w:rPr>
     </w:lvl>
   </w:abstractNum>
-  <w:abstractNum w:abstractNumId="40" w15:restartNumberingAfterBreak="0">
+  <w:abstractNum w:abstractNumId="41" w15:restartNumberingAfterBreak="0">
     <w:nsid w:val="45533D51"/>
     <w:multiLevelType w:val="multilevel"/>
     <w:tmpl w:val="04B88AE4"/>
@@ -20622,7 +21431,7 @@
       </w:rPr>
     </w:lvl>
   </w:abstractNum>
-  <w:abstractNum w:abstractNumId="41" w15:restartNumberingAfterBreak="0">
+  <w:abstractNum w:abstractNumId="42" w15:restartNumberingAfterBreak="0">
     <w:nsid w:val="4631794F"/>
     <w:multiLevelType w:val="multilevel"/>
     <w:tmpl w:val="5E1EF9E8"/>
@@ -20735,7 +21544,7 @@
       </w:pPr>
     </w:lvl>
   </w:abstractNum>
-  <w:abstractNum w:abstractNumId="42" w15:restartNumberingAfterBreak="0">
+  <w:abstractNum w:abstractNumId="43" w15:restartNumberingAfterBreak="0">
     <w:nsid w:val="49981A6E"/>
     <w:multiLevelType w:val="multilevel"/>
     <w:tmpl w:val="E668C0E0"/>
@@ -20884,7 +21693,7 @@
       </w:rPr>
     </w:lvl>
   </w:abstractNum>
-  <w:abstractNum w:abstractNumId="43" w15:restartNumberingAfterBreak="0">
+  <w:abstractNum w:abstractNumId="44" w15:restartNumberingAfterBreak="0">
     <w:nsid w:val="4D4E7D02"/>
     <w:multiLevelType w:val="multilevel"/>
     <w:tmpl w:val="18328584"/>
@@ -21033,7 +21842,7 @@
       </w:rPr>
     </w:lvl>
   </w:abstractNum>
-  <w:abstractNum w:abstractNumId="44" w15:restartNumberingAfterBreak="0">
+  <w:abstractNum w:abstractNumId="45" w15:restartNumberingAfterBreak="0">
     <w:nsid w:val="4D5F6F14"/>
     <w:multiLevelType w:val="hybridMultilevel"/>
     <w:tmpl w:val="51DE45B8"/>
@@ -21122,7 +21931,7 @@
       </w:pPr>
     </w:lvl>
   </w:abstractNum>
-  <w:abstractNum w:abstractNumId="45" w15:restartNumberingAfterBreak="0">
+  <w:abstractNum w:abstractNumId="46" w15:restartNumberingAfterBreak="0">
     <w:nsid w:val="4F81445C"/>
     <w:multiLevelType w:val="hybridMultilevel"/>
     <w:tmpl w:val="6C5EEC4C"/>
@@ -21235,7 +22044,7 @@
       </w:rPr>
     </w:lvl>
   </w:abstractNum>
-  <w:abstractNum w:abstractNumId="46" w15:restartNumberingAfterBreak="0">
+  <w:abstractNum w:abstractNumId="47" w15:restartNumberingAfterBreak="0">
     <w:nsid w:val="509A631A"/>
     <w:multiLevelType w:val="multilevel"/>
     <w:tmpl w:val="6D30325A"/>
@@ -21380,7 +22189,7 @@
       </w:rPr>
     </w:lvl>
   </w:abstractNum>
-  <w:abstractNum w:abstractNumId="47" w15:restartNumberingAfterBreak="0">
+  <w:abstractNum w:abstractNumId="48" w15:restartNumberingAfterBreak="0">
     <w:nsid w:val="53844547"/>
     <w:multiLevelType w:val="multilevel"/>
     <w:tmpl w:val="FEA0DDBA"/>
@@ -21529,7 +22338,7 @@
       </w:rPr>
     </w:lvl>
   </w:abstractNum>
-  <w:abstractNum w:abstractNumId="48" w15:restartNumberingAfterBreak="0">
+  <w:abstractNum w:abstractNumId="49" w15:restartNumberingAfterBreak="0">
     <w:nsid w:val="55060C7A"/>
     <w:multiLevelType w:val="multilevel"/>
     <w:tmpl w:val="CEB81F64"/>
@@ -21642,7 +22451,7 @@
       </w:pPr>
     </w:lvl>
   </w:abstractNum>
-  <w:abstractNum w:abstractNumId="49" w15:restartNumberingAfterBreak="0">
+  <w:abstractNum w:abstractNumId="50" w15:restartNumberingAfterBreak="0">
     <w:nsid w:val="5A437DC5"/>
     <w:multiLevelType w:val="multilevel"/>
     <w:tmpl w:val="6AD042B0"/>
@@ -21791,7 +22600,7 @@
       </w:rPr>
     </w:lvl>
   </w:abstractNum>
-  <w:abstractNum w:abstractNumId="50" w15:restartNumberingAfterBreak="0">
+  <w:abstractNum w:abstractNumId="51" w15:restartNumberingAfterBreak="0">
     <w:nsid w:val="5B4A7C15"/>
     <w:multiLevelType w:val="multilevel"/>
     <w:tmpl w:val="26305FA2"/>
@@ -21904,7 +22713,7 @@
       </w:pPr>
     </w:lvl>
   </w:abstractNum>
-  <w:abstractNum w:abstractNumId="51" w15:restartNumberingAfterBreak="0">
+  <w:abstractNum w:abstractNumId="52" w15:restartNumberingAfterBreak="0">
     <w:nsid w:val="5B60464C"/>
     <w:multiLevelType w:val="multilevel"/>
     <w:tmpl w:val="116CBB30"/>
@@ -22017,7 +22826,7 @@
       </w:pPr>
     </w:lvl>
   </w:abstractNum>
-  <w:abstractNum w:abstractNumId="52" w15:restartNumberingAfterBreak="0">
+  <w:abstractNum w:abstractNumId="53" w15:restartNumberingAfterBreak="0">
     <w:nsid w:val="5C242BCA"/>
     <w:multiLevelType w:val="hybridMultilevel"/>
     <w:tmpl w:val="10167400"/>
@@ -22106,7 +22915,7 @@
       </w:pPr>
     </w:lvl>
   </w:abstractNum>
-  <w:abstractNum w:abstractNumId="53" w15:restartNumberingAfterBreak="0">
+  <w:abstractNum w:abstractNumId="54" w15:restartNumberingAfterBreak="0">
     <w:nsid w:val="5E813CC0"/>
     <w:multiLevelType w:val="multilevel"/>
     <w:tmpl w:val="9EBC4228"/>
@@ -22219,7 +23028,7 @@
       </w:pPr>
     </w:lvl>
   </w:abstractNum>
-  <w:abstractNum w:abstractNumId="54" w15:restartNumberingAfterBreak="0">
+  <w:abstractNum w:abstractNumId="55" w15:restartNumberingAfterBreak="0">
     <w:nsid w:val="5F75590E"/>
     <w:multiLevelType w:val="multilevel"/>
     <w:tmpl w:val="5D367758"/>
@@ -22332,7 +23141,7 @@
       </w:pPr>
     </w:lvl>
   </w:abstractNum>
-  <w:abstractNum w:abstractNumId="55" w15:restartNumberingAfterBreak="0">
+  <w:abstractNum w:abstractNumId="56" w15:restartNumberingAfterBreak="0">
     <w:nsid w:val="5F98038A"/>
     <w:multiLevelType w:val="hybridMultilevel"/>
     <w:tmpl w:val="EB20DC30"/>
@@ -22421,7 +23230,7 @@
       </w:pPr>
     </w:lvl>
   </w:abstractNum>
-  <w:abstractNum w:abstractNumId="56" w15:restartNumberingAfterBreak="0">
+  <w:abstractNum w:abstractNumId="57" w15:restartNumberingAfterBreak="0">
     <w:nsid w:val="5FFE5810"/>
     <w:multiLevelType w:val="multilevel"/>
     <w:tmpl w:val="45D2FF88"/>
@@ -22534,7 +23343,7 @@
       </w:pPr>
     </w:lvl>
   </w:abstractNum>
-  <w:abstractNum w:abstractNumId="57" w15:restartNumberingAfterBreak="0">
+  <w:abstractNum w:abstractNumId="58" w15:restartNumberingAfterBreak="0">
     <w:nsid w:val="60B3775B"/>
     <w:multiLevelType w:val="hybridMultilevel"/>
     <w:tmpl w:val="6262A5D6"/>
@@ -22647,7 +23456,7 @@
       </w:rPr>
     </w:lvl>
   </w:abstractNum>
-  <w:abstractNum w:abstractNumId="58" w15:restartNumberingAfterBreak="0">
+  <w:abstractNum w:abstractNumId="59" w15:restartNumberingAfterBreak="0">
     <w:nsid w:val="62161ED2"/>
     <w:multiLevelType w:val="multilevel"/>
     <w:tmpl w:val="509845EE"/>
@@ -22760,7 +23569,7 @@
       </w:pPr>
     </w:lvl>
   </w:abstractNum>
-  <w:abstractNum w:abstractNumId="59" w15:restartNumberingAfterBreak="0">
+  <w:abstractNum w:abstractNumId="60" w15:restartNumberingAfterBreak="0">
     <w:nsid w:val="69AB2582"/>
     <w:multiLevelType w:val="multilevel"/>
     <w:tmpl w:val="5AEA30FA"/>
@@ -22873,7 +23682,7 @@
       </w:pPr>
     </w:lvl>
   </w:abstractNum>
-  <w:abstractNum w:abstractNumId="60" w15:restartNumberingAfterBreak="0">
+  <w:abstractNum w:abstractNumId="61" w15:restartNumberingAfterBreak="0">
     <w:nsid w:val="6B626724"/>
     <w:multiLevelType w:val="multilevel"/>
     <w:tmpl w:val="2688722C"/>
@@ -23022,7 +23831,7 @@
       </w:rPr>
     </w:lvl>
   </w:abstractNum>
-  <w:abstractNum w:abstractNumId="61" w15:restartNumberingAfterBreak="0">
+  <w:abstractNum w:abstractNumId="62" w15:restartNumberingAfterBreak="0">
     <w:nsid w:val="6F042FFA"/>
     <w:multiLevelType w:val="multilevel"/>
     <w:tmpl w:val="B060C3CE"/>
@@ -23171,7 +23980,7 @@
       </w:rPr>
     </w:lvl>
   </w:abstractNum>
-  <w:abstractNum w:abstractNumId="62" w15:restartNumberingAfterBreak="0">
+  <w:abstractNum w:abstractNumId="63" w15:restartNumberingAfterBreak="0">
     <w:nsid w:val="7059603C"/>
     <w:multiLevelType w:val="multilevel"/>
     <w:tmpl w:val="634CF3E4"/>
@@ -23320,7 +24129,7 @@
       </w:rPr>
     </w:lvl>
   </w:abstractNum>
-  <w:abstractNum w:abstractNumId="63" w15:restartNumberingAfterBreak="0">
+  <w:abstractNum w:abstractNumId="64" w15:restartNumberingAfterBreak="0">
     <w:nsid w:val="708B53DC"/>
     <w:multiLevelType w:val="multilevel"/>
     <w:tmpl w:val="CD221080"/>
@@ -23469,7 +24278,7 @@
       </w:rPr>
     </w:lvl>
   </w:abstractNum>
-  <w:abstractNum w:abstractNumId="64" w15:restartNumberingAfterBreak="0">
+  <w:abstractNum w:abstractNumId="65" w15:restartNumberingAfterBreak="0">
     <w:nsid w:val="718376CA"/>
     <w:multiLevelType w:val="multilevel"/>
     <w:tmpl w:val="0C56AB8C"/>
@@ -23618,7 +24427,7 @@
       </w:rPr>
     </w:lvl>
   </w:abstractNum>
-  <w:abstractNum w:abstractNumId="65" w15:restartNumberingAfterBreak="0">
+  <w:abstractNum w:abstractNumId="66" w15:restartNumberingAfterBreak="0">
     <w:nsid w:val="71DE206D"/>
     <w:multiLevelType w:val="multilevel"/>
     <w:tmpl w:val="48182F42"/>
@@ -23767,7 +24576,7 @@
       </w:rPr>
     </w:lvl>
   </w:abstractNum>
-  <w:abstractNum w:abstractNumId="66" w15:restartNumberingAfterBreak="0">
+  <w:abstractNum w:abstractNumId="67" w15:restartNumberingAfterBreak="0">
     <w:nsid w:val="75D40DDD"/>
     <w:multiLevelType w:val="multilevel"/>
     <w:tmpl w:val="2E3C0FCC"/>
@@ -23916,7 +24725,7 @@
       </w:rPr>
     </w:lvl>
   </w:abstractNum>
-  <w:abstractNum w:abstractNumId="67" w15:restartNumberingAfterBreak="0">
+  <w:abstractNum w:abstractNumId="68" w15:restartNumberingAfterBreak="0">
     <w:nsid w:val="77246188"/>
     <w:multiLevelType w:val="multilevel"/>
     <w:tmpl w:val="B0CABED6"/>
@@ -24065,7 +24874,7 @@
       </w:rPr>
     </w:lvl>
   </w:abstractNum>
-  <w:abstractNum w:abstractNumId="68" w15:restartNumberingAfterBreak="0">
+  <w:abstractNum w:abstractNumId="69" w15:restartNumberingAfterBreak="0">
     <w:nsid w:val="7826171E"/>
     <w:multiLevelType w:val="multilevel"/>
     <w:tmpl w:val="F8B00FBA"/>
@@ -24210,7 +25019,7 @@
       </w:rPr>
     </w:lvl>
   </w:abstractNum>
-  <w:abstractNum w:abstractNumId="69" w15:restartNumberingAfterBreak="0">
+  <w:abstractNum w:abstractNumId="70" w15:restartNumberingAfterBreak="0">
     <w:nsid w:val="79701552"/>
     <w:multiLevelType w:val="hybridMultilevel"/>
     <w:tmpl w:val="418CF952"/>
@@ -24323,7 +25132,7 @@
       </w:rPr>
     </w:lvl>
   </w:abstractNum>
-  <w:abstractNum w:abstractNumId="70" w15:restartNumberingAfterBreak="0">
+  <w:abstractNum w:abstractNumId="71" w15:restartNumberingAfterBreak="0">
     <w:nsid w:val="7BAA0386"/>
     <w:multiLevelType w:val="hybridMultilevel"/>
     <w:tmpl w:val="212634FC"/>
@@ -24412,7 +25221,7 @@
       </w:pPr>
     </w:lvl>
   </w:abstractNum>
-  <w:abstractNum w:abstractNumId="71" w15:restartNumberingAfterBreak="0">
+  <w:abstractNum w:abstractNumId="72" w15:restartNumberingAfterBreak="0">
     <w:nsid w:val="7D6859B0"/>
     <w:multiLevelType w:val="multilevel"/>
     <w:tmpl w:val="1B028B5E"/>
@@ -24525,7 +25334,7 @@
       </w:pPr>
     </w:lvl>
   </w:abstractNum>
-  <w:abstractNum w:abstractNumId="72" w15:restartNumberingAfterBreak="0">
+  <w:abstractNum w:abstractNumId="73" w15:restartNumberingAfterBreak="0">
     <w:nsid w:val="7FF125FF"/>
     <w:multiLevelType w:val="multilevel"/>
     <w:tmpl w:val="E104D706"/>
@@ -24675,19 +25484,19 @@
     </w:lvl>
   </w:abstractNum>
   <w:num w:numId="1" w16cid:durableId="1729457640">
-    <w:abstractNumId w:val="42"/>
+    <w:abstractNumId w:val="43"/>
   </w:num>
   <w:num w:numId="2" w16cid:durableId="1518419253">
-    <w:abstractNumId w:val="35"/>
+    <w:abstractNumId w:val="36"/>
   </w:num>
   <w:num w:numId="3" w16cid:durableId="1576285945">
-    <w:abstractNumId w:val="51"/>
+    <w:abstractNumId w:val="52"/>
   </w:num>
   <w:num w:numId="4" w16cid:durableId="2136822978">
     <w:abstractNumId w:val="23"/>
   </w:num>
   <w:num w:numId="5" w16cid:durableId="723333046">
-    <w:abstractNumId w:val="50"/>
+    <w:abstractNumId w:val="51"/>
   </w:num>
   <w:num w:numId="6" w16cid:durableId="715544642">
     <w:abstractNumId w:val="6"/>
@@ -24696,28 +25505,28 @@
     <w:abstractNumId w:val="21"/>
   </w:num>
   <w:num w:numId="8" w16cid:durableId="1591740085">
-    <w:abstractNumId w:val="47"/>
+    <w:abstractNumId w:val="48"/>
   </w:num>
   <w:num w:numId="9" w16cid:durableId="571309745">
     <w:abstractNumId w:val="8"/>
   </w:num>
   <w:num w:numId="10" w16cid:durableId="1788086913">
-    <w:abstractNumId w:val="30"/>
+    <w:abstractNumId w:val="31"/>
   </w:num>
   <w:num w:numId="11" w16cid:durableId="1061252526">
-    <w:abstractNumId w:val="53"/>
+    <w:abstractNumId w:val="54"/>
   </w:num>
   <w:num w:numId="12" w16cid:durableId="403768323">
-    <w:abstractNumId w:val="61"/>
+    <w:abstractNumId w:val="62"/>
   </w:num>
   <w:num w:numId="13" w16cid:durableId="11540216">
     <w:abstractNumId w:val="12"/>
   </w:num>
   <w:num w:numId="14" w16cid:durableId="1438909964">
-    <w:abstractNumId w:val="43"/>
+    <w:abstractNumId w:val="44"/>
   </w:num>
   <w:num w:numId="15" w16cid:durableId="638802470">
-    <w:abstractNumId w:val="29"/>
+    <w:abstractNumId w:val="30"/>
   </w:num>
   <w:num w:numId="16" w16cid:durableId="434449974">
     <w:abstractNumId w:val="15"/>
@@ -24726,37 +25535,37 @@
     <w:abstractNumId w:val="10"/>
   </w:num>
   <w:num w:numId="18" w16cid:durableId="469708919">
-    <w:abstractNumId w:val="59"/>
+    <w:abstractNumId w:val="60"/>
   </w:num>
   <w:num w:numId="19" w16cid:durableId="1588996481">
     <w:abstractNumId w:val="5"/>
   </w:num>
   <w:num w:numId="20" w16cid:durableId="776801782">
-    <w:abstractNumId w:val="60"/>
+    <w:abstractNumId w:val="61"/>
   </w:num>
   <w:num w:numId="21" w16cid:durableId="1458449028">
-    <w:abstractNumId w:val="40"/>
+    <w:abstractNumId w:val="41"/>
   </w:num>
   <w:num w:numId="22" w16cid:durableId="1976177215">
-    <w:abstractNumId w:val="49"/>
+    <w:abstractNumId w:val="50"/>
   </w:num>
   <w:num w:numId="23" w16cid:durableId="1136029419">
-    <w:abstractNumId w:val="26"/>
+    <w:abstractNumId w:val="27"/>
   </w:num>
   <w:num w:numId="24" w16cid:durableId="1437093163">
-    <w:abstractNumId w:val="72"/>
+    <w:abstractNumId w:val="73"/>
   </w:num>
   <w:num w:numId="25" w16cid:durableId="144008834">
-    <w:abstractNumId w:val="36"/>
+    <w:abstractNumId w:val="37"/>
   </w:num>
   <w:num w:numId="26" w16cid:durableId="55670064">
-    <w:abstractNumId w:val="58"/>
+    <w:abstractNumId w:val="59"/>
   </w:num>
   <w:num w:numId="27" w16cid:durableId="843133650">
-    <w:abstractNumId w:val="66"/>
+    <w:abstractNumId w:val="67"/>
   </w:num>
   <w:num w:numId="28" w16cid:durableId="1089279624">
-    <w:abstractNumId w:val="63"/>
+    <w:abstractNumId w:val="64"/>
   </w:num>
   <w:num w:numId="29" w16cid:durableId="2073501460">
     <w:abstractNumId w:val="2"/>
@@ -24765,22 +25574,22 @@
     <w:abstractNumId w:val="4"/>
   </w:num>
   <w:num w:numId="31" w16cid:durableId="732393128">
-    <w:abstractNumId w:val="65"/>
+    <w:abstractNumId w:val="66"/>
   </w:num>
   <w:num w:numId="32" w16cid:durableId="1624263087">
     <w:abstractNumId w:val="1"/>
   </w:num>
   <w:num w:numId="33" w16cid:durableId="1131367148">
-    <w:abstractNumId w:val="64"/>
+    <w:abstractNumId w:val="65"/>
   </w:num>
   <w:num w:numId="34" w16cid:durableId="1410883048">
     <w:abstractNumId w:val="9"/>
   </w:num>
   <w:num w:numId="35" w16cid:durableId="162401795">
-    <w:abstractNumId w:val="38"/>
+    <w:abstractNumId w:val="39"/>
   </w:num>
   <w:num w:numId="36" w16cid:durableId="274749220">
-    <w:abstractNumId w:val="70"/>
+    <w:abstractNumId w:val="71"/>
   </w:num>
   <w:num w:numId="37" w16cid:durableId="2085255514">
     <w:abstractNumId w:val="11"/>
@@ -24789,34 +25598,34 @@
     <w:abstractNumId w:val="20"/>
   </w:num>
   <w:num w:numId="39" w16cid:durableId="371655760">
-    <w:abstractNumId w:val="37"/>
+    <w:abstractNumId w:val="38"/>
   </w:num>
   <w:num w:numId="40" w16cid:durableId="101535214">
-    <w:abstractNumId w:val="44"/>
+    <w:abstractNumId w:val="45"/>
   </w:num>
   <w:num w:numId="41" w16cid:durableId="572544147">
-    <w:abstractNumId w:val="55"/>
+    <w:abstractNumId w:val="56"/>
   </w:num>
   <w:num w:numId="42" w16cid:durableId="839126150">
-    <w:abstractNumId w:val="52"/>
+    <w:abstractNumId w:val="53"/>
   </w:num>
   <w:num w:numId="43" w16cid:durableId="1188982360">
-    <w:abstractNumId w:val="27"/>
+    <w:abstractNumId w:val="28"/>
   </w:num>
   <w:num w:numId="44" w16cid:durableId="513812627">
-    <w:abstractNumId w:val="32"/>
+    <w:abstractNumId w:val="33"/>
   </w:num>
   <w:num w:numId="45" w16cid:durableId="266042995">
-    <w:abstractNumId w:val="57"/>
+    <w:abstractNumId w:val="58"/>
   </w:num>
   <w:num w:numId="46" w16cid:durableId="1198353465">
-    <w:abstractNumId w:val="25"/>
+    <w:abstractNumId w:val="26"/>
   </w:num>
   <w:num w:numId="47" w16cid:durableId="2142577448">
-    <w:abstractNumId w:val="69"/>
+    <w:abstractNumId w:val="70"/>
   </w:num>
   <w:num w:numId="48" w16cid:durableId="1244532733">
-    <w:abstractNumId w:val="28"/>
+    <w:abstractNumId w:val="29"/>
   </w:num>
   <w:num w:numId="49" w16cid:durableId="1868373294">
     <w:abstractNumId w:val="13"/>
@@ -24825,31 +25634,31 @@
     <w:abstractNumId w:val="16"/>
   </w:num>
   <w:num w:numId="51" w16cid:durableId="407970358">
-    <w:abstractNumId w:val="34"/>
+    <w:abstractNumId w:val="35"/>
   </w:num>
   <w:num w:numId="52" w16cid:durableId="119886179">
     <w:abstractNumId w:val="19"/>
   </w:num>
   <w:num w:numId="53" w16cid:durableId="1536574727">
-    <w:abstractNumId w:val="68"/>
+    <w:abstractNumId w:val="69"/>
   </w:num>
   <w:num w:numId="54" w16cid:durableId="1170565862">
-    <w:abstractNumId w:val="56"/>
+    <w:abstractNumId w:val="57"/>
   </w:num>
   <w:num w:numId="55" w16cid:durableId="316038153">
-    <w:abstractNumId w:val="39"/>
+    <w:abstractNumId w:val="40"/>
   </w:num>
   <w:num w:numId="56" w16cid:durableId="2087338845">
-    <w:abstractNumId w:val="71"/>
+    <w:abstractNumId w:val="72"/>
   </w:num>
   <w:num w:numId="57" w16cid:durableId="1203132178">
-    <w:abstractNumId w:val="67"/>
+    <w:abstractNumId w:val="68"/>
   </w:num>
   <w:num w:numId="58" w16cid:durableId="1576358962">
     <w:abstractNumId w:val="22"/>
   </w:num>
   <w:num w:numId="59" w16cid:durableId="2087022980">
-    <w:abstractNumId w:val="46"/>
+    <w:abstractNumId w:val="47"/>
   </w:num>
   <w:num w:numId="60" w16cid:durableId="723913701">
     <w:abstractNumId w:val="18"/>
@@ -24858,40 +25667,43 @@
     <w:abstractNumId w:val="0"/>
   </w:num>
   <w:num w:numId="62" w16cid:durableId="51278008">
-    <w:abstractNumId w:val="54"/>
+    <w:abstractNumId w:val="55"/>
   </w:num>
   <w:num w:numId="63" w16cid:durableId="892498606">
     <w:abstractNumId w:val="3"/>
   </w:num>
   <w:num w:numId="64" w16cid:durableId="1670407115">
-    <w:abstractNumId w:val="41"/>
+    <w:abstractNumId w:val="42"/>
   </w:num>
   <w:num w:numId="65" w16cid:durableId="539558980">
     <w:abstractNumId w:val="17"/>
   </w:num>
   <w:num w:numId="66" w16cid:durableId="1521970355">
-    <w:abstractNumId w:val="48"/>
+    <w:abstractNumId w:val="49"/>
   </w:num>
   <w:num w:numId="67" w16cid:durableId="344793033">
-    <w:abstractNumId w:val="62"/>
+    <w:abstractNumId w:val="63"/>
   </w:num>
   <w:num w:numId="68" w16cid:durableId="971637917">
     <w:abstractNumId w:val="7"/>
   </w:num>
   <w:num w:numId="69" w16cid:durableId="697584575">
-    <w:abstractNumId w:val="31"/>
+    <w:abstractNumId w:val="32"/>
   </w:num>
   <w:num w:numId="70" w16cid:durableId="1008823871">
     <w:abstractNumId w:val="14"/>
   </w:num>
   <w:num w:numId="71" w16cid:durableId="144782553">
-    <w:abstractNumId w:val="24"/>
+    <w:abstractNumId w:val="25"/>
   </w:num>
   <w:num w:numId="72" w16cid:durableId="420222044">
-    <w:abstractNumId w:val="33"/>
+    <w:abstractNumId w:val="34"/>
   </w:num>
   <w:num w:numId="73" w16cid:durableId="2112124901">
-    <w:abstractNumId w:val="45"/>
+    <w:abstractNumId w:val="46"/>
+  </w:num>
+  <w:num w:numId="74" w16cid:durableId="1805854591">
+    <w:abstractNumId w:val="24"/>
   </w:num>
 </w:numbering>
 </file>
@@ -25395,6 +26207,7 @@
   <w:style w:type="character" w:default="1" w:styleId="DefaultParagraphFont">
     <w:name w:val="Default Paragraph Font"/>
     <w:uiPriority w:val="1"/>
+    <w:semiHidden/>
     <w:unhideWhenUsed/>
   </w:style>
   <w:style w:type="table" w:default="1" w:styleId="TableNormal">

--- a/Opleverset/0 Stageverslag/stageverslag.docx
+++ b/Opleverset/0 Stageverslag/stageverslag.docx
@@ -5659,23 +5659,7 @@
           <w:rFonts w:ascii="Arial" w:hAnsi="Arial" w:cs="Arial"/>
           <w:lang w:val="nl-NL"/>
         </w:rPr>
-        <w:t xml:space="preserve">Voor de backend werd gekozen voor Python met het Flask-framework, vanwege zijn lichte architectuur en geschiktheid voor REST API-development. MySQL werd geselecteerd als databasesysteem, gezien deze </w:t>
-      </w:r>
-      <w:proofErr w:type="gramStart"/>
-      <w:r>
-        <w:rPr>
-          <w:rFonts w:ascii="Arial" w:hAnsi="Arial" w:cs="Arial"/>
-          <w:lang w:val="nl-NL"/>
-        </w:rPr>
-        <w:t>reeds</w:t>
-      </w:r>
-      <w:proofErr w:type="gramEnd"/>
-      <w:r>
-        <w:rPr>
-          <w:rFonts w:ascii="Arial" w:hAnsi="Arial" w:cs="Arial"/>
-          <w:lang w:val="nl-NL"/>
-        </w:rPr>
-        <w:t xml:space="preserve"> in de bestaande IT-infrastructuur van Bits &amp; Bytes aanwezig is.</w:t>
+        <w:t>Voor de backend werd gekozen voor Python met het Flask-framework, vanwege zijn lichte architectuur en geschiktheid voor REST API-development. MySQL werd geselecteerd als databasesysteem, gezien deze reeds in de bestaande IT-infrastructuur van Bits &amp; Bytes aanwezig is.</w:t>
       </w:r>
     </w:p>
     <w:p>
@@ -6191,23 +6175,7 @@
           <w:rFonts w:ascii="Arial" w:hAnsi="Arial" w:cs="Arial"/>
           <w:lang w:val="nl-NL"/>
         </w:rPr>
-        <w:t xml:space="preserve">Een voorheen bestaande website van BitsEnBytes. Het custom nieuwe admin dashboard communiceerd ook met het </w:t>
-      </w:r>
-      <w:proofErr w:type="gramStart"/>
-      <w:r>
-        <w:rPr>
-          <w:rFonts w:ascii="Arial" w:hAnsi="Arial" w:cs="Arial"/>
-          <w:lang w:val="nl-NL"/>
-        </w:rPr>
-        <w:t>reeds</w:t>
-      </w:r>
-      <w:proofErr w:type="gramEnd"/>
-      <w:r>
-        <w:rPr>
-          <w:rFonts w:ascii="Arial" w:hAnsi="Arial" w:cs="Arial"/>
-          <w:lang w:val="nl-NL"/>
-        </w:rPr>
-        <w:t xml:space="preserve"> bestaande website.</w:t>
+        <w:t>Een voorheen bestaande website van BitsEnBytes. Het custom nieuwe admin dashboard communiceerd ook met het reeds bestaande website.</w:t>
       </w:r>
       <w:r>
         <w:rPr>
@@ -7930,69 +7898,12 @@
         </w:rPr>
         <w:t xml:space="preserve"> </w:t>
       </w:r>
-      <w:proofErr w:type="spellStart"/>
-      <w:r>
-        <w:rPr>
-          <w:rFonts w:ascii="Arial" w:eastAsia="Times New Roman" w:hAnsi="Arial" w:cs="Arial"/>
-          <w:lang w:val="nl-NL"/>
-        </w:rPr>
-        <w:t>Physical</w:t>
-      </w:r>
-      <w:proofErr w:type="spellEnd"/>
-      <w:r>
-        <w:rPr>
-          <w:rFonts w:ascii="Arial" w:eastAsia="Times New Roman" w:hAnsi="Arial" w:cs="Arial"/>
-          <w:lang w:val="nl-NL"/>
-        </w:rPr>
-        <w:t xml:space="preserve"> </w:t>
-      </w:r>
-      <w:proofErr w:type="spellStart"/>
-      <w:r>
-        <w:rPr>
-          <w:rFonts w:ascii="Arial" w:eastAsia="Times New Roman" w:hAnsi="Arial" w:cs="Arial"/>
-          <w:lang w:val="nl-NL"/>
-        </w:rPr>
-        <w:t>encasing</w:t>
-      </w:r>
-      <w:proofErr w:type="spellEnd"/>
-      <w:r>
-        <w:rPr>
-          <w:rFonts w:ascii="Arial" w:eastAsia="Times New Roman" w:hAnsi="Arial" w:cs="Arial"/>
-          <w:lang w:val="nl-NL"/>
-        </w:rPr>
-        <w:t xml:space="preserve"> </w:t>
-      </w:r>
-      <w:proofErr w:type="spellStart"/>
-      <w:r>
-        <w:rPr>
-          <w:rFonts w:ascii="Arial" w:eastAsia="Times New Roman" w:hAnsi="Arial" w:cs="Arial"/>
-          <w:lang w:val="nl-NL"/>
-        </w:rPr>
-        <w:t>for</w:t>
-      </w:r>
-      <w:proofErr w:type="spellEnd"/>
-      <w:r>
-        <w:rPr>
-          <w:rFonts w:ascii="Arial" w:eastAsia="Times New Roman" w:hAnsi="Arial" w:cs="Arial"/>
-          <w:lang w:val="nl-NL"/>
-        </w:rPr>
-        <w:t xml:space="preserve"> </w:t>
-      </w:r>
-      <w:proofErr w:type="spellStart"/>
-      <w:r>
-        <w:rPr>
-          <w:rFonts w:ascii="Arial" w:eastAsia="Times New Roman" w:hAnsi="Arial" w:cs="Arial"/>
-          <w:lang w:val="nl-NL"/>
-        </w:rPr>
-        <w:t>the</w:t>
-      </w:r>
-      <w:proofErr w:type="spellEnd"/>
-      <w:r>
-        <w:rPr>
-          <w:rFonts w:ascii="Arial" w:eastAsia="Times New Roman" w:hAnsi="Arial" w:cs="Arial"/>
-          <w:lang w:val="nl-NL"/>
-        </w:rPr>
-        <w:t xml:space="preserve"> product</w:t>
+      <w:r>
+        <w:rPr>
+          <w:rFonts w:ascii="Arial" w:eastAsia="Times New Roman" w:hAnsi="Arial" w:cs="Arial"/>
+          <w:lang w:val="nl-NL"/>
+        </w:rPr>
+        <w:t>Physical encasing for the product</w:t>
       </w:r>
       <w:bookmarkEnd w:id="14"/>
     </w:p>
@@ -8460,7 +8371,6 @@
         </w:rPr>
         <w:br/>
       </w:r>
-      <w:proofErr w:type="spellStart"/>
       <w:r>
         <w:rPr>
           <w:rFonts w:ascii="Arial" w:eastAsia="Times New Roman" w:hAnsi="Arial" w:cs="Arial"/>
@@ -8468,9 +8378,8 @@
           <w:sz w:val="18"/>
           <w:szCs w:val="18"/>
         </w:rPr>
-        <w:t>Figuur</w:t>
-      </w:r>
-      <w:proofErr w:type="spellEnd"/>
+        <w:t xml:space="preserve">Figuur </w:t>
+      </w:r>
       <w:r>
         <w:rPr>
           <w:rFonts w:ascii="Arial" w:eastAsia="Times New Roman" w:hAnsi="Arial" w:cs="Arial"/>
@@ -8478,7 +8387,7 @@
           <w:sz w:val="18"/>
           <w:szCs w:val="18"/>
         </w:rPr>
-        <w:t xml:space="preserve"> </w:t>
+        <w:t>4</w:t>
       </w:r>
       <w:r>
         <w:rPr>
@@ -8487,7 +8396,7 @@
           <w:sz w:val="18"/>
           <w:szCs w:val="18"/>
         </w:rPr>
-        <w:t>4</w:t>
+        <w:t>.</w:t>
       </w:r>
       <w:r>
         <w:rPr>
@@ -8496,7 +8405,7 @@
           <w:sz w:val="18"/>
           <w:szCs w:val="18"/>
         </w:rPr>
-        <w:t>.</w:t>
+        <w:t>3:</w:t>
       </w:r>
       <w:r>
         <w:rPr>
@@ -8505,7 +8414,7 @@
           <w:sz w:val="18"/>
           <w:szCs w:val="18"/>
         </w:rPr>
-        <w:t>3:</w:t>
+        <w:t xml:space="preserve"> (</w:t>
       </w:r>
       <w:r>
         <w:rPr>
@@ -8514,48 +8423,8 @@
           <w:sz w:val="18"/>
           <w:szCs w:val="18"/>
         </w:rPr>
-        <w:t xml:space="preserve"> (</w:t>
-      </w:r>
-      <w:r>
-        <w:rPr>
-          <w:rFonts w:ascii="Arial" w:eastAsia="Times New Roman" w:hAnsi="Arial" w:cs="Arial"/>
-          <w:color w:val="7F7F7F" w:themeColor="text1" w:themeTint="80"/>
-          <w:sz w:val="18"/>
-          <w:szCs w:val="18"/>
-        </w:rPr>
-        <w:t>3 Code\2 M4 firmware\dk2-rfid\CM4\Core\</w:t>
-      </w:r>
-      <w:proofErr w:type="spellStart"/>
-      <w:r>
-        <w:rPr>
-          <w:rFonts w:ascii="Arial" w:eastAsia="Times New Roman" w:hAnsi="Arial" w:cs="Arial"/>
-          <w:color w:val="7F7F7F" w:themeColor="text1" w:themeTint="80"/>
-          <w:sz w:val="18"/>
-          <w:szCs w:val="18"/>
-        </w:rPr>
-        <w:t>Src</w:t>
-      </w:r>
-      <w:proofErr w:type="spellEnd"/>
-      <w:r>
-        <w:rPr>
-          <w:rFonts w:ascii="Arial" w:eastAsia="Times New Roman" w:hAnsi="Arial" w:cs="Arial"/>
-          <w:color w:val="7F7F7F" w:themeColor="text1" w:themeTint="80"/>
-          <w:sz w:val="18"/>
-          <w:szCs w:val="18"/>
-        </w:rPr>
-        <w:t>\</w:t>
-      </w:r>
-      <w:proofErr w:type="spellStart"/>
-      <w:r>
-        <w:rPr>
-          <w:rFonts w:ascii="Arial" w:eastAsia="Times New Roman" w:hAnsi="Arial" w:cs="Arial"/>
-          <w:color w:val="7F7F7F" w:themeColor="text1" w:themeTint="80"/>
-          <w:sz w:val="18"/>
-          <w:szCs w:val="18"/>
-        </w:rPr>
-        <w:t>main.c</w:t>
-      </w:r>
-      <w:proofErr w:type="spellEnd"/>
+        <w:t>3 Code\2 M4 firmware\dk2-rfid\CM4\Core\Src\main.c</w:t>
+      </w:r>
       <w:r>
         <w:rPr>
           <w:rFonts w:ascii="Arial" w:eastAsia="Times New Roman" w:hAnsi="Arial" w:cs="Arial"/>
@@ -9832,7 +9701,6 @@
         </w:rPr>
         <w:br/>
       </w:r>
-      <w:proofErr w:type="spellStart"/>
       <w:r>
         <w:rPr>
           <w:rFonts w:ascii="Arial" w:eastAsia="Times New Roman" w:hAnsi="Arial" w:cs="Arial"/>
@@ -9840,57 +9708,7 @@
           <w:sz w:val="18"/>
           <w:szCs w:val="18"/>
         </w:rPr>
-        <w:t>Figuur</w:t>
-      </w:r>
-      <w:proofErr w:type="spellEnd"/>
-      <w:r>
-        <w:rPr>
-          <w:rFonts w:ascii="Arial" w:eastAsia="Times New Roman" w:hAnsi="Arial" w:cs="Arial"/>
-          <w:color w:val="7F7F7F" w:themeColor="text1" w:themeTint="80"/>
-          <w:sz w:val="18"/>
-          <w:szCs w:val="18"/>
-        </w:rPr>
-        <w:t xml:space="preserve"> 4.9: </w:t>
-      </w:r>
-      <w:proofErr w:type="spellStart"/>
-      <w:r>
-        <w:rPr>
-          <w:rFonts w:ascii="Arial" w:eastAsia="Times New Roman" w:hAnsi="Arial" w:cs="Arial"/>
-          <w:color w:val="7F7F7F" w:themeColor="text1" w:themeTint="80"/>
-          <w:sz w:val="18"/>
-          <w:szCs w:val="18"/>
-        </w:rPr>
-        <w:t>Succesvolle</w:t>
-      </w:r>
-      <w:proofErr w:type="spellEnd"/>
-      <w:r>
-        <w:rPr>
-          <w:rFonts w:ascii="Arial" w:eastAsia="Times New Roman" w:hAnsi="Arial" w:cs="Arial"/>
-          <w:color w:val="7F7F7F" w:themeColor="text1" w:themeTint="80"/>
-          <w:sz w:val="18"/>
-          <w:szCs w:val="18"/>
-        </w:rPr>
-        <w:t xml:space="preserve"> </w:t>
-      </w:r>
-      <w:proofErr w:type="spellStart"/>
-      <w:r>
-        <w:rPr>
-          <w:rFonts w:ascii="Arial" w:eastAsia="Times New Roman" w:hAnsi="Arial" w:cs="Arial"/>
-          <w:color w:val="7F7F7F" w:themeColor="text1" w:themeTint="80"/>
-          <w:sz w:val="18"/>
-          <w:szCs w:val="18"/>
-        </w:rPr>
-        <w:t>klok</w:t>
-      </w:r>
-      <w:proofErr w:type="spellEnd"/>
-      <w:r>
-        <w:rPr>
-          <w:rFonts w:ascii="Arial" w:eastAsia="Times New Roman" w:hAnsi="Arial" w:cs="Arial"/>
-          <w:color w:val="7F7F7F" w:themeColor="text1" w:themeTint="80"/>
-          <w:sz w:val="18"/>
-          <w:szCs w:val="18"/>
-        </w:rPr>
-        <w:t xml:space="preserve"> in scher</w:t>
+        <w:t>Figuur 4.9: Succesvolle klok in scher</w:t>
       </w:r>
       <w:r>
         <w:rPr>
@@ -10826,34 +10644,12 @@
           <w:rFonts w:ascii="Arial" w:eastAsia="Times New Roman" w:hAnsi="Arial" w:cs="Arial"/>
         </w:rPr>
       </w:pPr>
-      <w:proofErr w:type="spellStart"/>
       <w:r>
         <w:rPr>
           <w:rFonts w:ascii="Arial" w:eastAsia="Times New Roman" w:hAnsi="Arial" w:cs="Arial"/>
         </w:rPr>
         <w:lastRenderedPageBreak/>
-        <w:t>Verwacht</w:t>
-      </w:r>
-      <w:proofErr w:type="spellEnd"/>
-      <w:r>
-        <w:rPr>
-          <w:rFonts w:ascii="Arial" w:eastAsia="Times New Roman" w:hAnsi="Arial" w:cs="Arial"/>
-        </w:rPr>
-        <w:t xml:space="preserve"> </w:t>
-      </w:r>
-      <w:proofErr w:type="spellStart"/>
-      <w:r>
-        <w:rPr>
-          <w:rFonts w:ascii="Arial" w:eastAsia="Times New Roman" w:hAnsi="Arial" w:cs="Arial"/>
-        </w:rPr>
-        <w:t>resultaat</w:t>
-      </w:r>
-      <w:proofErr w:type="spellEnd"/>
-      <w:r>
-        <w:rPr>
-          <w:rFonts w:ascii="Arial" w:eastAsia="Times New Roman" w:hAnsi="Arial" w:cs="Arial"/>
-        </w:rPr>
-        <w:t xml:space="preserve">: </w:t>
+        <w:t xml:space="preserve">Verwacht resultaat: </w:t>
       </w:r>
     </w:p>
     <w:p>
@@ -11472,23 +11268,7 @@
           <w:rFonts w:ascii="Arial" w:eastAsia="Times New Roman" w:hAnsi="Arial" w:cs="Arial"/>
           <w:lang w:val="nl-NL"/>
         </w:rPr>
-        <w:t xml:space="preserve">Conclusie: De database bevat direct na het testen van de api endpoints de nieuwe attendance records. De hele keten </w:t>
-      </w:r>
-      <w:proofErr w:type="spellStart"/>
-      <w:r>
-        <w:rPr>
-          <w:rFonts w:ascii="Arial" w:eastAsia="Times New Roman" w:hAnsi="Arial" w:cs="Arial"/>
-          <w:lang w:val="nl-NL"/>
-        </w:rPr>
-        <w:t>functioneerd</w:t>
-      </w:r>
-      <w:proofErr w:type="spellEnd"/>
-      <w:r>
-        <w:rPr>
-          <w:rFonts w:ascii="Arial" w:eastAsia="Times New Roman" w:hAnsi="Arial" w:cs="Arial"/>
-          <w:lang w:val="nl-NL"/>
-        </w:rPr>
-        <w:t xml:space="preserve"> als bedoeld.</w:t>
+        <w:t>Conclusie: De database bevat direct na het testen van de api endpoints de nieuwe attendance records. De hele keten functioneerd als bedoeld.</w:t>
       </w:r>
     </w:p>
     <w:p>
@@ -11982,29 +11762,7 @@
           <w:szCs w:val="18"/>
           <w:lang w:val="nl-NL"/>
         </w:rPr>
-        <w:t xml:space="preserve">Figuur 4.17: </w:t>
-      </w:r>
-      <w:proofErr w:type="spellStart"/>
-      <w:r>
-        <w:rPr>
-          <w:rFonts w:ascii="Arial" w:eastAsia="Times New Roman" w:hAnsi="Arial" w:cs="Arial"/>
-          <w:color w:val="7F7F7F" w:themeColor="text1" w:themeTint="80"/>
-          <w:sz w:val="18"/>
-          <w:szCs w:val="18"/>
-          <w:lang w:val="nl-NL"/>
-        </w:rPr>
-        <w:t>Admin</w:t>
-      </w:r>
-      <w:proofErr w:type="spellEnd"/>
-      <w:r>
-        <w:rPr>
-          <w:rFonts w:ascii="Arial" w:eastAsia="Times New Roman" w:hAnsi="Arial" w:cs="Arial"/>
-          <w:color w:val="7F7F7F" w:themeColor="text1" w:themeTint="80"/>
-          <w:sz w:val="18"/>
-          <w:szCs w:val="18"/>
-          <w:lang w:val="nl-NL"/>
-        </w:rPr>
-        <w:t xml:space="preserve"> Beheer pagina</w:t>
+        <w:t>Figuur 4.17: Admin Beheer pagina</w:t>
       </w:r>
     </w:p>
     <w:p>
@@ -12664,27 +12422,7 @@
           <w:lang w:val="nl-NL"/>
         </w:rPr>
         <w:lastRenderedPageBreak/>
-        <w:t xml:space="preserve">Automatic Points </w:t>
-      </w:r>
-      <w:proofErr w:type="spellStart"/>
-      <w:r>
-        <w:rPr>
-          <w:rFonts w:ascii="Arial" w:eastAsia="Times New Roman" w:hAnsi="Arial" w:cs="Arial"/>
-          <w:b/>
-          <w:bCs/>
-          <w:lang w:val="nl-NL"/>
-        </w:rPr>
-        <w:t>Awarding</w:t>
-      </w:r>
-      <w:proofErr w:type="spellEnd"/>
-      <w:r>
-        <w:rPr>
-          <w:rFonts w:ascii="Arial" w:eastAsia="Times New Roman" w:hAnsi="Arial" w:cs="Arial"/>
-          <w:b/>
-          <w:bCs/>
-          <w:lang w:val="nl-NL"/>
-        </w:rPr>
-        <w:t xml:space="preserve"> </w:t>
+        <w:t xml:space="preserve">Automatic Points Awarding </w:t>
       </w:r>
     </w:p>
     <w:p>
@@ -13531,39 +13269,7 @@
           <w:rFonts w:ascii="Arial" w:eastAsia="Times New Roman" w:hAnsi="Arial" w:cs="Arial"/>
           <w:lang w:val="nl-NL"/>
         </w:rPr>
-        <w:t>GUI ging naar error scherm: “</w:t>
-      </w:r>
-      <w:proofErr w:type="spellStart"/>
-      <w:r>
-        <w:rPr>
-          <w:rFonts w:ascii="Arial" w:eastAsia="Times New Roman" w:hAnsi="Arial" w:cs="Arial"/>
-          <w:lang w:val="nl-NL"/>
-        </w:rPr>
-        <w:t>Api</w:t>
-      </w:r>
-      <w:proofErr w:type="spellEnd"/>
-      <w:r>
-        <w:rPr>
-          <w:rFonts w:ascii="Arial" w:eastAsia="Times New Roman" w:hAnsi="Arial" w:cs="Arial"/>
-          <w:lang w:val="nl-NL"/>
-        </w:rPr>
-        <w:t xml:space="preserve"> Connection </w:t>
-      </w:r>
-      <w:proofErr w:type="spellStart"/>
-      <w:r>
-        <w:rPr>
-          <w:rFonts w:ascii="Arial" w:eastAsia="Times New Roman" w:hAnsi="Arial" w:cs="Arial"/>
-          <w:lang w:val="nl-NL"/>
-        </w:rPr>
-        <w:t>Failed</w:t>
-      </w:r>
-      <w:proofErr w:type="spellEnd"/>
-      <w:r>
-        <w:rPr>
-          <w:rFonts w:ascii="Arial" w:eastAsia="Times New Roman" w:hAnsi="Arial" w:cs="Arial"/>
-          <w:lang w:val="nl-NL"/>
-        </w:rPr>
-        <w:t>”. Buiten om netwerk fouten werkt het perfect.</w:t>
+        <w:t>GUI ging naar error scherm: “Api Connection Failed”. Buiten om netwerk fouten werkt het perfect.</w:t>
       </w:r>
     </w:p>
     <w:p>
@@ -13592,21 +13298,12 @@
           <w:lang w:val="nl-NL"/>
         </w:rPr>
       </w:pPr>
-      <w:proofErr w:type="spellStart"/>
-      <w:r>
-        <w:rPr>
-          <w:rFonts w:ascii="Arial" w:eastAsia="Times New Roman" w:hAnsi="Arial" w:cs="Arial"/>
-          <w:lang w:val="nl-NL"/>
-        </w:rPr>
-        <w:t>Remon</w:t>
-      </w:r>
-      <w:proofErr w:type="spellEnd"/>
-      <w:r>
-        <w:rPr>
-          <w:rFonts w:ascii="Arial" w:eastAsia="Times New Roman" w:hAnsi="Arial" w:cs="Arial"/>
-          <w:lang w:val="nl-NL"/>
-        </w:rPr>
-        <w:t xml:space="preserve"> mijn </w:t>
+      <w:r>
+        <w:rPr>
+          <w:rFonts w:ascii="Arial" w:eastAsia="Times New Roman" w:hAnsi="Arial" w:cs="Arial"/>
+          <w:lang w:val="nl-NL"/>
+        </w:rPr>
+        <w:t xml:space="preserve">Remon mijn </w:t>
       </w:r>
       <w:r>
         <w:rPr>
@@ -14271,23 +13968,7 @@
           <w:rFonts w:ascii="Arial" w:eastAsia="Times New Roman" w:hAnsi="Arial" w:cs="Arial"/>
           <w:lang w:val="nl-NL"/>
         </w:rPr>
-        <w:t xml:space="preserve">Hoewel het huidige systeem alle essentiële vereisten vervult en direct inzetbaar is, fungeert het </w:t>
-      </w:r>
-      <w:proofErr w:type="gramStart"/>
-      <w:r>
-        <w:rPr>
-          <w:rFonts w:ascii="Arial" w:eastAsia="Times New Roman" w:hAnsi="Arial" w:cs="Arial"/>
-          <w:lang w:val="nl-NL"/>
-        </w:rPr>
-        <w:t>tevens</w:t>
-      </w:r>
-      <w:proofErr w:type="gramEnd"/>
-      <w:r>
-        <w:rPr>
-          <w:rFonts w:ascii="Arial" w:eastAsia="Times New Roman" w:hAnsi="Arial" w:cs="Arial"/>
-          <w:lang w:val="nl-NL"/>
-        </w:rPr>
-        <w:t xml:space="preserve"> als een robuuste blueprint waarmee Bits &amp; Bytes snel kan opschalen en diversifiëren. Hieronder staan concrete aanbevelingen, rationale en een kort implementatie</w:t>
+        <w:t>Hoewel het huidige systeem alle essentiële vereisten vervult en direct inzetbaar is, fungeert het tevens als een robuuste blueprint waarmee Bits &amp; Bytes snel kan opschalen en diversifiëren. Hieronder staan concrete aanbevelingen, rationale en een kort implementatie</w:t>
       </w:r>
       <w:r>
         <w:rPr>
@@ -15432,23 +15113,7 @@
           <w:lang w:val="nl-NL"/>
         </w:rPr>
         <w:lastRenderedPageBreak/>
-        <w:t xml:space="preserve">Een </w:t>
-      </w:r>
-      <w:proofErr w:type="spellStart"/>
-      <w:r>
-        <w:rPr>
-          <w:rFonts w:ascii="Arial" w:hAnsi="Arial" w:cs="Arial"/>
-          <w:lang w:val="nl-NL"/>
-        </w:rPr>
-        <w:t>burndown</w:t>
-      </w:r>
-      <w:proofErr w:type="spellEnd"/>
-      <w:r>
-        <w:rPr>
-          <w:rFonts w:ascii="Arial" w:hAnsi="Arial" w:cs="Arial"/>
-          <w:lang w:val="nl-NL"/>
-        </w:rPr>
-        <w:t xml:space="preserve">-diagram werd opgesteld met user stories en schattingen, hoewel in de praktijk de directe dagelijkse communicatie met Remon </w:t>
+        <w:t xml:space="preserve">Een burndown-diagram werd opgesteld met user stories en schattingen, hoewel in de praktijk de directe dagelijkse communicatie met Remon </w:t>
       </w:r>
       <w:r>
         <w:rPr>
@@ -15580,29 +15245,7 @@
           <w:szCs w:val="18"/>
           <w:lang w:val="nl-NL"/>
         </w:rPr>
-        <w:t xml:space="preserve">De </w:t>
-      </w:r>
-      <w:proofErr w:type="spellStart"/>
-      <w:r>
-        <w:rPr>
-          <w:rFonts w:ascii="Arial" w:eastAsia="Times New Roman" w:hAnsi="Arial" w:cs="Arial"/>
-          <w:color w:val="7F7F7F" w:themeColor="text1" w:themeTint="80"/>
-          <w:sz w:val="18"/>
-          <w:szCs w:val="18"/>
-          <w:lang w:val="nl-NL"/>
-        </w:rPr>
-        <w:t>burndown</w:t>
-      </w:r>
-      <w:proofErr w:type="spellEnd"/>
-      <w:r>
-        <w:rPr>
-          <w:rFonts w:ascii="Arial" w:eastAsia="Times New Roman" w:hAnsi="Arial" w:cs="Arial"/>
-          <w:color w:val="7F7F7F" w:themeColor="text1" w:themeTint="80"/>
-          <w:sz w:val="18"/>
-          <w:szCs w:val="18"/>
-          <w:lang w:val="nl-NL"/>
-        </w:rPr>
-        <w:t xml:space="preserve"> diagram</w:t>
+        <w:t>De burndown diagram</w:t>
       </w:r>
     </w:p>
     <w:p>
@@ -15757,23 +15400,7 @@
           <w:rFonts w:ascii="Arial" w:hAnsi="Arial" w:cs="Arial"/>
           <w:lang w:val="nl-NL"/>
         </w:rPr>
-        <w:t xml:space="preserve">Documentatie werd bijgehouden in Markdown-format in dezelfde repository als code, wat verzekert dat docs en code gesynchroniseerd blijven. Oudere versies van componenten (bijvoorbeeld eerdere GUI-varianten) werden behouden in de </w:t>
-      </w:r>
-      <w:proofErr w:type="spellStart"/>
-      <w:r>
-        <w:rPr>
-          <w:rFonts w:ascii="Arial" w:hAnsi="Arial" w:cs="Arial"/>
-          <w:lang w:val="nl-NL"/>
-        </w:rPr>
-        <w:t>repository</w:t>
-      </w:r>
-      <w:proofErr w:type="spellEnd"/>
-      <w:r>
-        <w:rPr>
-          <w:rFonts w:ascii="Arial" w:hAnsi="Arial" w:cs="Arial"/>
-          <w:lang w:val="nl-NL"/>
-        </w:rPr>
-        <w:t xml:space="preserve"> als referentie.</w:t>
+        <w:t>Documentatie werd bijgehouden in Markdown-format in dezelfde repository als code, wat verzekert dat docs en code gesynchroniseerd blijven. Oudere versies van componenten (bijvoorbeeld eerdere GUI-varianten) werden behouden in de repository als referentie.</w:t>
       </w:r>
       <w:bookmarkStart w:id="35" w:name="_Toc220781007"/>
     </w:p>
@@ -15893,23 +15520,7 @@
           <w:rFonts w:ascii="Arial" w:eastAsia="Times New Roman" w:hAnsi="Arial" w:cs="Arial"/>
           <w:lang w:val="nl-NL"/>
         </w:rPr>
-        <w:t xml:space="preserve">Het project werd zelfstandig gepland en uitgevoerd in een professionele bedrijfsomgeving, wat sterk initiatief, zelfmanagement en probleemoplossend vermogen vereiste. Dankzij anderhalf jaar ervaring bij Bits &amp; Bytes was er al een diep begrip van de organisatie en infrastructuur. De stage bouwde voort op een </w:t>
-      </w:r>
-      <w:proofErr w:type="gramStart"/>
-      <w:r>
-        <w:rPr>
-          <w:rFonts w:ascii="Arial" w:eastAsia="Times New Roman" w:hAnsi="Arial" w:cs="Arial"/>
-          <w:lang w:val="nl-NL"/>
-        </w:rPr>
-        <w:t>reeds</w:t>
-      </w:r>
-      <w:proofErr w:type="gramEnd"/>
-      <w:r>
-        <w:rPr>
-          <w:rFonts w:ascii="Arial" w:eastAsia="Times New Roman" w:hAnsi="Arial" w:cs="Arial"/>
-          <w:lang w:val="nl-NL"/>
-        </w:rPr>
-        <w:t xml:space="preserve"> gekend probleem rond aanwezigheidsregistratie en vereiste zowel technische als organisatorische zelfstandigheid. Complexe uitdagingen, zoals shared memory en touchscreen-integratie, werden zelfstandig onderzocht en opgelost. Tegelijk werd verantwoordelijkheid genomen voor mislukkingen: de initiële SPI-display-aanpak werd tijdig verlaten ten voordele van een efficiënter alternatief, wat flexibiliteit en aanpassingsvermogen toont.</w:t>
+        <w:t>Het project werd zelfstandig gepland en uitgevoerd in een professionele bedrijfsomgeving, wat sterk initiatief, zelfmanagement en probleemoplossend vermogen vereiste. Dankzij anderhalf jaar ervaring bij Bits &amp; Bytes was er al een diep begrip van de organisatie en infrastructuur. De stage bouwde voort op een reeds gekend probleem rond aanwezigheidsregistratie en vereiste zowel technische als organisatorische zelfstandigheid. Complexe uitdagingen, zoals shared memory en touchscreen-integratie, werden zelfstandig onderzocht en opgelost. Tegelijk werd verantwoordelijkheid genomen voor mislukkingen: de initiële SPI-display-aanpak werd tijdig verlaten ten voordele van een efficiënter alternatief, wat flexibiliteit en aanpassingsvermogen toont.</w:t>
       </w:r>
     </w:p>
     <w:p>
@@ -16983,15 +16594,38 @@
           <w:rFonts w:ascii="Arial" w:eastAsia="Times New Roman" w:hAnsi="Arial" w:cs="Arial"/>
           <w:b/>
           <w:bCs/>
-        </w:rPr>
-      </w:pPr>
+          <w:lang w:val="nl-NL"/>
+        </w:rPr>
+      </w:pPr>
+      <w:hyperlink r:id="rId54" w:history="1">
+        <w:r>
+          <w:rPr>
+            <w:rStyle w:val="Hyperlink"/>
+            <w:rFonts w:ascii="Arial" w:eastAsia="Times New Roman" w:hAnsi="Arial" w:cs="Arial"/>
+            <w:b/>
+            <w:bCs/>
+            <w:lang w:val="nl-NL"/>
+          </w:rPr>
+          <w:t>https://artskydj.github.io/jsPDF/docs/jsPDF.html</w:t>
+        </w:r>
+      </w:hyperlink>
       <w:r>
         <w:rPr>
           <w:rFonts w:ascii="Arial" w:eastAsia="Times New Roman" w:hAnsi="Arial" w:cs="Arial"/>
           <w:b/>
           <w:bCs/>
-        </w:rPr>
-        <w:t>Reddit.com (Forums for niche problemen)</w:t>
+          <w:lang w:val="nl-NL"/>
+        </w:rPr>
+        <w:t xml:space="preserve"> (docu</w:t>
+      </w:r>
+      <w:r>
+        <w:rPr>
+          <w:rFonts w:ascii="Arial" w:eastAsia="Times New Roman" w:hAnsi="Arial" w:cs="Arial"/>
+          <w:b/>
+          <w:bCs/>
+          <w:lang w:val="nl-NL"/>
+        </w:rPr>
+        <w:t>mentatie voor het exporteren van een pdf)</w:t>
       </w:r>
     </w:p>
     <w:p>
@@ -17015,6 +16649,70 @@
           <w:bCs/>
           <w:lang w:val="nl-NL"/>
         </w:rPr>
+        <w:t>Datasheets onder “</w:t>
+      </w:r>
+      <w:r>
+        <w:rPr>
+          <w:rFonts w:ascii="Arial" w:eastAsia="Times New Roman" w:hAnsi="Arial" w:cs="Arial"/>
+          <w:b/>
+          <w:bCs/>
+          <w:lang w:val="nl-NL"/>
+        </w:rPr>
+        <w:t>Project documentatie\externe tools\DataSheets</w:t>
+      </w:r>
+      <w:r>
+        <w:rPr>
+          <w:rFonts w:ascii="Arial" w:eastAsia="Times New Roman" w:hAnsi="Arial" w:cs="Arial"/>
+          <w:b/>
+          <w:bCs/>
+          <w:lang w:val="nl-NL"/>
+        </w:rPr>
+        <w:t>”</w:t>
+      </w:r>
+    </w:p>
+    <w:p>
+      <w:pPr>
+        <w:pStyle w:val="ListParagraph"/>
+        <w:numPr>
+          <w:ilvl w:val="0"/>
+          <w:numId w:val="85"/>
+        </w:numPr>
+        <w:rPr>
+          <w:rFonts w:ascii="Arial" w:eastAsia="Times New Roman" w:hAnsi="Arial" w:cs="Arial"/>
+          <w:b/>
+          <w:bCs/>
+        </w:rPr>
+      </w:pPr>
+      <w:r>
+        <w:rPr>
+          <w:rFonts w:ascii="Arial" w:eastAsia="Times New Roman" w:hAnsi="Arial" w:cs="Arial"/>
+          <w:b/>
+          <w:bCs/>
+        </w:rPr>
+        <w:t>Reddit.com (Forums for niche problemen)</w:t>
+      </w:r>
+    </w:p>
+    <w:p>
+      <w:pPr>
+        <w:pStyle w:val="ListParagraph"/>
+        <w:numPr>
+          <w:ilvl w:val="0"/>
+          <w:numId w:val="85"/>
+        </w:numPr>
+        <w:rPr>
+          <w:rFonts w:ascii="Arial" w:eastAsia="Times New Roman" w:hAnsi="Arial" w:cs="Arial"/>
+          <w:b/>
+          <w:bCs/>
+          <w:lang w:val="nl-NL"/>
+        </w:rPr>
+      </w:pPr>
+      <w:r>
+        <w:rPr>
+          <w:rFonts w:ascii="Arial" w:eastAsia="Times New Roman" w:hAnsi="Arial" w:cs="Arial"/>
+          <w:b/>
+          <w:bCs/>
+          <w:lang w:val="nl-NL"/>
+        </w:rPr>
         <w:t>Chatgpt (meerdere malen geraadpleegd)</w:t>
       </w:r>
     </w:p>
@@ -17090,267 +16788,221 @@
         </w:rPr>
         <w:t xml:space="preserve"> </w:t>
       </w:r>
-      <w:hyperlink r:id="rId54" w:history="1">
-        <w:proofErr w:type="spellStart"/>
+      <w:hyperlink r:id="rId55" w:history="1">
         <w:r>
           <w:rPr>
             <w:rStyle w:val="Hyperlink"/>
             <w:rFonts w:ascii="Arial" w:hAnsi="Arial" w:cs="Arial"/>
             <w:lang w:val="nl-NL"/>
           </w:rPr>
-          <w:t>docs</w:t>
+          <w:t>docs/ARCHITECTURE.md</w:t>
         </w:r>
-        <w:proofErr w:type="spellEnd"/>
+      </w:hyperlink>
+      <w:r>
+        <w:rPr>
+          <w:rFonts w:ascii="Arial" w:hAnsi="Arial" w:cs="Arial"/>
+          <w:lang w:val="nl-NL"/>
+        </w:rPr>
+        <w:t>. Sequence diagrammen tonen de gedetailleerde interacties tussen alle componentenr bij clock-in, clock-out, offline-modus en foutafhandeling.</w:t>
+      </w:r>
+    </w:p>
+    <w:p>
+      <w:pPr>
+        <w:pStyle w:val="Heading3"/>
+        <w:rPr>
+          <w:rFonts w:ascii="Arial" w:eastAsia="Times New Roman" w:hAnsi="Arial" w:cs="Arial"/>
+          <w:lang w:val="nl-NL"/>
+        </w:rPr>
+      </w:pPr>
+      <w:bookmarkStart w:id="44" w:name="_Toc220781016"/>
+      <w:r>
+        <w:rPr>
+          <w:rFonts w:ascii="Arial" w:eastAsia="Times New Roman" w:hAnsi="Arial" w:cs="Arial"/>
+          <w:lang w:val="nl-NL"/>
+        </w:rPr>
+        <w:t xml:space="preserve">Bijlage </w:t>
+      </w:r>
+      <w:r>
+        <w:rPr>
+          <w:rFonts w:ascii="Arial" w:eastAsia="Times New Roman" w:hAnsi="Arial" w:cs="Arial"/>
+          <w:lang w:val="nl-NL"/>
+        </w:rPr>
+        <w:t>B</w:t>
+      </w:r>
+      <w:r>
+        <w:rPr>
+          <w:rFonts w:ascii="Arial" w:eastAsia="Times New Roman" w:hAnsi="Arial" w:cs="Arial"/>
+          <w:lang w:val="nl-NL"/>
+        </w:rPr>
+        <w:t>: API Referentie</w:t>
+      </w:r>
+      <w:bookmarkEnd w:id="44"/>
+    </w:p>
+    <w:p>
+      <w:pPr>
+        <w:pStyle w:val="NormalWeb"/>
+        <w:rPr>
+          <w:rStyle w:val="Hyperlink"/>
+          <w:rFonts w:ascii="Arial" w:hAnsi="Arial" w:cs="Arial"/>
+          <w:b/>
+          <w:bCs/>
+          <w:lang w:val="nl-NL"/>
+        </w:rPr>
+      </w:pPr>
+      <w:r>
+        <w:rPr>
+          <w:rFonts w:ascii="Arial" w:hAnsi="Arial" w:cs="Arial"/>
+          <w:lang w:val="nl-NL"/>
+        </w:rPr>
+        <w:t xml:space="preserve">Complete API-documentatie met alle endpoints, request/response-formaten en error codes is beschikbaar in </w:t>
+      </w:r>
+      <w:r>
+        <w:rPr>
+          <w:rFonts w:ascii="Arial" w:hAnsi="Arial" w:cs="Arial"/>
+          <w:lang w:val="nl-NL"/>
+        </w:rPr>
+        <w:t xml:space="preserve">de </w:t>
+      </w:r>
+      <w:r>
+        <w:rPr>
+          <w:rFonts w:ascii="Arial" w:hAnsi="Arial" w:cs="Arial"/>
+          <w:lang w:val="nl-NL"/>
+        </w:rPr>
+        <w:t>GitHub</w:t>
+      </w:r>
+      <w:r>
+        <w:rPr>
+          <w:rFonts w:ascii="Arial" w:hAnsi="Arial" w:cs="Arial"/>
+          <w:lang w:val="nl-NL"/>
+        </w:rPr>
+        <w:t xml:space="preserve"> </w:t>
+      </w:r>
+      <w:r>
+        <w:rPr>
+          <w:rFonts w:ascii="Arial" w:hAnsi="Arial" w:cs="Arial"/>
+        </w:rPr>
+        <w:fldChar w:fldCharType="begin"/>
+      </w:r>
+      <w:r>
+        <w:rPr>
+          <w:rFonts w:ascii="Arial" w:hAnsi="Arial" w:cs="Arial"/>
+          <w:lang w:val="nl-NL"/>
+        </w:rPr>
+        <w:instrText>HYPERLINK "file:///C:\\Users\\derko\\Downloads\\docs\\ARCHITECTURE.md"</w:instrText>
+      </w:r>
+      <w:r>
+        <w:rPr>
+          <w:rFonts w:ascii="Arial" w:hAnsi="Arial" w:cs="Arial"/>
+        </w:rPr>
+      </w:r>
+      <w:r>
+        <w:rPr>
+          <w:rFonts w:ascii="Arial" w:hAnsi="Arial" w:cs="Arial"/>
+        </w:rPr>
+        <w:fldChar w:fldCharType="separate"/>
+      </w:r>
+      <w:r>
+        <w:rPr>
+          <w:rStyle w:val="Hyperlink"/>
+          <w:rFonts w:ascii="Arial" w:hAnsi="Arial" w:cs="Arial"/>
+          <w:lang w:val="nl-NL"/>
+        </w:rPr>
+        <w:t>docs/</w:t>
+      </w:r>
+      <w:r>
+        <w:rPr>
+          <w:rStyle w:val="Hyperlink"/>
+          <w:rFonts w:ascii="Arial" w:hAnsi="Arial" w:cs="Arial"/>
+          <w:b/>
+          <w:bCs/>
+          <w:lang w:val="nl-NL"/>
+        </w:rPr>
+        <w:t>API_REFERENCE.md</w:t>
+      </w:r>
+    </w:p>
+    <w:p>
+      <w:pPr>
+        <w:pStyle w:val="Heading3"/>
+        <w:rPr>
+          <w:rFonts w:ascii="Arial" w:hAnsi="Arial" w:cs="Arial"/>
+          <w:lang w:val="nl-NL"/>
+        </w:rPr>
+      </w:pPr>
+      <w:r>
+        <w:rPr>
+          <w:rFonts w:ascii="Arial" w:hAnsi="Arial" w:cs="Arial"/>
+        </w:rPr>
+        <w:fldChar w:fldCharType="end"/>
+      </w:r>
+      <w:bookmarkStart w:id="45" w:name="_Toc220781017"/>
+      <w:r>
+        <w:rPr>
+          <w:rFonts w:ascii="Arial" w:eastAsia="Times New Roman" w:hAnsi="Arial" w:cs="Arial"/>
+          <w:lang w:val="nl-NL"/>
+        </w:rPr>
+        <w:t xml:space="preserve">Bijlage </w:t>
+      </w:r>
+      <w:r>
+        <w:rPr>
+          <w:rFonts w:ascii="Arial" w:eastAsia="Times New Roman" w:hAnsi="Arial" w:cs="Arial"/>
+          <w:lang w:val="nl-NL"/>
+        </w:rPr>
+        <w:t>C</w:t>
+      </w:r>
+      <w:r>
+        <w:rPr>
+          <w:rFonts w:ascii="Arial" w:eastAsia="Times New Roman" w:hAnsi="Arial" w:cs="Arial"/>
+          <w:lang w:val="nl-NL"/>
+        </w:rPr>
+        <w:t xml:space="preserve">: </w:t>
+      </w:r>
+      <w:r>
+        <w:rPr>
+          <w:rFonts w:ascii="Arial" w:eastAsia="Times New Roman" w:hAnsi="Arial" w:cs="Arial"/>
+          <w:lang w:val="nl-NL"/>
+        </w:rPr>
+        <w:t>Diagrammen zijn allemaal gedocumenteerd in</w:t>
+      </w:r>
+      <w:bookmarkEnd w:id="45"/>
+    </w:p>
+    <w:p>
+      <w:pPr>
+        <w:pStyle w:val="NormalWeb"/>
+        <w:rPr>
+          <w:rFonts w:ascii="Arial" w:hAnsi="Arial" w:cs="Arial"/>
+          <w:lang w:val="nl-NL"/>
+        </w:rPr>
+      </w:pPr>
+      <w:r>
+        <w:rPr>
+          <w:rFonts w:ascii="Arial" w:hAnsi="Arial" w:cs="Arial"/>
+          <w:lang w:val="nl-NL"/>
+        </w:rPr>
+        <w:t xml:space="preserve">Volledige databaseschema's met table-definities, indexes en relaties zijn gedocumenteerd in </w:t>
+      </w:r>
+      <w:r>
+        <w:rPr>
+          <w:rFonts w:ascii="Arial" w:hAnsi="Arial" w:cs="Arial"/>
+          <w:lang w:val="nl-NL"/>
+        </w:rPr>
+        <w:t xml:space="preserve">de github </w:t>
+      </w:r>
+      <w:hyperlink r:id="rId56" w:history="1">
         <w:r>
           <w:rPr>
             <w:rStyle w:val="Hyperlink"/>
             <w:rFonts w:ascii="Arial" w:hAnsi="Arial" w:cs="Arial"/>
             <w:lang w:val="nl-NL"/>
           </w:rPr>
-          <w:t>/ARCHITECTURE.md</w:t>
+          <w:t>docs/</w:t>
         </w:r>
-      </w:hyperlink>
-      <w:r>
-        <w:rPr>
-          <w:rFonts w:ascii="Arial" w:hAnsi="Arial" w:cs="Arial"/>
-          <w:lang w:val="nl-NL"/>
-        </w:rPr>
-        <w:t>. Sequence diagrammen tonen de gedetailleerde interacties tussen alle componentenr bij clock-in, clock-out, offline-modus en foutafhandeling.</w:t>
-      </w:r>
-    </w:p>
-    <w:p>
-      <w:pPr>
-        <w:pStyle w:val="Heading3"/>
-        <w:rPr>
-          <w:rFonts w:ascii="Arial" w:eastAsia="Times New Roman" w:hAnsi="Arial" w:cs="Arial"/>
-          <w:lang w:val="nl-NL"/>
-        </w:rPr>
-      </w:pPr>
-      <w:bookmarkStart w:id="44" w:name="_Toc220781016"/>
-      <w:r>
-        <w:rPr>
-          <w:rFonts w:ascii="Arial" w:eastAsia="Times New Roman" w:hAnsi="Arial" w:cs="Arial"/>
-          <w:lang w:val="nl-NL"/>
-        </w:rPr>
-        <w:t xml:space="preserve">Bijlage </w:t>
-      </w:r>
-      <w:r>
-        <w:rPr>
-          <w:rFonts w:ascii="Arial" w:eastAsia="Times New Roman" w:hAnsi="Arial" w:cs="Arial"/>
-          <w:lang w:val="nl-NL"/>
-        </w:rPr>
-        <w:t>B</w:t>
-      </w:r>
-      <w:r>
-        <w:rPr>
-          <w:rFonts w:ascii="Arial" w:eastAsia="Times New Roman" w:hAnsi="Arial" w:cs="Arial"/>
-          <w:lang w:val="nl-NL"/>
-        </w:rPr>
-        <w:t>: API Referentie</w:t>
-      </w:r>
-      <w:bookmarkEnd w:id="44"/>
-    </w:p>
-    <w:p>
-      <w:pPr>
-        <w:pStyle w:val="NormalWeb"/>
-        <w:rPr>
-          <w:rStyle w:val="Hyperlink"/>
-          <w:rFonts w:ascii="Arial" w:hAnsi="Arial" w:cs="Arial"/>
-          <w:b/>
-          <w:bCs/>
-          <w:lang w:val="nl-NL"/>
-        </w:rPr>
-      </w:pPr>
-      <w:r>
-        <w:rPr>
-          <w:rFonts w:ascii="Arial" w:hAnsi="Arial" w:cs="Arial"/>
-          <w:lang w:val="nl-NL"/>
-        </w:rPr>
-        <w:t xml:space="preserve">Complete API-documentatie met alle endpoints, request/response-formaten en error codes is beschikbaar in </w:t>
-      </w:r>
-      <w:r>
-        <w:rPr>
-          <w:rFonts w:ascii="Arial" w:hAnsi="Arial" w:cs="Arial"/>
-          <w:lang w:val="nl-NL"/>
-        </w:rPr>
-        <w:t xml:space="preserve">de </w:t>
-      </w:r>
-      <w:r>
-        <w:rPr>
-          <w:rFonts w:ascii="Arial" w:hAnsi="Arial" w:cs="Arial"/>
-          <w:lang w:val="nl-NL"/>
-        </w:rPr>
-        <w:t>GitHub</w:t>
-      </w:r>
-      <w:r>
-        <w:rPr>
-          <w:rFonts w:ascii="Arial" w:hAnsi="Arial" w:cs="Arial"/>
-          <w:lang w:val="nl-NL"/>
-        </w:rPr>
-        <w:t xml:space="preserve"> </w:t>
-      </w:r>
-      <w:r>
-        <w:rPr>
-          <w:rFonts w:ascii="Arial" w:hAnsi="Arial" w:cs="Arial"/>
-        </w:rPr>
-        <w:fldChar w:fldCharType="begin"/>
-      </w:r>
-      <w:r>
-        <w:rPr>
-          <w:rFonts w:ascii="Arial" w:hAnsi="Arial" w:cs="Arial"/>
-          <w:lang w:val="nl-NL"/>
-        </w:rPr>
-        <w:instrText>HYPERLINK "file:///C:\\Users\\derko\\Downloads\\docs\\ARCHITECTURE.md"</w:instrText>
-      </w:r>
-      <w:r>
-        <w:rPr>
-          <w:rFonts w:ascii="Arial" w:hAnsi="Arial" w:cs="Arial"/>
-        </w:rPr>
-      </w:r>
-      <w:r>
-        <w:rPr>
-          <w:rFonts w:ascii="Arial" w:hAnsi="Arial" w:cs="Arial"/>
-        </w:rPr>
-        <w:fldChar w:fldCharType="separate"/>
-      </w:r>
-      <w:r>
-        <w:rPr>
-          <w:rStyle w:val="Hyperlink"/>
-          <w:rFonts w:ascii="Arial" w:hAnsi="Arial" w:cs="Arial"/>
-          <w:lang w:val="nl-NL"/>
-        </w:rPr>
-        <w:t>docs/</w:t>
-      </w:r>
-      <w:r>
-        <w:rPr>
-          <w:rStyle w:val="Hyperlink"/>
-          <w:rFonts w:ascii="Arial" w:hAnsi="Arial" w:cs="Arial"/>
-          <w:b/>
-          <w:bCs/>
-          <w:lang w:val="nl-NL"/>
-        </w:rPr>
-        <w:t>API_REFERENCE.md</w:t>
-      </w:r>
-    </w:p>
-    <w:p>
-      <w:pPr>
-        <w:pStyle w:val="Heading3"/>
-        <w:rPr>
-          <w:rFonts w:ascii="Arial" w:hAnsi="Arial" w:cs="Arial"/>
-          <w:lang w:val="nl-NL"/>
-        </w:rPr>
-      </w:pPr>
-      <w:r>
-        <w:rPr>
-          <w:rFonts w:ascii="Arial" w:hAnsi="Arial" w:cs="Arial"/>
-        </w:rPr>
-        <w:fldChar w:fldCharType="end"/>
-      </w:r>
-      <w:bookmarkStart w:id="45" w:name="_Toc220781017"/>
-      <w:r>
-        <w:rPr>
-          <w:rFonts w:ascii="Arial" w:eastAsia="Times New Roman" w:hAnsi="Arial" w:cs="Arial"/>
-          <w:lang w:val="nl-NL"/>
-        </w:rPr>
-        <w:t xml:space="preserve">Bijlage </w:t>
-      </w:r>
-      <w:r>
-        <w:rPr>
-          <w:rFonts w:ascii="Arial" w:eastAsia="Times New Roman" w:hAnsi="Arial" w:cs="Arial"/>
-          <w:lang w:val="nl-NL"/>
-        </w:rPr>
-        <w:t>C</w:t>
-      </w:r>
-      <w:r>
-        <w:rPr>
-          <w:rFonts w:ascii="Arial" w:eastAsia="Times New Roman" w:hAnsi="Arial" w:cs="Arial"/>
-          <w:lang w:val="nl-NL"/>
-        </w:rPr>
-        <w:t xml:space="preserve">: </w:t>
-      </w:r>
-      <w:r>
-        <w:rPr>
-          <w:rFonts w:ascii="Arial" w:eastAsia="Times New Roman" w:hAnsi="Arial" w:cs="Arial"/>
-          <w:lang w:val="nl-NL"/>
-        </w:rPr>
-        <w:t>Diagrammen zijn allemaal gedocumenteerd in</w:t>
-      </w:r>
-      <w:bookmarkEnd w:id="45"/>
-    </w:p>
-    <w:p>
-      <w:pPr>
-        <w:pStyle w:val="NormalWeb"/>
-        <w:rPr>
-          <w:rFonts w:ascii="Arial" w:hAnsi="Arial" w:cs="Arial"/>
-          <w:lang w:val="nl-NL"/>
-        </w:rPr>
-      </w:pPr>
-      <w:r>
-        <w:rPr>
-          <w:rFonts w:ascii="Arial" w:hAnsi="Arial" w:cs="Arial"/>
-          <w:lang w:val="nl-NL"/>
-        </w:rPr>
-        <w:t xml:space="preserve">Volledige databaseschema's met table-definities, indexes en relaties zijn gedocumenteerd in </w:t>
-      </w:r>
-      <w:r>
-        <w:rPr>
-          <w:rFonts w:ascii="Arial" w:hAnsi="Arial" w:cs="Arial"/>
-          <w:lang w:val="nl-NL"/>
-        </w:rPr>
-        <w:t xml:space="preserve">de </w:t>
-      </w:r>
-      <w:proofErr w:type="spellStart"/>
-      <w:r>
-        <w:rPr>
-          <w:rFonts w:ascii="Arial" w:hAnsi="Arial" w:cs="Arial"/>
-          <w:lang w:val="nl-NL"/>
-        </w:rPr>
-        <w:t>github</w:t>
-      </w:r>
-      <w:proofErr w:type="spellEnd"/>
-      <w:r>
-        <w:rPr>
-          <w:rFonts w:ascii="Arial" w:hAnsi="Arial" w:cs="Arial"/>
-          <w:lang w:val="nl-NL"/>
-        </w:rPr>
-        <w:t xml:space="preserve"> </w:t>
-      </w:r>
-      <w:hyperlink r:id="rId55" w:history="1">
-        <w:proofErr w:type="spellStart"/>
         <w:r>
           <w:rPr>
             <w:rStyle w:val="Hyperlink"/>
             <w:rFonts w:ascii="Arial" w:hAnsi="Arial" w:cs="Arial"/>
             <w:lang w:val="nl-NL"/>
           </w:rPr>
-          <w:t>docs</w:t>
-        </w:r>
-        <w:proofErr w:type="spellEnd"/>
-        <w:r>
-          <w:rPr>
-            <w:rStyle w:val="Hyperlink"/>
-            <w:rFonts w:ascii="Arial" w:hAnsi="Arial" w:cs="Arial"/>
-            <w:lang w:val="nl-NL"/>
-          </w:rPr>
-          <w:t>/</w:t>
-        </w:r>
-        <w:proofErr w:type="spellStart"/>
-        <w:r>
-          <w:rPr>
-            <w:rStyle w:val="Hyperlink"/>
-            <w:rFonts w:ascii="Arial" w:hAnsi="Arial" w:cs="Arial"/>
-            <w:lang w:val="nl-NL"/>
-          </w:rPr>
-          <w:t>diagrams</w:t>
-        </w:r>
-        <w:proofErr w:type="spellEnd"/>
-        <w:r>
-          <w:rPr>
-            <w:rStyle w:val="Hyperlink"/>
-            <w:rFonts w:ascii="Arial" w:hAnsi="Arial" w:cs="Arial"/>
-            <w:lang w:val="nl-NL"/>
-          </w:rPr>
-          <w:t>/</w:t>
+          <w:t>diagrams/</w:t>
         </w:r>
       </w:hyperlink>
     </w:p>
@@ -17392,25 +17044,9 @@
           <w:rFonts w:ascii="Arial" w:hAnsi="Arial" w:cs="Arial"/>
           <w:lang w:val="nl-NL"/>
         </w:rPr>
-        <w:t xml:space="preserve">Stap voor stap deployment voor elke kleine onderdeel staat voor elk gedocumenteerd in de docs folder op </w:t>
-      </w:r>
-      <w:proofErr w:type="spellStart"/>
-      <w:r>
-        <w:rPr>
-          <w:rFonts w:ascii="Arial" w:hAnsi="Arial" w:cs="Arial"/>
-          <w:lang w:val="nl-NL"/>
-        </w:rPr>
-        <w:t>github</w:t>
-      </w:r>
-      <w:proofErr w:type="spellEnd"/>
-      <w:r>
-        <w:rPr>
-          <w:rFonts w:ascii="Arial" w:hAnsi="Arial" w:cs="Arial"/>
-          <w:lang w:val="nl-NL"/>
-        </w:rPr>
-        <w:t xml:space="preserve">: </w:t>
-      </w:r>
-      <w:hyperlink r:id="rId56" w:history="1">
+        <w:t xml:space="preserve">Stap voor stap deployment voor elke kleine onderdeel staat voor elk gedocumenteerd in de docs folder op github: </w:t>
+      </w:r>
+      <w:hyperlink r:id="rId57" w:history="1">
         <w:r>
           <w:rPr>
             <w:rStyle w:val="Hyperlink"/>
@@ -17495,31 +17131,31 @@
           <w:rFonts w:ascii="Arial" w:eastAsia="Times New Roman" w:hAnsi="Arial" w:cs="Arial"/>
           <w:lang w:val="nl-NL"/>
         </w:rPr>
+        <w:t>Bijlage 1: Feedbackformulier</w:t>
+      </w:r>
+      <w:bookmarkEnd w:id="48"/>
+      <w:r>
+        <w:rPr>
+          <w:rFonts w:ascii="Arial" w:eastAsia="Times New Roman" w:hAnsi="Arial" w:cs="Arial"/>
+          <w:lang w:val="nl-NL"/>
+        </w:rPr>
+        <w:t xml:space="preserve"> 95%</w:t>
+      </w:r>
+    </w:p>
+    <w:p>
+      <w:pPr>
+        <w:rPr>
+          <w:rFonts w:ascii="Arial" w:eastAsia="Times New Roman" w:hAnsi="Arial" w:cs="Arial"/>
+          <w:lang w:val="nl-NL"/>
+        </w:rPr>
+      </w:pPr>
+      <w:r>
+        <w:rPr>
+          <w:rFonts w:ascii="Arial" w:eastAsia="Times New Roman" w:hAnsi="Arial" w:cs="Arial"/>
+          <w:noProof/>
+          <w:lang w:val="nl-NL"/>
+        </w:rPr>
         <w:lastRenderedPageBreak/>
-        <w:t>Bijlage 1: Feedbackformulier</w:t>
-      </w:r>
-      <w:bookmarkEnd w:id="48"/>
-      <w:r>
-        <w:rPr>
-          <w:rFonts w:ascii="Arial" w:eastAsia="Times New Roman" w:hAnsi="Arial" w:cs="Arial"/>
-          <w:lang w:val="nl-NL"/>
-        </w:rPr>
-        <w:t xml:space="preserve"> 95%</w:t>
-      </w:r>
-    </w:p>
-    <w:p>
-      <w:pPr>
-        <w:rPr>
-          <w:rFonts w:ascii="Arial" w:eastAsia="Times New Roman" w:hAnsi="Arial" w:cs="Arial"/>
-          <w:lang w:val="nl-NL"/>
-        </w:rPr>
-      </w:pPr>
-      <w:r>
-        <w:rPr>
-          <w:rFonts w:ascii="Arial" w:eastAsia="Times New Roman" w:hAnsi="Arial" w:cs="Arial"/>
-          <w:noProof/>
-          <w:lang w:val="nl-NL"/>
-        </w:rPr>
         <w:drawing>
           <wp:inline distT="0" distB="0" distL="0" distR="0" wp14:anchorId="2575FE24" wp14:editId="2E6476FF">
             <wp:extent cx="5943600" cy="7444105"/>
@@ -17536,7 +17172,7 @@
                     <pic:cNvPicPr/>
                   </pic:nvPicPr>
                   <pic:blipFill>
-                    <a:blip r:embed="rId57"/>
+                    <a:blip r:embed="rId58"/>
                     <a:stretch>
                       <a:fillRect/>
                     </a:stretch>
@@ -17587,7 +17223,7 @@
                     <pic:cNvPicPr/>
                   </pic:nvPicPr>
                   <pic:blipFill>
-                    <a:blip r:embed="rId58"/>
+                    <a:blip r:embed="rId59"/>
                     <a:stretch>
                       <a:fillRect/>
                     </a:stretch>
@@ -17795,7 +17431,6 @@
                 <w:szCs w:val="24"/>
               </w:rPr>
             </w:pPr>
-            <w:proofErr w:type="spellStart"/>
             <w:r>
               <w:rPr>
                 <w:rFonts w:cstheme="minorHAnsi"/>
@@ -17804,18 +17439,7 @@
                 <w:sz w:val="24"/>
                 <w:szCs w:val="24"/>
               </w:rPr>
-              <w:t>Rémon</w:t>
-            </w:r>
-            <w:proofErr w:type="spellEnd"/>
-            <w:r>
-              <w:rPr>
-                <w:rFonts w:cstheme="minorHAnsi"/>
-                <w:b/>
-                <w:bCs/>
-                <w:sz w:val="24"/>
-                <w:szCs w:val="24"/>
-              </w:rPr>
-              <w:t xml:space="preserve"> Zander</w:t>
+              <w:t>Rémon Zander</w:t>
             </w:r>
           </w:p>
         </w:tc>
@@ -18325,61 +17949,7 @@
                 <w:sz w:val="24"/>
                 <w:szCs w:val="24"/>
               </w:rPr>
-              <w:t xml:space="preserve">Version control en project bewaking: Vaak had Derk toch nog problemen met zijn demo’s terwijl hij weldegelijk werkende versies had. Hij heeft nu </w:t>
-            </w:r>
-            <w:proofErr w:type="spellStart"/>
-            <w:r>
-              <w:rPr>
-                <w:rFonts w:cstheme="minorHAnsi"/>
-                <w:sz w:val="24"/>
-                <w:szCs w:val="24"/>
-              </w:rPr>
-              <w:t>version</w:t>
-            </w:r>
-            <w:proofErr w:type="spellEnd"/>
-            <w:r>
-              <w:rPr>
-                <w:rFonts w:cstheme="minorHAnsi"/>
-                <w:sz w:val="24"/>
-                <w:szCs w:val="24"/>
-              </w:rPr>
-              <w:t xml:space="preserve"> control, maar hij kan nu ook beter </w:t>
-            </w:r>
-            <w:proofErr w:type="spellStart"/>
-            <w:r>
-              <w:rPr>
-                <w:rFonts w:cstheme="minorHAnsi"/>
-                <w:sz w:val="24"/>
-                <w:szCs w:val="24"/>
-              </w:rPr>
-              <w:t>MVP’s</w:t>
-            </w:r>
-            <w:proofErr w:type="spellEnd"/>
-            <w:r>
-              <w:rPr>
-                <w:rFonts w:cstheme="minorHAnsi"/>
-                <w:sz w:val="24"/>
-                <w:szCs w:val="24"/>
-              </w:rPr>
-              <w:t xml:space="preserve"> maken zodat we gedurende het project werkende </w:t>
-            </w:r>
-            <w:proofErr w:type="gramStart"/>
-            <w:r>
-              <w:rPr>
-                <w:rFonts w:cstheme="minorHAnsi"/>
-                <w:sz w:val="24"/>
-                <w:szCs w:val="24"/>
-              </w:rPr>
-              <w:t>software /</w:t>
-            </w:r>
-            <w:proofErr w:type="gramEnd"/>
-            <w:r>
-              <w:rPr>
-                <w:rFonts w:cstheme="minorHAnsi"/>
-                <w:sz w:val="24"/>
-                <w:szCs w:val="24"/>
-              </w:rPr>
-              <w:t xml:space="preserve"> hardware hebben</w:t>
+              <w:t>Version control en project bewaking: Vaak had Derk toch nog problemen met zijn demo’s terwijl hij weldegelijk werkende versies had. Hij heeft nu version control, maar hij kan nu ook beter MVP’s maken zodat we gedurende het project werkende software / hardware hebben</w:t>
             </w:r>
           </w:p>
           <w:p>
@@ -18492,7 +18062,7 @@
       </w:pPr>
     </w:p>
     <w:sectPr>
-      <w:footerReference w:type="default" r:id="rId59"/>
+      <w:footerReference w:type="default" r:id="rId60"/>
       <w:pgSz w:w="12240" w:h="15840"/>
       <w:pgMar w:top="1440" w:right="1440" w:bottom="1440" w:left="1440" w:header="720" w:footer="720" w:gutter="0"/>
       <w:cols w:space="720"/>
@@ -18608,12 +18178,12 @@
 <w:numbering xmlns:wpc="http://schemas.microsoft.com/office/word/2010/wordprocessingCanvas" xmlns:cx="http://schemas.microsoft.com/office/drawing/2014/chartex" xmlns:cx1="http://schemas.microsoft.com/office/drawing/2015/9/8/chartex" xmlns:cx2="http://schemas.microsoft.com/office/drawing/2015/10/21/chartex" xmlns:cx3="http://schemas.microsoft.com/office/drawing/2016/5/9/chartex" xmlns:cx4="http://schemas.microsoft.com/office/drawing/2016/5/10/chartex" xmlns:cx5="http://schemas.microsoft.com/office/drawing/2016/5/11/chartex" xmlns:cx6="http://schemas.microsoft.com/office/drawing/2016/5/12/chartex" xmlns:cx7="http://schemas.microsoft.com/office/drawing/2016/5/13/chartex" xmlns:cx8="http://schemas.microsoft.com/office/drawing/2016/5/14/chartex" xmlns:mc="http://schemas.openxmlformats.org/markup-compatibility/2006" xmlns:aink="http://schemas.microsoft.com/office/drawing/2016/ink" xmlns:am3d="http://schemas.microsoft.com/office/drawing/2017/model3d" xmlns:o="urn:schemas-microsoft-com:office:office" xmlns:oel="http://schemas.microsoft.com/office/2019/extlst" xmlns:r="http://schemas.openxmlformats.org/officeDocument/2006/relationships" xmlns:m="http://schemas.openxmlformats.org/officeDocument/2006/math" xmlns:v="urn:schemas-microsoft-com:vml" xmlns:wp14="http://schemas.microsoft.com/office/word/2010/wordprocessingDrawing" xmlns:wp="http://schemas.openxmlformats.org/drawingml/2006/wordprocessingDrawing" xmlns:w10="urn:schemas-microsoft-com:office:word" xmlns:w="http://schemas.openxmlformats.org/wordprocessingml/2006/main" xmlns:w14="http://schemas.microsoft.com/office/word/2010/wordml" xmlns:w15="http://schemas.microsoft.com/office/word/2012/wordml" xmlns:w16cex="http://schemas.microsoft.com/office/word/2018/wordml/cex" xmlns:w16cid="http://schemas.microsoft.com/office/word/2016/wordml/cid" xmlns:w16="http://schemas.microsoft.com/office/word/2018/wordml" xmlns:w16du="http://schemas.microsoft.com/office/word/2023/wordml/word16du" xmlns:w16sdtdh="http://schemas.microsoft.com/office/word/2020/wordml/sdtdatahash" xmlns:w16sdtfl="http://schemas.microsoft.com/office/word/2024/wordml/sdtformatlock" xmlns:w16se="http://schemas.microsoft.com/office/word/2015/wordml/symex" xmlns:wpg="http://schemas.microsoft.com/office/word/2010/wordprocessingGroup" xmlns:wpi="http://schemas.microsoft.com/office/word/2010/wordprocessingInk" xmlns:wne="http://schemas.microsoft.com/office/word/2006/wordml" xmlns:wps="http://schemas.microsoft.com/office/word/2010/wordprocessingShape" mc:Ignorable="w14 w15 w16se w16cid w16 w16cex w16sdtdh w16sdtfl w16du wp14">
   <w:numPicBullet w:numPicBulletId="0">
     <w:pict>
-      <v:rect id="_x0000_i1042" style="width:0;height:1.5pt" o:hralign="center" o:bullet="t" o:hrstd="t" o:hr="t" fillcolor="#a0a0a0" stroked="f"/>
+      <v:rect id="_x0000_i1050" style="width:0;height:1.5pt" o:hralign="center" o:bullet="t" o:hrstd="t" o:hr="t" fillcolor="#a0a0a0" stroked="f"/>
     </w:pict>
   </w:numPicBullet>
   <w:numPicBullet w:numPicBulletId="1">
     <w:pict>
-      <v:rect id="_x0000_i1043" style="width:0;height:1.5pt" o:hralign="center" o:bullet="t" o:hrstd="t" o:hr="t" fillcolor="#a0a0a0" stroked="f"/>
+      <v:rect id="_x0000_i1051" style="width:0;height:1.5pt" o:hralign="center" o:bullet="t" o:hrstd="t" o:hr="t" fillcolor="#a0a0a0" stroked="f"/>
     </w:pict>
   </w:numPicBullet>
   <w:abstractNum w:abstractNumId="0" w15:restartNumberingAfterBreak="0">
